--- a/wwwroot/DocxModel/Common_PHY/PHY_Weight.docx
+++ b/wwwroot/DocxModel/Common_PHY/PHY_Weight.docx
@@ -418,6 +418,7 @@
               </w:rPr>
               <w:t>oz/yd</w:t>
             </w:r>
+            <w:proofErr w:type="gramStart"/>
             <w:r>
               <w:rPr>
                 <w:rFonts w:eastAsia="黑体" w:cs="Calibri" w:hint="eastAsia"/>
@@ -436,6 +437,7 @@
               </w:rPr>
               <w:t>)</w:t>
             </w:r>
+            <w:proofErr w:type="gramEnd"/>
           </w:p>
         </w:tc>
         <w:tc>
@@ -552,6 +554,7 @@
                 <w:szCs w:val="13"/>
               </w:rPr>
             </w:pPr>
+            <w:proofErr w:type="spellStart"/>
             <w:r>
               <w:rPr>
                 <w:rFonts w:ascii="Arial" w:eastAsia="黑体" w:hAnsi="Arial" w:cs="Arial" w:hint="eastAsia"/>
@@ -568,7 +571,17 @@
                 <w:sz w:val="20"/>
                 <w:szCs w:val="20"/>
               </w:rPr>
-              <w:t>b/dozen)</w:t>
+              <w:t>b</w:t>
+            </w:r>
+            <w:proofErr w:type="spellEnd"/>
+            <w:r>
+              <w:rPr>
+                <w:rFonts w:ascii="Arial" w:eastAsia="黑体" w:hAnsi="Arial" w:cs="Arial" w:hint="eastAsia"/>
+                <w:color w:val="538135" w:themeColor="accent6" w:themeShade="BF"/>
+                <w:sz w:val="20"/>
+                <w:szCs w:val="20"/>
+              </w:rPr>
+              <w:t>/dozen)</w:t>
             </w:r>
           </w:p>
         </w:tc>
@@ -1412,14 +1425,15 @@
         <w:tblLook w:val="04A0" w:firstRow="1" w:lastRow="0" w:firstColumn="1" w:lastColumn="0" w:noHBand="0" w:noVBand="1"/>
       </w:tblPr>
       <w:tblGrid>
-        <w:gridCol w:w="993"/>
+        <w:gridCol w:w="1134"/>
+        <w:gridCol w:w="1418"/>
+        <w:gridCol w:w="1332"/>
+        <w:gridCol w:w="1332"/>
+        <w:gridCol w:w="1163"/>
+        <w:gridCol w:w="170"/>
+        <w:gridCol w:w="1332"/>
+        <w:gridCol w:w="1333"/>
         <w:gridCol w:w="1275"/>
-        <w:gridCol w:w="1276"/>
-        <w:gridCol w:w="1276"/>
-        <w:gridCol w:w="1417"/>
-        <w:gridCol w:w="1418"/>
-        <w:gridCol w:w="1417"/>
-        <w:gridCol w:w="1417"/>
       </w:tblGrid>
       <w:tr>
         <w:trPr>
@@ -1428,7 +1442,7 @@
         </w:trPr>
         <w:tc>
           <w:tcPr>
-            <w:tcW w:w="993" w:type="dxa"/>
+            <w:tcW w:w="1134" w:type="dxa"/>
             <w:tcBorders>
               <w:bottom w:val="single" w:sz="4" w:space="0" w:color="auto"/>
             </w:tcBorders>
@@ -1447,7 +1461,7 @@
         </w:tc>
         <w:tc>
           <w:tcPr>
-            <w:tcW w:w="5244" w:type="dxa"/>
+            <w:tcW w:w="5245" w:type="dxa"/>
             <w:gridSpan w:val="4"/>
             <w:tcBorders>
               <w:bottom w:val="single" w:sz="4" w:space="0" w:color="auto"/>
@@ -1502,8 +1516,8 @@
         </w:tc>
         <w:tc>
           <w:tcPr>
-            <w:tcW w:w="4252" w:type="dxa"/>
-            <w:gridSpan w:val="3"/>
+            <w:tcW w:w="4110" w:type="dxa"/>
+            <w:gridSpan w:val="4"/>
             <w:tcBorders>
               <w:bottom w:val="single" w:sz="4" w:space="0" w:color="auto"/>
             </w:tcBorders>
@@ -1563,7 +1577,7 @@
         </w:trPr>
         <w:tc>
           <w:tcPr>
-            <w:tcW w:w="993" w:type="dxa"/>
+            <w:tcW w:w="1134" w:type="dxa"/>
             <w:vMerge w:val="restart"/>
             <w:tcBorders>
               <w:top w:val="single" w:sz="4" w:space="0" w:color="auto"/>
@@ -1591,7 +1605,7 @@
         </w:tc>
         <w:tc>
           <w:tcPr>
-            <w:tcW w:w="1275" w:type="dxa"/>
+            <w:tcW w:w="1418" w:type="dxa"/>
             <w:vMerge w:val="restart"/>
             <w:tcBorders>
               <w:top w:val="single" w:sz="4" w:space="0" w:color="auto"/>
@@ -1625,8 +1639,8 @@
         </w:tc>
         <w:tc>
           <w:tcPr>
-            <w:tcW w:w="6804" w:type="dxa"/>
-            <w:gridSpan w:val="5"/>
+            <w:tcW w:w="6662" w:type="dxa"/>
+            <w:gridSpan w:val="6"/>
             <w:tcBorders>
               <w:top w:val="single" w:sz="4" w:space="0" w:color="auto"/>
               <w:left w:val="single" w:sz="4" w:space="0" w:color="auto"/>
@@ -1653,7 +1667,7 @@
         </w:tc>
         <w:tc>
           <w:tcPr>
-            <w:tcW w:w="1417" w:type="dxa"/>
+            <w:tcW w:w="1275" w:type="dxa"/>
             <w:vMerge w:val="restart"/>
             <w:tcBorders>
               <w:top w:val="single" w:sz="4" w:space="0" w:color="auto"/>
@@ -1686,7 +1700,7 @@
         </w:trPr>
         <w:tc>
           <w:tcPr>
-            <w:tcW w:w="993" w:type="dxa"/>
+            <w:tcW w:w="1134" w:type="dxa"/>
             <w:vMerge/>
             <w:tcBorders>
               <w:top w:val="single" w:sz="4" w:space="0" w:color="auto"/>
@@ -1708,6 +1722,157 @@
         </w:tc>
         <w:tc>
           <w:tcPr>
+            <w:tcW w:w="1418" w:type="dxa"/>
+            <w:vMerge/>
+            <w:tcBorders>
+              <w:left w:val="single" w:sz="4" w:space="0" w:color="auto"/>
+              <w:bottom w:val="single" w:sz="4" w:space="0" w:color="auto"/>
+              <w:right w:val="single" w:sz="4" w:space="0" w:color="auto"/>
+            </w:tcBorders>
+          </w:tcPr>
+          <w:p>
+            <w:pPr>
+              <w:spacing w:after="0" w:line="240" w:lineRule="auto"/>
+              <w:jc w:val="center"/>
+              <w:rPr>
+                <w:rFonts w:ascii="Arial" w:hAnsi="Arial" w:cs="Arial"/>
+              </w:rPr>
+            </w:pPr>
+          </w:p>
+        </w:tc>
+        <w:tc>
+          <w:tcPr>
+            <w:tcW w:w="1332" w:type="dxa"/>
+            <w:tcBorders>
+              <w:top w:val="single" w:sz="4" w:space="0" w:color="auto"/>
+              <w:left w:val="single" w:sz="4" w:space="0" w:color="auto"/>
+              <w:bottom w:val="single" w:sz="4" w:space="0" w:color="auto"/>
+              <w:right w:val="single" w:sz="4" w:space="0" w:color="auto"/>
+            </w:tcBorders>
+          </w:tcPr>
+          <w:p>
+            <w:pPr>
+              <w:spacing w:after="0" w:line="240" w:lineRule="auto"/>
+              <w:jc w:val="center"/>
+              <w:rPr>
+                <w:rFonts w:ascii="Arial" w:hAnsi="Arial" w:cs="Arial"/>
+              </w:rPr>
+            </w:pPr>
+            <w:r>
+              <w:rPr>
+                <w:rFonts w:ascii="Arial" w:hAnsi="Arial" w:cs="Arial" w:hint="eastAsia"/>
+              </w:rPr>
+              <w:t>#1</w:t>
+            </w:r>
+          </w:p>
+        </w:tc>
+        <w:tc>
+          <w:tcPr>
+            <w:tcW w:w="1332" w:type="dxa"/>
+            <w:tcBorders>
+              <w:top w:val="single" w:sz="4" w:space="0" w:color="auto"/>
+              <w:left w:val="single" w:sz="4" w:space="0" w:color="auto"/>
+              <w:bottom w:val="single" w:sz="4" w:space="0" w:color="auto"/>
+              <w:right w:val="single" w:sz="4" w:space="0" w:color="auto"/>
+            </w:tcBorders>
+          </w:tcPr>
+          <w:p>
+            <w:pPr>
+              <w:spacing w:after="0" w:line="240" w:lineRule="auto"/>
+              <w:jc w:val="center"/>
+              <w:rPr>
+                <w:rFonts w:ascii="Arial" w:hAnsi="Arial" w:cs="Arial"/>
+              </w:rPr>
+            </w:pPr>
+            <w:r>
+              <w:rPr>
+                <w:rFonts w:ascii="Arial" w:hAnsi="Arial" w:cs="Arial" w:hint="eastAsia"/>
+              </w:rPr>
+              <w:t>#2</w:t>
+            </w:r>
+          </w:p>
+        </w:tc>
+        <w:tc>
+          <w:tcPr>
+            <w:tcW w:w="1333" w:type="dxa"/>
+            <w:gridSpan w:val="2"/>
+            <w:tcBorders>
+              <w:top w:val="single" w:sz="4" w:space="0" w:color="auto"/>
+              <w:left w:val="single" w:sz="4" w:space="0" w:color="auto"/>
+              <w:bottom w:val="single" w:sz="4" w:space="0" w:color="auto"/>
+              <w:right w:val="single" w:sz="4" w:space="0" w:color="auto"/>
+            </w:tcBorders>
+          </w:tcPr>
+          <w:p>
+            <w:pPr>
+              <w:spacing w:after="0" w:line="240" w:lineRule="auto"/>
+              <w:jc w:val="center"/>
+              <w:rPr>
+                <w:rFonts w:ascii="Arial" w:hAnsi="Arial" w:cs="Arial"/>
+              </w:rPr>
+            </w:pPr>
+            <w:r>
+              <w:rPr>
+                <w:rFonts w:ascii="Arial" w:hAnsi="Arial" w:cs="Arial" w:hint="eastAsia"/>
+              </w:rPr>
+              <w:t>#3</w:t>
+            </w:r>
+          </w:p>
+        </w:tc>
+        <w:tc>
+          <w:tcPr>
+            <w:tcW w:w="1332" w:type="dxa"/>
+            <w:tcBorders>
+              <w:top w:val="single" w:sz="4" w:space="0" w:color="auto"/>
+              <w:left w:val="single" w:sz="4" w:space="0" w:color="auto"/>
+              <w:bottom w:val="single" w:sz="4" w:space="0" w:color="auto"/>
+              <w:right w:val="single" w:sz="4" w:space="0" w:color="auto"/>
+            </w:tcBorders>
+          </w:tcPr>
+          <w:p>
+            <w:pPr>
+              <w:spacing w:after="0" w:line="240" w:lineRule="auto"/>
+              <w:jc w:val="center"/>
+              <w:rPr>
+                <w:rFonts w:ascii="Arial" w:hAnsi="Arial" w:cs="Arial"/>
+              </w:rPr>
+            </w:pPr>
+            <w:r>
+              <w:rPr>
+                <w:rFonts w:ascii="Arial" w:hAnsi="Arial" w:cs="Arial" w:hint="eastAsia"/>
+              </w:rPr>
+              <w:t>#4</w:t>
+            </w:r>
+          </w:p>
+        </w:tc>
+        <w:tc>
+          <w:tcPr>
+            <w:tcW w:w="1333" w:type="dxa"/>
+            <w:tcBorders>
+              <w:top w:val="single" w:sz="4" w:space="0" w:color="auto"/>
+              <w:left w:val="single" w:sz="4" w:space="0" w:color="auto"/>
+              <w:bottom w:val="single" w:sz="4" w:space="0" w:color="auto"/>
+              <w:right w:val="single" w:sz="4" w:space="0" w:color="auto"/>
+            </w:tcBorders>
+          </w:tcPr>
+          <w:p>
+            <w:pPr>
+              <w:spacing w:after="0" w:line="240" w:lineRule="auto"/>
+              <w:jc w:val="center"/>
+              <w:rPr>
+                <w:rFonts w:ascii="Arial" w:hAnsi="Arial" w:cs="Arial"/>
+              </w:rPr>
+            </w:pPr>
+            <w:r>
+              <w:rPr>
+                <w:rFonts w:ascii="Arial" w:hAnsi="Arial" w:cs="Arial" w:hint="eastAsia"/>
+              </w:rPr>
+              <w:t>#5</w:t>
+            </w:r>
+          </w:p>
+        </w:tc>
+        <w:tc>
+          <w:tcPr>
             <w:tcW w:w="1275" w:type="dxa"/>
             <w:vMerge/>
             <w:tcBorders>
@@ -1719,89 +1884,39 @@
           <w:p>
             <w:pPr>
               <w:spacing w:after="0" w:line="240" w:lineRule="auto"/>
-              <w:jc w:val="center"/>
               <w:rPr>
                 <w:rFonts w:ascii="Arial" w:hAnsi="Arial" w:cs="Arial"/>
               </w:rPr>
             </w:pPr>
           </w:p>
         </w:tc>
-        <w:tc>
-          <w:tcPr>
-            <w:tcW w:w="1276" w:type="dxa"/>
+      </w:tr>
+      <w:tr>
+        <w:trPr>
+          <w:trHeight w:val="424"/>
+          <w:jc w:val="center"/>
+        </w:trPr>
+        <w:tc>
+          <w:tcPr>
+            <w:tcW w:w="1134" w:type="dxa"/>
             <w:tcBorders>
               <w:top w:val="single" w:sz="4" w:space="0" w:color="auto"/>
               <w:left w:val="single" w:sz="4" w:space="0" w:color="auto"/>
               <w:bottom w:val="single" w:sz="4" w:space="0" w:color="auto"/>
               <w:right w:val="single" w:sz="4" w:space="0" w:color="auto"/>
             </w:tcBorders>
-          </w:tcPr>
-          <w:p>
-            <w:pPr>
-              <w:spacing w:after="0" w:line="240" w:lineRule="auto"/>
-              <w:jc w:val="center"/>
-              <w:rPr>
-                <w:rFonts w:ascii="Arial" w:hAnsi="Arial" w:cs="Arial"/>
-              </w:rPr>
-            </w:pPr>
-            <w:r>
-              <w:rPr>
-                <w:rFonts w:ascii="Arial" w:hAnsi="Arial" w:cs="Arial" w:hint="eastAsia"/>
-              </w:rPr>
-              <w:t>#1</w:t>
-            </w:r>
-          </w:p>
-        </w:tc>
-        <w:tc>
-          <w:tcPr>
-            <w:tcW w:w="1276" w:type="dxa"/>
-            <w:tcBorders>
-              <w:top w:val="single" w:sz="4" w:space="0" w:color="auto"/>
-              <w:left w:val="single" w:sz="4" w:space="0" w:color="auto"/>
-              <w:bottom w:val="single" w:sz="4" w:space="0" w:color="auto"/>
-              <w:right w:val="single" w:sz="4" w:space="0" w:color="auto"/>
-            </w:tcBorders>
-          </w:tcPr>
-          <w:p>
-            <w:pPr>
-              <w:spacing w:after="0" w:line="240" w:lineRule="auto"/>
-              <w:jc w:val="center"/>
-              <w:rPr>
-                <w:rFonts w:ascii="Arial" w:hAnsi="Arial" w:cs="Arial"/>
-              </w:rPr>
-            </w:pPr>
-            <w:r>
-              <w:rPr>
-                <w:rFonts w:ascii="Arial" w:hAnsi="Arial" w:cs="Arial" w:hint="eastAsia"/>
-              </w:rPr>
-              <w:t>#2</w:t>
-            </w:r>
-          </w:p>
-        </w:tc>
-        <w:tc>
-          <w:tcPr>
-            <w:tcW w:w="1417" w:type="dxa"/>
-            <w:tcBorders>
-              <w:top w:val="single" w:sz="4" w:space="0" w:color="auto"/>
-              <w:left w:val="single" w:sz="4" w:space="0" w:color="auto"/>
-              <w:bottom w:val="single" w:sz="4" w:space="0" w:color="auto"/>
-              <w:right w:val="single" w:sz="4" w:space="0" w:color="auto"/>
-            </w:tcBorders>
-          </w:tcPr>
-          <w:p>
-            <w:pPr>
-              <w:spacing w:after="0" w:line="240" w:lineRule="auto"/>
-              <w:jc w:val="center"/>
-              <w:rPr>
-                <w:rFonts w:ascii="Arial" w:hAnsi="Arial" w:cs="Arial"/>
-              </w:rPr>
-            </w:pPr>
-            <w:r>
-              <w:rPr>
-                <w:rFonts w:ascii="Arial" w:hAnsi="Arial" w:cs="Arial" w:hint="eastAsia"/>
-              </w:rPr>
-              <w:t>#3</w:t>
-            </w:r>
+            <w:vAlign w:val="center"/>
+          </w:tcPr>
+          <w:p>
+            <w:pPr>
+              <w:spacing w:after="0" w:line="240" w:lineRule="auto"/>
+              <w:jc w:val="center"/>
+              <w:rPr>
+                <w:rFonts w:ascii="Arial" w:eastAsia="黑体" w:hAnsi="Arial" w:cs="Arial"/>
+                <w:sz w:val="18"/>
+                <w:szCs w:val="18"/>
+              </w:rPr>
+            </w:pPr>
           </w:p>
         </w:tc>
         <w:tc>
@@ -1813,77 +1928,23 @@
               <w:bottom w:val="single" w:sz="4" w:space="0" w:color="auto"/>
               <w:right w:val="single" w:sz="4" w:space="0" w:color="auto"/>
             </w:tcBorders>
-          </w:tcPr>
-          <w:p>
-            <w:pPr>
-              <w:spacing w:after="0" w:line="240" w:lineRule="auto"/>
-              <w:jc w:val="center"/>
-              <w:rPr>
-                <w:rFonts w:ascii="Arial" w:hAnsi="Arial" w:cs="Arial"/>
-              </w:rPr>
-            </w:pPr>
-            <w:r>
-              <w:rPr>
-                <w:rFonts w:ascii="Arial" w:hAnsi="Arial" w:cs="Arial" w:hint="eastAsia"/>
-              </w:rPr>
-              <w:t>#4</w:t>
-            </w:r>
-          </w:p>
-        </w:tc>
-        <w:tc>
-          <w:tcPr>
-            <w:tcW w:w="1417" w:type="dxa"/>
-            <w:tcBorders>
-              <w:top w:val="single" w:sz="4" w:space="0" w:color="auto"/>
-              <w:left w:val="single" w:sz="4" w:space="0" w:color="auto"/>
-              <w:bottom w:val="single" w:sz="4" w:space="0" w:color="auto"/>
-              <w:right w:val="single" w:sz="4" w:space="0" w:color="auto"/>
-            </w:tcBorders>
-          </w:tcPr>
-          <w:p>
-            <w:pPr>
-              <w:spacing w:after="0" w:line="240" w:lineRule="auto"/>
-              <w:jc w:val="center"/>
-              <w:rPr>
-                <w:rFonts w:ascii="Arial" w:hAnsi="Arial" w:cs="Arial"/>
-              </w:rPr>
-            </w:pPr>
-            <w:r>
-              <w:rPr>
-                <w:rFonts w:ascii="Arial" w:hAnsi="Arial" w:cs="Arial" w:hint="eastAsia"/>
-              </w:rPr>
-              <w:t>#5</w:t>
-            </w:r>
-          </w:p>
-        </w:tc>
-        <w:tc>
-          <w:tcPr>
-            <w:tcW w:w="1417" w:type="dxa"/>
-            <w:vMerge/>
-            <w:tcBorders>
-              <w:left w:val="single" w:sz="4" w:space="0" w:color="auto"/>
-              <w:bottom w:val="single" w:sz="4" w:space="0" w:color="auto"/>
-              <w:right w:val="single" w:sz="4" w:space="0" w:color="auto"/>
-            </w:tcBorders>
-          </w:tcPr>
-          <w:p>
-            <w:pPr>
-              <w:spacing w:after="0" w:line="240" w:lineRule="auto"/>
-              <w:rPr>
-                <w:rFonts w:ascii="Arial" w:hAnsi="Arial" w:cs="Arial"/>
-              </w:rPr>
-            </w:pPr>
-          </w:p>
-        </w:tc>
-      </w:tr>
-      <w:tr>
-        <w:trPr>
-          <w:trHeight w:val="424"/>
-          <w:jc w:val="center"/>
-        </w:trPr>
-        <w:tc>
-          <w:tcPr>
-            <w:tcW w:w="993" w:type="dxa"/>
+            <w:vAlign w:val="center"/>
+          </w:tcPr>
+          <w:p>
+            <w:pPr>
+              <w:spacing w:after="0" w:line="240" w:lineRule="auto"/>
+              <w:jc w:val="center"/>
+              <w:rPr>
+                <w:rFonts w:ascii="Arial" w:eastAsia="黑体" w:hAnsi="Arial" w:cs="Arial"/>
+                <w:sz w:val="20"/>
+                <w:szCs w:val="20"/>
+              </w:rPr>
+            </w:pPr>
+          </w:p>
+        </w:tc>
+        <w:tc>
+          <w:tcPr>
+            <w:tcW w:w="1332" w:type="dxa"/>
             <w:tcBorders>
               <w:top w:val="single" w:sz="4" w:space="0" w:color="auto"/>
               <w:left w:val="single" w:sz="4" w:space="0" w:color="auto"/>
@@ -1898,8 +1959,101 @@
               <w:jc w:val="center"/>
               <w:rPr>
                 <w:rFonts w:ascii="Arial" w:eastAsia="黑体" w:hAnsi="Arial" w:cs="Arial"/>
-                <w:sz w:val="18"/>
-                <w:szCs w:val="18"/>
+                <w:sz w:val="20"/>
+                <w:szCs w:val="20"/>
+              </w:rPr>
+            </w:pPr>
+          </w:p>
+        </w:tc>
+        <w:tc>
+          <w:tcPr>
+            <w:tcW w:w="1332" w:type="dxa"/>
+            <w:tcBorders>
+              <w:top w:val="single" w:sz="4" w:space="0" w:color="auto"/>
+              <w:left w:val="single" w:sz="4" w:space="0" w:color="auto"/>
+              <w:bottom w:val="single" w:sz="4" w:space="0" w:color="auto"/>
+              <w:right w:val="single" w:sz="4" w:space="0" w:color="auto"/>
+            </w:tcBorders>
+            <w:vAlign w:val="center"/>
+          </w:tcPr>
+          <w:p>
+            <w:pPr>
+              <w:spacing w:after="0" w:line="240" w:lineRule="auto"/>
+              <w:jc w:val="center"/>
+              <w:rPr>
+                <w:rFonts w:ascii="Arial" w:eastAsia="黑体" w:hAnsi="Arial" w:cs="Arial"/>
+                <w:sz w:val="20"/>
+                <w:szCs w:val="20"/>
+              </w:rPr>
+            </w:pPr>
+          </w:p>
+        </w:tc>
+        <w:tc>
+          <w:tcPr>
+            <w:tcW w:w="1333" w:type="dxa"/>
+            <w:gridSpan w:val="2"/>
+            <w:tcBorders>
+              <w:top w:val="single" w:sz="4" w:space="0" w:color="auto"/>
+              <w:left w:val="single" w:sz="4" w:space="0" w:color="auto"/>
+              <w:bottom w:val="single" w:sz="4" w:space="0" w:color="auto"/>
+              <w:right w:val="single" w:sz="4" w:space="0" w:color="auto"/>
+            </w:tcBorders>
+            <w:vAlign w:val="center"/>
+          </w:tcPr>
+          <w:p>
+            <w:pPr>
+              <w:spacing w:after="0" w:line="240" w:lineRule="auto"/>
+              <w:jc w:val="center"/>
+              <w:rPr>
+                <w:rFonts w:ascii="Arial" w:eastAsia="黑体" w:hAnsi="Arial" w:cs="Arial"/>
+                <w:sz w:val="20"/>
+                <w:szCs w:val="20"/>
+              </w:rPr>
+            </w:pPr>
+          </w:p>
+        </w:tc>
+        <w:tc>
+          <w:tcPr>
+            <w:tcW w:w="1332" w:type="dxa"/>
+            <w:tcBorders>
+              <w:top w:val="single" w:sz="4" w:space="0" w:color="auto"/>
+              <w:left w:val="single" w:sz="4" w:space="0" w:color="auto"/>
+              <w:bottom w:val="single" w:sz="4" w:space="0" w:color="auto"/>
+              <w:right w:val="single" w:sz="4" w:space="0" w:color="auto"/>
+            </w:tcBorders>
+            <w:vAlign w:val="center"/>
+          </w:tcPr>
+          <w:p>
+            <w:pPr>
+              <w:spacing w:after="0" w:line="240" w:lineRule="auto"/>
+              <w:jc w:val="center"/>
+              <w:rPr>
+                <w:rFonts w:ascii="Arial" w:eastAsia="黑体" w:hAnsi="Arial" w:cs="Arial"/>
+                <w:sz w:val="20"/>
+                <w:szCs w:val="20"/>
+              </w:rPr>
+            </w:pPr>
+          </w:p>
+        </w:tc>
+        <w:tc>
+          <w:tcPr>
+            <w:tcW w:w="1333" w:type="dxa"/>
+            <w:tcBorders>
+              <w:top w:val="single" w:sz="4" w:space="0" w:color="auto"/>
+              <w:left w:val="single" w:sz="4" w:space="0" w:color="auto"/>
+              <w:bottom w:val="single" w:sz="4" w:space="0" w:color="auto"/>
+              <w:right w:val="single" w:sz="4" w:space="0" w:color="auto"/>
+            </w:tcBorders>
+            <w:vAlign w:val="center"/>
+          </w:tcPr>
+          <w:p>
+            <w:pPr>
+              <w:spacing w:after="0" w:line="240" w:lineRule="auto"/>
+              <w:jc w:val="center"/>
+              <w:rPr>
+                <w:rFonts w:ascii="Arial" w:eastAsia="黑体" w:hAnsi="Arial" w:cs="Arial"/>
+                <w:sz w:val="20"/>
+                <w:szCs w:val="20"/>
               </w:rPr>
             </w:pPr>
           </w:p>
@@ -1927,9 +2081,15 @@
             </w:pPr>
           </w:p>
         </w:tc>
-        <w:tc>
-          <w:tcPr>
-            <w:tcW w:w="1276" w:type="dxa"/>
+      </w:tr>
+      <w:tr>
+        <w:trPr>
+          <w:trHeight w:val="424"/>
+          <w:jc w:val="center"/>
+        </w:trPr>
+        <w:tc>
+          <w:tcPr>
+            <w:tcW w:w="1134" w:type="dxa"/>
             <w:tcBorders>
               <w:top w:val="single" w:sz="4" w:space="0" w:color="auto"/>
               <w:left w:val="single" w:sz="4" w:space="0" w:color="auto"/>
@@ -1944,54 +2104,8 @@
               <w:jc w:val="center"/>
               <w:rPr>
                 <w:rFonts w:ascii="Arial" w:eastAsia="黑体" w:hAnsi="Arial" w:cs="Arial"/>
-                <w:sz w:val="20"/>
-                <w:szCs w:val="20"/>
-              </w:rPr>
-            </w:pPr>
-          </w:p>
-        </w:tc>
-        <w:tc>
-          <w:tcPr>
-            <w:tcW w:w="1276" w:type="dxa"/>
-            <w:tcBorders>
-              <w:top w:val="single" w:sz="4" w:space="0" w:color="auto"/>
-              <w:left w:val="single" w:sz="4" w:space="0" w:color="auto"/>
-              <w:bottom w:val="single" w:sz="4" w:space="0" w:color="auto"/>
-              <w:right w:val="single" w:sz="4" w:space="0" w:color="auto"/>
-            </w:tcBorders>
-            <w:vAlign w:val="center"/>
-          </w:tcPr>
-          <w:p>
-            <w:pPr>
-              <w:spacing w:after="0" w:line="240" w:lineRule="auto"/>
-              <w:jc w:val="center"/>
-              <w:rPr>
-                <w:rFonts w:ascii="Arial" w:eastAsia="黑体" w:hAnsi="Arial" w:cs="Arial"/>
-                <w:sz w:val="20"/>
-                <w:szCs w:val="20"/>
-              </w:rPr>
-            </w:pPr>
-          </w:p>
-        </w:tc>
-        <w:tc>
-          <w:tcPr>
-            <w:tcW w:w="1417" w:type="dxa"/>
-            <w:tcBorders>
-              <w:top w:val="single" w:sz="4" w:space="0" w:color="auto"/>
-              <w:left w:val="single" w:sz="4" w:space="0" w:color="auto"/>
-              <w:bottom w:val="single" w:sz="4" w:space="0" w:color="auto"/>
-              <w:right w:val="single" w:sz="4" w:space="0" w:color="auto"/>
-            </w:tcBorders>
-            <w:vAlign w:val="center"/>
-          </w:tcPr>
-          <w:p>
-            <w:pPr>
-              <w:spacing w:after="0" w:line="240" w:lineRule="auto"/>
-              <w:jc w:val="center"/>
-              <w:rPr>
-                <w:rFonts w:ascii="Arial" w:eastAsia="黑体" w:hAnsi="Arial" w:cs="Arial"/>
-                <w:sz w:val="20"/>
-                <w:szCs w:val="20"/>
+                <w:sz w:val="18"/>
+                <w:szCs w:val="18"/>
               </w:rPr>
             </w:pPr>
           </w:p>
@@ -2021,7 +2135,7 @@
         </w:tc>
         <w:tc>
           <w:tcPr>
-            <w:tcW w:w="1417" w:type="dxa"/>
+            <w:tcW w:w="1332" w:type="dxa"/>
             <w:tcBorders>
               <w:top w:val="single" w:sz="4" w:space="0" w:color="auto"/>
               <w:left w:val="single" w:sz="4" w:space="0" w:color="auto"/>
@@ -2044,7 +2158,7 @@
         </w:tc>
         <w:tc>
           <w:tcPr>
-            <w:tcW w:w="1417" w:type="dxa"/>
+            <w:tcW w:w="1332" w:type="dxa"/>
             <w:tcBorders>
               <w:top w:val="single" w:sz="4" w:space="0" w:color="auto"/>
               <w:left w:val="single" w:sz="4" w:space="0" w:color="auto"/>
@@ -2065,15 +2179,10 @@
             </w:pPr>
           </w:p>
         </w:tc>
-      </w:tr>
-      <w:tr>
-        <w:trPr>
-          <w:trHeight w:val="424"/>
-          <w:jc w:val="center"/>
-        </w:trPr>
-        <w:tc>
-          <w:tcPr>
-            <w:tcW w:w="993" w:type="dxa"/>
+        <w:tc>
+          <w:tcPr>
+            <w:tcW w:w="1333" w:type="dxa"/>
+            <w:gridSpan w:val="2"/>
             <w:tcBorders>
               <w:top w:val="single" w:sz="4" w:space="0" w:color="auto"/>
               <w:left w:val="single" w:sz="4" w:space="0" w:color="auto"/>
@@ -2088,8 +2197,54 @@
               <w:jc w:val="center"/>
               <w:rPr>
                 <w:rFonts w:ascii="Arial" w:eastAsia="黑体" w:hAnsi="Arial" w:cs="Arial"/>
-                <w:sz w:val="18"/>
-                <w:szCs w:val="18"/>
+                <w:sz w:val="20"/>
+                <w:szCs w:val="20"/>
+              </w:rPr>
+            </w:pPr>
+          </w:p>
+        </w:tc>
+        <w:tc>
+          <w:tcPr>
+            <w:tcW w:w="1332" w:type="dxa"/>
+            <w:tcBorders>
+              <w:top w:val="single" w:sz="4" w:space="0" w:color="auto"/>
+              <w:left w:val="single" w:sz="4" w:space="0" w:color="auto"/>
+              <w:bottom w:val="single" w:sz="4" w:space="0" w:color="auto"/>
+              <w:right w:val="single" w:sz="4" w:space="0" w:color="auto"/>
+            </w:tcBorders>
+            <w:vAlign w:val="center"/>
+          </w:tcPr>
+          <w:p>
+            <w:pPr>
+              <w:spacing w:after="0" w:line="240" w:lineRule="auto"/>
+              <w:jc w:val="center"/>
+              <w:rPr>
+                <w:rFonts w:ascii="Arial" w:eastAsia="黑体" w:hAnsi="Arial" w:cs="Arial"/>
+                <w:sz w:val="20"/>
+                <w:szCs w:val="20"/>
+              </w:rPr>
+            </w:pPr>
+          </w:p>
+        </w:tc>
+        <w:tc>
+          <w:tcPr>
+            <w:tcW w:w="1333" w:type="dxa"/>
+            <w:tcBorders>
+              <w:top w:val="single" w:sz="4" w:space="0" w:color="auto"/>
+              <w:left w:val="single" w:sz="4" w:space="0" w:color="auto"/>
+              <w:bottom w:val="single" w:sz="4" w:space="0" w:color="auto"/>
+              <w:right w:val="single" w:sz="4" w:space="0" w:color="auto"/>
+            </w:tcBorders>
+            <w:vAlign w:val="center"/>
+          </w:tcPr>
+          <w:p>
+            <w:pPr>
+              <w:spacing w:after="0" w:line="240" w:lineRule="auto"/>
+              <w:jc w:val="center"/>
+              <w:rPr>
+                <w:rFonts w:ascii="Arial" w:eastAsia="黑体" w:hAnsi="Arial" w:cs="Arial"/>
+                <w:sz w:val="20"/>
+                <w:szCs w:val="20"/>
               </w:rPr>
             </w:pPr>
           </w:p>
@@ -2117,9 +2272,15 @@
             </w:pPr>
           </w:p>
         </w:tc>
-        <w:tc>
-          <w:tcPr>
-            <w:tcW w:w="1276" w:type="dxa"/>
+      </w:tr>
+      <w:tr>
+        <w:trPr>
+          <w:trHeight w:val="424"/>
+          <w:jc w:val="center"/>
+        </w:trPr>
+        <w:tc>
+          <w:tcPr>
+            <w:tcW w:w="1134" w:type="dxa"/>
             <w:tcBorders>
               <w:top w:val="single" w:sz="4" w:space="0" w:color="auto"/>
               <w:left w:val="single" w:sz="4" w:space="0" w:color="auto"/>
@@ -2134,54 +2295,8 @@
               <w:jc w:val="center"/>
               <w:rPr>
                 <w:rFonts w:ascii="Arial" w:eastAsia="黑体" w:hAnsi="Arial" w:cs="Arial"/>
-                <w:sz w:val="20"/>
-                <w:szCs w:val="20"/>
-              </w:rPr>
-            </w:pPr>
-          </w:p>
-        </w:tc>
-        <w:tc>
-          <w:tcPr>
-            <w:tcW w:w="1276" w:type="dxa"/>
-            <w:tcBorders>
-              <w:top w:val="single" w:sz="4" w:space="0" w:color="auto"/>
-              <w:left w:val="single" w:sz="4" w:space="0" w:color="auto"/>
-              <w:bottom w:val="single" w:sz="4" w:space="0" w:color="auto"/>
-              <w:right w:val="single" w:sz="4" w:space="0" w:color="auto"/>
-            </w:tcBorders>
-            <w:vAlign w:val="center"/>
-          </w:tcPr>
-          <w:p>
-            <w:pPr>
-              <w:spacing w:after="0" w:line="240" w:lineRule="auto"/>
-              <w:jc w:val="center"/>
-              <w:rPr>
-                <w:rFonts w:ascii="Arial" w:eastAsia="黑体" w:hAnsi="Arial" w:cs="Arial"/>
-                <w:sz w:val="20"/>
-                <w:szCs w:val="20"/>
-              </w:rPr>
-            </w:pPr>
-          </w:p>
-        </w:tc>
-        <w:tc>
-          <w:tcPr>
-            <w:tcW w:w="1417" w:type="dxa"/>
-            <w:tcBorders>
-              <w:top w:val="single" w:sz="4" w:space="0" w:color="auto"/>
-              <w:left w:val="single" w:sz="4" w:space="0" w:color="auto"/>
-              <w:bottom w:val="single" w:sz="4" w:space="0" w:color="auto"/>
-              <w:right w:val="single" w:sz="4" w:space="0" w:color="auto"/>
-            </w:tcBorders>
-            <w:vAlign w:val="center"/>
-          </w:tcPr>
-          <w:p>
-            <w:pPr>
-              <w:spacing w:after="0" w:line="240" w:lineRule="auto"/>
-              <w:jc w:val="center"/>
-              <w:rPr>
-                <w:rFonts w:ascii="Arial" w:eastAsia="黑体" w:hAnsi="Arial" w:cs="Arial"/>
-                <w:sz w:val="20"/>
-                <w:szCs w:val="20"/>
+                <w:sz w:val="18"/>
+                <w:szCs w:val="18"/>
               </w:rPr>
             </w:pPr>
           </w:p>
@@ -2211,7 +2326,7 @@
         </w:tc>
         <w:tc>
           <w:tcPr>
-            <w:tcW w:w="1417" w:type="dxa"/>
+            <w:tcW w:w="1332" w:type="dxa"/>
             <w:tcBorders>
               <w:top w:val="single" w:sz="4" w:space="0" w:color="auto"/>
               <w:left w:val="single" w:sz="4" w:space="0" w:color="auto"/>
@@ -2234,7 +2349,7 @@
         </w:tc>
         <w:tc>
           <w:tcPr>
-            <w:tcW w:w="1417" w:type="dxa"/>
+            <w:tcW w:w="1332" w:type="dxa"/>
             <w:tcBorders>
               <w:top w:val="single" w:sz="4" w:space="0" w:color="auto"/>
               <w:left w:val="single" w:sz="4" w:space="0" w:color="auto"/>
@@ -2255,15 +2370,10 @@
             </w:pPr>
           </w:p>
         </w:tc>
-      </w:tr>
-      <w:tr>
-        <w:trPr>
-          <w:trHeight w:val="424"/>
-          <w:jc w:val="center"/>
-        </w:trPr>
-        <w:tc>
-          <w:tcPr>
-            <w:tcW w:w="993" w:type="dxa"/>
+        <w:tc>
+          <w:tcPr>
+            <w:tcW w:w="1333" w:type="dxa"/>
+            <w:gridSpan w:val="2"/>
             <w:tcBorders>
               <w:top w:val="single" w:sz="4" w:space="0" w:color="auto"/>
               <w:left w:val="single" w:sz="4" w:space="0" w:color="auto"/>
@@ -2278,8 +2388,54 @@
               <w:jc w:val="center"/>
               <w:rPr>
                 <w:rFonts w:ascii="Arial" w:eastAsia="黑体" w:hAnsi="Arial" w:cs="Arial"/>
-                <w:sz w:val="18"/>
-                <w:szCs w:val="18"/>
+                <w:sz w:val="20"/>
+                <w:szCs w:val="20"/>
+              </w:rPr>
+            </w:pPr>
+          </w:p>
+        </w:tc>
+        <w:tc>
+          <w:tcPr>
+            <w:tcW w:w="1332" w:type="dxa"/>
+            <w:tcBorders>
+              <w:top w:val="single" w:sz="4" w:space="0" w:color="auto"/>
+              <w:left w:val="single" w:sz="4" w:space="0" w:color="auto"/>
+              <w:bottom w:val="single" w:sz="4" w:space="0" w:color="auto"/>
+              <w:right w:val="single" w:sz="4" w:space="0" w:color="auto"/>
+            </w:tcBorders>
+            <w:vAlign w:val="center"/>
+          </w:tcPr>
+          <w:p>
+            <w:pPr>
+              <w:spacing w:after="0" w:line="240" w:lineRule="auto"/>
+              <w:jc w:val="center"/>
+              <w:rPr>
+                <w:rFonts w:ascii="Arial" w:eastAsia="黑体" w:hAnsi="Arial" w:cs="Arial"/>
+                <w:sz w:val="20"/>
+                <w:szCs w:val="20"/>
+              </w:rPr>
+            </w:pPr>
+          </w:p>
+        </w:tc>
+        <w:tc>
+          <w:tcPr>
+            <w:tcW w:w="1333" w:type="dxa"/>
+            <w:tcBorders>
+              <w:top w:val="single" w:sz="4" w:space="0" w:color="auto"/>
+              <w:left w:val="single" w:sz="4" w:space="0" w:color="auto"/>
+              <w:bottom w:val="single" w:sz="4" w:space="0" w:color="auto"/>
+              <w:right w:val="single" w:sz="4" w:space="0" w:color="auto"/>
+            </w:tcBorders>
+            <w:vAlign w:val="center"/>
+          </w:tcPr>
+          <w:p>
+            <w:pPr>
+              <w:spacing w:after="0" w:line="240" w:lineRule="auto"/>
+              <w:jc w:val="center"/>
+              <w:rPr>
+                <w:rFonts w:ascii="Arial" w:eastAsia="黑体" w:hAnsi="Arial" w:cs="Arial"/>
+                <w:sz w:val="20"/>
+                <w:szCs w:val="20"/>
               </w:rPr>
             </w:pPr>
           </w:p>
@@ -2307,9 +2463,15 @@
             </w:pPr>
           </w:p>
         </w:tc>
-        <w:tc>
-          <w:tcPr>
-            <w:tcW w:w="1276" w:type="dxa"/>
+      </w:tr>
+      <w:tr>
+        <w:trPr>
+          <w:trHeight w:val="424"/>
+          <w:jc w:val="center"/>
+        </w:trPr>
+        <w:tc>
+          <w:tcPr>
+            <w:tcW w:w="1134" w:type="dxa"/>
             <w:tcBorders>
               <w:top w:val="single" w:sz="4" w:space="0" w:color="auto"/>
               <w:left w:val="single" w:sz="4" w:space="0" w:color="auto"/>
@@ -2324,54 +2486,8 @@
               <w:jc w:val="center"/>
               <w:rPr>
                 <w:rFonts w:ascii="Arial" w:eastAsia="黑体" w:hAnsi="Arial" w:cs="Arial"/>
-                <w:sz w:val="20"/>
-                <w:szCs w:val="20"/>
-              </w:rPr>
-            </w:pPr>
-          </w:p>
-        </w:tc>
-        <w:tc>
-          <w:tcPr>
-            <w:tcW w:w="1276" w:type="dxa"/>
-            <w:tcBorders>
-              <w:top w:val="single" w:sz="4" w:space="0" w:color="auto"/>
-              <w:left w:val="single" w:sz="4" w:space="0" w:color="auto"/>
-              <w:bottom w:val="single" w:sz="4" w:space="0" w:color="auto"/>
-              <w:right w:val="single" w:sz="4" w:space="0" w:color="auto"/>
-            </w:tcBorders>
-            <w:vAlign w:val="center"/>
-          </w:tcPr>
-          <w:p>
-            <w:pPr>
-              <w:spacing w:after="0" w:line="240" w:lineRule="auto"/>
-              <w:jc w:val="center"/>
-              <w:rPr>
-                <w:rFonts w:ascii="Arial" w:eastAsia="黑体" w:hAnsi="Arial" w:cs="Arial"/>
-                <w:sz w:val="20"/>
-                <w:szCs w:val="20"/>
-              </w:rPr>
-            </w:pPr>
-          </w:p>
-        </w:tc>
-        <w:tc>
-          <w:tcPr>
-            <w:tcW w:w="1417" w:type="dxa"/>
-            <w:tcBorders>
-              <w:top w:val="single" w:sz="4" w:space="0" w:color="auto"/>
-              <w:left w:val="single" w:sz="4" w:space="0" w:color="auto"/>
-              <w:bottom w:val="single" w:sz="4" w:space="0" w:color="auto"/>
-              <w:right w:val="single" w:sz="4" w:space="0" w:color="auto"/>
-            </w:tcBorders>
-            <w:vAlign w:val="center"/>
-          </w:tcPr>
-          <w:p>
-            <w:pPr>
-              <w:spacing w:after="0" w:line="240" w:lineRule="auto"/>
-              <w:jc w:val="center"/>
-              <w:rPr>
-                <w:rFonts w:ascii="Arial" w:eastAsia="黑体" w:hAnsi="Arial" w:cs="Arial"/>
-                <w:sz w:val="20"/>
-                <w:szCs w:val="20"/>
+                <w:sz w:val="18"/>
+                <w:szCs w:val="18"/>
               </w:rPr>
             </w:pPr>
           </w:p>
@@ -2401,7 +2517,7 @@
         </w:tc>
         <w:tc>
           <w:tcPr>
-            <w:tcW w:w="1417" w:type="dxa"/>
+            <w:tcW w:w="1332" w:type="dxa"/>
             <w:tcBorders>
               <w:top w:val="single" w:sz="4" w:space="0" w:color="auto"/>
               <w:left w:val="single" w:sz="4" w:space="0" w:color="auto"/>
@@ -2424,7 +2540,7 @@
         </w:tc>
         <w:tc>
           <w:tcPr>
-            <w:tcW w:w="1417" w:type="dxa"/>
+            <w:tcW w:w="1332" w:type="dxa"/>
             <w:tcBorders>
               <w:top w:val="single" w:sz="4" w:space="0" w:color="auto"/>
               <w:left w:val="single" w:sz="4" w:space="0" w:color="auto"/>
@@ -2445,15 +2561,10 @@
             </w:pPr>
           </w:p>
         </w:tc>
-      </w:tr>
-      <w:tr>
-        <w:trPr>
-          <w:trHeight w:val="424"/>
-          <w:jc w:val="center"/>
-        </w:trPr>
-        <w:tc>
-          <w:tcPr>
-            <w:tcW w:w="993" w:type="dxa"/>
+        <w:tc>
+          <w:tcPr>
+            <w:tcW w:w="1333" w:type="dxa"/>
+            <w:gridSpan w:val="2"/>
             <w:tcBorders>
               <w:top w:val="single" w:sz="4" w:space="0" w:color="auto"/>
               <w:left w:val="single" w:sz="4" w:space="0" w:color="auto"/>
@@ -2468,8 +2579,54 @@
               <w:jc w:val="center"/>
               <w:rPr>
                 <w:rFonts w:ascii="Arial" w:eastAsia="黑体" w:hAnsi="Arial" w:cs="Arial"/>
-                <w:sz w:val="18"/>
-                <w:szCs w:val="18"/>
+                <w:sz w:val="20"/>
+                <w:szCs w:val="20"/>
+              </w:rPr>
+            </w:pPr>
+          </w:p>
+        </w:tc>
+        <w:tc>
+          <w:tcPr>
+            <w:tcW w:w="1332" w:type="dxa"/>
+            <w:tcBorders>
+              <w:top w:val="single" w:sz="4" w:space="0" w:color="auto"/>
+              <w:left w:val="single" w:sz="4" w:space="0" w:color="auto"/>
+              <w:bottom w:val="single" w:sz="4" w:space="0" w:color="auto"/>
+              <w:right w:val="single" w:sz="4" w:space="0" w:color="auto"/>
+            </w:tcBorders>
+            <w:vAlign w:val="center"/>
+          </w:tcPr>
+          <w:p>
+            <w:pPr>
+              <w:spacing w:after="0" w:line="240" w:lineRule="auto"/>
+              <w:jc w:val="center"/>
+              <w:rPr>
+                <w:rFonts w:ascii="Arial" w:eastAsia="黑体" w:hAnsi="Arial" w:cs="Arial"/>
+                <w:sz w:val="20"/>
+                <w:szCs w:val="20"/>
+              </w:rPr>
+            </w:pPr>
+          </w:p>
+        </w:tc>
+        <w:tc>
+          <w:tcPr>
+            <w:tcW w:w="1333" w:type="dxa"/>
+            <w:tcBorders>
+              <w:top w:val="single" w:sz="4" w:space="0" w:color="auto"/>
+              <w:left w:val="single" w:sz="4" w:space="0" w:color="auto"/>
+              <w:bottom w:val="single" w:sz="4" w:space="0" w:color="auto"/>
+              <w:right w:val="single" w:sz="4" w:space="0" w:color="auto"/>
+            </w:tcBorders>
+            <w:vAlign w:val="center"/>
+          </w:tcPr>
+          <w:p>
+            <w:pPr>
+              <w:spacing w:after="0" w:line="240" w:lineRule="auto"/>
+              <w:jc w:val="center"/>
+              <w:rPr>
+                <w:rFonts w:ascii="Arial" w:eastAsia="黑体" w:hAnsi="Arial" w:cs="Arial"/>
+                <w:sz w:val="20"/>
+                <w:szCs w:val="20"/>
               </w:rPr>
             </w:pPr>
           </w:p>
@@ -2497,9 +2654,15 @@
             </w:pPr>
           </w:p>
         </w:tc>
-        <w:tc>
-          <w:tcPr>
-            <w:tcW w:w="1276" w:type="dxa"/>
+      </w:tr>
+      <w:tr>
+        <w:trPr>
+          <w:trHeight w:val="424"/>
+          <w:jc w:val="center"/>
+        </w:trPr>
+        <w:tc>
+          <w:tcPr>
+            <w:tcW w:w="1134" w:type="dxa"/>
             <w:tcBorders>
               <w:top w:val="single" w:sz="4" w:space="0" w:color="auto"/>
               <w:left w:val="single" w:sz="4" w:space="0" w:color="auto"/>
@@ -2514,54 +2677,8 @@
               <w:jc w:val="center"/>
               <w:rPr>
                 <w:rFonts w:ascii="Arial" w:eastAsia="黑体" w:hAnsi="Arial" w:cs="Arial"/>
-                <w:sz w:val="20"/>
-                <w:szCs w:val="20"/>
-              </w:rPr>
-            </w:pPr>
-          </w:p>
-        </w:tc>
-        <w:tc>
-          <w:tcPr>
-            <w:tcW w:w="1276" w:type="dxa"/>
-            <w:tcBorders>
-              <w:top w:val="single" w:sz="4" w:space="0" w:color="auto"/>
-              <w:left w:val="single" w:sz="4" w:space="0" w:color="auto"/>
-              <w:bottom w:val="single" w:sz="4" w:space="0" w:color="auto"/>
-              <w:right w:val="single" w:sz="4" w:space="0" w:color="auto"/>
-            </w:tcBorders>
-            <w:vAlign w:val="center"/>
-          </w:tcPr>
-          <w:p>
-            <w:pPr>
-              <w:spacing w:after="0" w:line="240" w:lineRule="auto"/>
-              <w:jc w:val="center"/>
-              <w:rPr>
-                <w:rFonts w:ascii="Arial" w:eastAsia="黑体" w:hAnsi="Arial" w:cs="Arial"/>
-                <w:sz w:val="20"/>
-                <w:szCs w:val="20"/>
-              </w:rPr>
-            </w:pPr>
-          </w:p>
-        </w:tc>
-        <w:tc>
-          <w:tcPr>
-            <w:tcW w:w="1417" w:type="dxa"/>
-            <w:tcBorders>
-              <w:top w:val="single" w:sz="4" w:space="0" w:color="auto"/>
-              <w:left w:val="single" w:sz="4" w:space="0" w:color="auto"/>
-              <w:bottom w:val="single" w:sz="4" w:space="0" w:color="auto"/>
-              <w:right w:val="single" w:sz="4" w:space="0" w:color="auto"/>
-            </w:tcBorders>
-            <w:vAlign w:val="center"/>
-          </w:tcPr>
-          <w:p>
-            <w:pPr>
-              <w:spacing w:after="0" w:line="240" w:lineRule="auto"/>
-              <w:jc w:val="center"/>
-              <w:rPr>
-                <w:rFonts w:ascii="Arial" w:eastAsia="黑体" w:hAnsi="Arial" w:cs="Arial"/>
-                <w:sz w:val="20"/>
-                <w:szCs w:val="20"/>
+                <w:sz w:val="18"/>
+                <w:szCs w:val="18"/>
               </w:rPr>
             </w:pPr>
           </w:p>
@@ -2591,7 +2708,7 @@
         </w:tc>
         <w:tc>
           <w:tcPr>
-            <w:tcW w:w="1417" w:type="dxa"/>
+            <w:tcW w:w="1332" w:type="dxa"/>
             <w:tcBorders>
               <w:top w:val="single" w:sz="4" w:space="0" w:color="auto"/>
               <w:left w:val="single" w:sz="4" w:space="0" w:color="auto"/>
@@ -2614,7 +2731,7 @@
         </w:tc>
         <w:tc>
           <w:tcPr>
-            <w:tcW w:w="1417" w:type="dxa"/>
+            <w:tcW w:w="1332" w:type="dxa"/>
             <w:tcBorders>
               <w:top w:val="single" w:sz="4" w:space="0" w:color="auto"/>
               <w:left w:val="single" w:sz="4" w:space="0" w:color="auto"/>
@@ -2635,15 +2752,10 @@
             </w:pPr>
           </w:p>
         </w:tc>
-      </w:tr>
-      <w:tr>
-        <w:trPr>
-          <w:trHeight w:val="424"/>
-          <w:jc w:val="center"/>
-        </w:trPr>
-        <w:tc>
-          <w:tcPr>
-            <w:tcW w:w="993" w:type="dxa"/>
+        <w:tc>
+          <w:tcPr>
+            <w:tcW w:w="1333" w:type="dxa"/>
+            <w:gridSpan w:val="2"/>
             <w:tcBorders>
               <w:top w:val="single" w:sz="4" w:space="0" w:color="auto"/>
               <w:left w:val="single" w:sz="4" w:space="0" w:color="auto"/>
@@ -2658,8 +2770,54 @@
               <w:jc w:val="center"/>
               <w:rPr>
                 <w:rFonts w:ascii="Arial" w:eastAsia="黑体" w:hAnsi="Arial" w:cs="Arial"/>
-                <w:sz w:val="18"/>
-                <w:szCs w:val="18"/>
+                <w:sz w:val="20"/>
+                <w:szCs w:val="20"/>
+              </w:rPr>
+            </w:pPr>
+          </w:p>
+        </w:tc>
+        <w:tc>
+          <w:tcPr>
+            <w:tcW w:w="1332" w:type="dxa"/>
+            <w:tcBorders>
+              <w:top w:val="single" w:sz="4" w:space="0" w:color="auto"/>
+              <w:left w:val="single" w:sz="4" w:space="0" w:color="auto"/>
+              <w:bottom w:val="single" w:sz="4" w:space="0" w:color="auto"/>
+              <w:right w:val="single" w:sz="4" w:space="0" w:color="auto"/>
+            </w:tcBorders>
+            <w:vAlign w:val="center"/>
+          </w:tcPr>
+          <w:p>
+            <w:pPr>
+              <w:spacing w:after="0" w:line="240" w:lineRule="auto"/>
+              <w:jc w:val="center"/>
+              <w:rPr>
+                <w:rFonts w:ascii="Arial" w:eastAsia="黑体" w:hAnsi="Arial" w:cs="Arial"/>
+                <w:sz w:val="20"/>
+                <w:szCs w:val="20"/>
+              </w:rPr>
+            </w:pPr>
+          </w:p>
+        </w:tc>
+        <w:tc>
+          <w:tcPr>
+            <w:tcW w:w="1333" w:type="dxa"/>
+            <w:tcBorders>
+              <w:top w:val="single" w:sz="4" w:space="0" w:color="auto"/>
+              <w:left w:val="single" w:sz="4" w:space="0" w:color="auto"/>
+              <w:bottom w:val="single" w:sz="4" w:space="0" w:color="auto"/>
+              <w:right w:val="single" w:sz="4" w:space="0" w:color="auto"/>
+            </w:tcBorders>
+            <w:vAlign w:val="center"/>
+          </w:tcPr>
+          <w:p>
+            <w:pPr>
+              <w:spacing w:after="0" w:line="240" w:lineRule="auto"/>
+              <w:jc w:val="center"/>
+              <w:rPr>
+                <w:rFonts w:ascii="Arial" w:eastAsia="黑体" w:hAnsi="Arial" w:cs="Arial"/>
+                <w:sz w:val="20"/>
+                <w:szCs w:val="20"/>
               </w:rPr>
             </w:pPr>
           </w:p>
@@ -2687,9 +2845,15 @@
             </w:pPr>
           </w:p>
         </w:tc>
-        <w:tc>
-          <w:tcPr>
-            <w:tcW w:w="1276" w:type="dxa"/>
+      </w:tr>
+      <w:tr>
+        <w:trPr>
+          <w:trHeight w:val="424"/>
+          <w:jc w:val="center"/>
+        </w:trPr>
+        <w:tc>
+          <w:tcPr>
+            <w:tcW w:w="1134" w:type="dxa"/>
             <w:tcBorders>
               <w:top w:val="single" w:sz="4" w:space="0" w:color="auto"/>
               <w:left w:val="single" w:sz="4" w:space="0" w:color="auto"/>
@@ -2704,54 +2868,8 @@
               <w:jc w:val="center"/>
               <w:rPr>
                 <w:rFonts w:ascii="Arial" w:eastAsia="黑体" w:hAnsi="Arial" w:cs="Arial"/>
-                <w:sz w:val="20"/>
-                <w:szCs w:val="20"/>
-              </w:rPr>
-            </w:pPr>
-          </w:p>
-        </w:tc>
-        <w:tc>
-          <w:tcPr>
-            <w:tcW w:w="1276" w:type="dxa"/>
-            <w:tcBorders>
-              <w:top w:val="single" w:sz="4" w:space="0" w:color="auto"/>
-              <w:left w:val="single" w:sz="4" w:space="0" w:color="auto"/>
-              <w:bottom w:val="single" w:sz="4" w:space="0" w:color="auto"/>
-              <w:right w:val="single" w:sz="4" w:space="0" w:color="auto"/>
-            </w:tcBorders>
-            <w:vAlign w:val="center"/>
-          </w:tcPr>
-          <w:p>
-            <w:pPr>
-              <w:spacing w:after="0" w:line="240" w:lineRule="auto"/>
-              <w:jc w:val="center"/>
-              <w:rPr>
-                <w:rFonts w:ascii="Arial" w:eastAsia="黑体" w:hAnsi="Arial" w:cs="Arial"/>
-                <w:sz w:val="20"/>
-                <w:szCs w:val="20"/>
-              </w:rPr>
-            </w:pPr>
-          </w:p>
-        </w:tc>
-        <w:tc>
-          <w:tcPr>
-            <w:tcW w:w="1417" w:type="dxa"/>
-            <w:tcBorders>
-              <w:top w:val="single" w:sz="4" w:space="0" w:color="auto"/>
-              <w:left w:val="single" w:sz="4" w:space="0" w:color="auto"/>
-              <w:bottom w:val="single" w:sz="4" w:space="0" w:color="auto"/>
-              <w:right w:val="single" w:sz="4" w:space="0" w:color="auto"/>
-            </w:tcBorders>
-            <w:vAlign w:val="center"/>
-          </w:tcPr>
-          <w:p>
-            <w:pPr>
-              <w:spacing w:after="0" w:line="240" w:lineRule="auto"/>
-              <w:jc w:val="center"/>
-              <w:rPr>
-                <w:rFonts w:ascii="Arial" w:eastAsia="黑体" w:hAnsi="Arial" w:cs="Arial"/>
-                <w:sz w:val="20"/>
-                <w:szCs w:val="20"/>
+                <w:sz w:val="18"/>
+                <w:szCs w:val="18"/>
               </w:rPr>
             </w:pPr>
           </w:p>
@@ -2781,7 +2899,7 @@
         </w:tc>
         <w:tc>
           <w:tcPr>
-            <w:tcW w:w="1417" w:type="dxa"/>
+            <w:tcW w:w="1332" w:type="dxa"/>
             <w:tcBorders>
               <w:top w:val="single" w:sz="4" w:space="0" w:color="auto"/>
               <w:left w:val="single" w:sz="4" w:space="0" w:color="auto"/>
@@ -2804,7 +2922,7 @@
         </w:tc>
         <w:tc>
           <w:tcPr>
-            <w:tcW w:w="1417" w:type="dxa"/>
+            <w:tcW w:w="1332" w:type="dxa"/>
             <w:tcBorders>
               <w:top w:val="single" w:sz="4" w:space="0" w:color="auto"/>
               <w:left w:val="single" w:sz="4" w:space="0" w:color="auto"/>
@@ -2825,15 +2943,10 @@
             </w:pPr>
           </w:p>
         </w:tc>
-      </w:tr>
-      <w:tr>
-        <w:trPr>
-          <w:trHeight w:val="424"/>
-          <w:jc w:val="center"/>
-        </w:trPr>
-        <w:tc>
-          <w:tcPr>
-            <w:tcW w:w="993" w:type="dxa"/>
+        <w:tc>
+          <w:tcPr>
+            <w:tcW w:w="1333" w:type="dxa"/>
+            <w:gridSpan w:val="2"/>
             <w:tcBorders>
               <w:top w:val="single" w:sz="4" w:space="0" w:color="auto"/>
               <w:left w:val="single" w:sz="4" w:space="0" w:color="auto"/>
@@ -2848,8 +2961,54 @@
               <w:jc w:val="center"/>
               <w:rPr>
                 <w:rFonts w:ascii="Arial" w:eastAsia="黑体" w:hAnsi="Arial" w:cs="Arial"/>
-                <w:sz w:val="18"/>
-                <w:szCs w:val="18"/>
+                <w:sz w:val="20"/>
+                <w:szCs w:val="20"/>
+              </w:rPr>
+            </w:pPr>
+          </w:p>
+        </w:tc>
+        <w:tc>
+          <w:tcPr>
+            <w:tcW w:w="1332" w:type="dxa"/>
+            <w:tcBorders>
+              <w:top w:val="single" w:sz="4" w:space="0" w:color="auto"/>
+              <w:left w:val="single" w:sz="4" w:space="0" w:color="auto"/>
+              <w:bottom w:val="single" w:sz="4" w:space="0" w:color="auto"/>
+              <w:right w:val="single" w:sz="4" w:space="0" w:color="auto"/>
+            </w:tcBorders>
+            <w:vAlign w:val="center"/>
+          </w:tcPr>
+          <w:p>
+            <w:pPr>
+              <w:spacing w:after="0" w:line="240" w:lineRule="auto"/>
+              <w:jc w:val="center"/>
+              <w:rPr>
+                <w:rFonts w:ascii="Arial" w:eastAsia="黑体" w:hAnsi="Arial" w:cs="Arial"/>
+                <w:sz w:val="20"/>
+                <w:szCs w:val="20"/>
+              </w:rPr>
+            </w:pPr>
+          </w:p>
+        </w:tc>
+        <w:tc>
+          <w:tcPr>
+            <w:tcW w:w="1333" w:type="dxa"/>
+            <w:tcBorders>
+              <w:top w:val="single" w:sz="4" w:space="0" w:color="auto"/>
+              <w:left w:val="single" w:sz="4" w:space="0" w:color="auto"/>
+              <w:bottom w:val="single" w:sz="4" w:space="0" w:color="auto"/>
+              <w:right w:val="single" w:sz="4" w:space="0" w:color="auto"/>
+            </w:tcBorders>
+            <w:vAlign w:val="center"/>
+          </w:tcPr>
+          <w:p>
+            <w:pPr>
+              <w:spacing w:after="0" w:line="240" w:lineRule="auto"/>
+              <w:jc w:val="center"/>
+              <w:rPr>
+                <w:rFonts w:ascii="Arial" w:eastAsia="黑体" w:hAnsi="Arial" w:cs="Arial"/>
+                <w:sz w:val="20"/>
+                <w:szCs w:val="20"/>
               </w:rPr>
             </w:pPr>
           </w:p>
@@ -2877,9 +3036,15 @@
             </w:pPr>
           </w:p>
         </w:tc>
-        <w:tc>
-          <w:tcPr>
-            <w:tcW w:w="1276" w:type="dxa"/>
+      </w:tr>
+      <w:tr>
+        <w:trPr>
+          <w:trHeight w:val="424"/>
+          <w:jc w:val="center"/>
+        </w:trPr>
+        <w:tc>
+          <w:tcPr>
+            <w:tcW w:w="1134" w:type="dxa"/>
             <w:tcBorders>
               <w:top w:val="single" w:sz="4" w:space="0" w:color="auto"/>
               <w:left w:val="single" w:sz="4" w:space="0" w:color="auto"/>
@@ -2894,54 +3059,8 @@
               <w:jc w:val="center"/>
               <w:rPr>
                 <w:rFonts w:ascii="Arial" w:eastAsia="黑体" w:hAnsi="Arial" w:cs="Arial"/>
-                <w:sz w:val="20"/>
-                <w:szCs w:val="20"/>
-              </w:rPr>
-            </w:pPr>
-          </w:p>
-        </w:tc>
-        <w:tc>
-          <w:tcPr>
-            <w:tcW w:w="1276" w:type="dxa"/>
-            <w:tcBorders>
-              <w:top w:val="single" w:sz="4" w:space="0" w:color="auto"/>
-              <w:left w:val="single" w:sz="4" w:space="0" w:color="auto"/>
-              <w:bottom w:val="single" w:sz="4" w:space="0" w:color="auto"/>
-              <w:right w:val="single" w:sz="4" w:space="0" w:color="auto"/>
-            </w:tcBorders>
-            <w:vAlign w:val="center"/>
-          </w:tcPr>
-          <w:p>
-            <w:pPr>
-              <w:spacing w:after="0" w:line="240" w:lineRule="auto"/>
-              <w:jc w:val="center"/>
-              <w:rPr>
-                <w:rFonts w:ascii="Arial" w:eastAsia="黑体" w:hAnsi="Arial" w:cs="Arial"/>
-                <w:sz w:val="20"/>
-                <w:szCs w:val="20"/>
-              </w:rPr>
-            </w:pPr>
-          </w:p>
-        </w:tc>
-        <w:tc>
-          <w:tcPr>
-            <w:tcW w:w="1417" w:type="dxa"/>
-            <w:tcBorders>
-              <w:top w:val="single" w:sz="4" w:space="0" w:color="auto"/>
-              <w:left w:val="single" w:sz="4" w:space="0" w:color="auto"/>
-              <w:bottom w:val="single" w:sz="4" w:space="0" w:color="auto"/>
-              <w:right w:val="single" w:sz="4" w:space="0" w:color="auto"/>
-            </w:tcBorders>
-            <w:vAlign w:val="center"/>
-          </w:tcPr>
-          <w:p>
-            <w:pPr>
-              <w:spacing w:after="0" w:line="240" w:lineRule="auto"/>
-              <w:jc w:val="center"/>
-              <w:rPr>
-                <w:rFonts w:ascii="Arial" w:eastAsia="黑体" w:hAnsi="Arial" w:cs="Arial"/>
-                <w:sz w:val="20"/>
-                <w:szCs w:val="20"/>
+                <w:sz w:val="18"/>
+                <w:szCs w:val="18"/>
               </w:rPr>
             </w:pPr>
           </w:p>
@@ -2971,7 +3090,7 @@
         </w:tc>
         <w:tc>
           <w:tcPr>
-            <w:tcW w:w="1417" w:type="dxa"/>
+            <w:tcW w:w="1332" w:type="dxa"/>
             <w:tcBorders>
               <w:top w:val="single" w:sz="4" w:space="0" w:color="auto"/>
               <w:left w:val="single" w:sz="4" w:space="0" w:color="auto"/>
@@ -2994,7 +3113,7 @@
         </w:tc>
         <w:tc>
           <w:tcPr>
-            <w:tcW w:w="1417" w:type="dxa"/>
+            <w:tcW w:w="1332" w:type="dxa"/>
             <w:tcBorders>
               <w:top w:val="single" w:sz="4" w:space="0" w:color="auto"/>
               <w:left w:val="single" w:sz="4" w:space="0" w:color="auto"/>
@@ -3015,15 +3134,10 @@
             </w:pPr>
           </w:p>
         </w:tc>
-      </w:tr>
-      <w:tr>
-        <w:trPr>
-          <w:trHeight w:val="424"/>
-          <w:jc w:val="center"/>
-        </w:trPr>
-        <w:tc>
-          <w:tcPr>
-            <w:tcW w:w="993" w:type="dxa"/>
+        <w:tc>
+          <w:tcPr>
+            <w:tcW w:w="1333" w:type="dxa"/>
+            <w:gridSpan w:val="2"/>
             <w:tcBorders>
               <w:top w:val="single" w:sz="4" w:space="0" w:color="auto"/>
               <w:left w:val="single" w:sz="4" w:space="0" w:color="auto"/>
@@ -3038,8 +3152,54 @@
               <w:jc w:val="center"/>
               <w:rPr>
                 <w:rFonts w:ascii="Arial" w:eastAsia="黑体" w:hAnsi="Arial" w:cs="Arial"/>
-                <w:sz w:val="18"/>
-                <w:szCs w:val="18"/>
+                <w:sz w:val="20"/>
+                <w:szCs w:val="20"/>
+              </w:rPr>
+            </w:pPr>
+          </w:p>
+        </w:tc>
+        <w:tc>
+          <w:tcPr>
+            <w:tcW w:w="1332" w:type="dxa"/>
+            <w:tcBorders>
+              <w:top w:val="single" w:sz="4" w:space="0" w:color="auto"/>
+              <w:left w:val="single" w:sz="4" w:space="0" w:color="auto"/>
+              <w:bottom w:val="single" w:sz="4" w:space="0" w:color="auto"/>
+              <w:right w:val="single" w:sz="4" w:space="0" w:color="auto"/>
+            </w:tcBorders>
+            <w:vAlign w:val="center"/>
+          </w:tcPr>
+          <w:p>
+            <w:pPr>
+              <w:spacing w:after="0" w:line="240" w:lineRule="auto"/>
+              <w:jc w:val="center"/>
+              <w:rPr>
+                <w:rFonts w:ascii="Arial" w:eastAsia="黑体" w:hAnsi="Arial" w:cs="Arial"/>
+                <w:sz w:val="20"/>
+                <w:szCs w:val="20"/>
+              </w:rPr>
+            </w:pPr>
+          </w:p>
+        </w:tc>
+        <w:tc>
+          <w:tcPr>
+            <w:tcW w:w="1333" w:type="dxa"/>
+            <w:tcBorders>
+              <w:top w:val="single" w:sz="4" w:space="0" w:color="auto"/>
+              <w:left w:val="single" w:sz="4" w:space="0" w:color="auto"/>
+              <w:bottom w:val="single" w:sz="4" w:space="0" w:color="auto"/>
+              <w:right w:val="single" w:sz="4" w:space="0" w:color="auto"/>
+            </w:tcBorders>
+            <w:vAlign w:val="center"/>
+          </w:tcPr>
+          <w:p>
+            <w:pPr>
+              <w:spacing w:after="0" w:line="240" w:lineRule="auto"/>
+              <w:jc w:val="center"/>
+              <w:rPr>
+                <w:rFonts w:ascii="Arial" w:eastAsia="黑体" w:hAnsi="Arial" w:cs="Arial"/>
+                <w:sz w:val="20"/>
+                <w:szCs w:val="20"/>
               </w:rPr>
             </w:pPr>
           </w:p>
@@ -3067,144 +3227,6 @@
             </w:pPr>
           </w:p>
         </w:tc>
-        <w:tc>
-          <w:tcPr>
-            <w:tcW w:w="1276" w:type="dxa"/>
-            <w:tcBorders>
-              <w:top w:val="single" w:sz="4" w:space="0" w:color="auto"/>
-              <w:left w:val="single" w:sz="4" w:space="0" w:color="auto"/>
-              <w:bottom w:val="single" w:sz="4" w:space="0" w:color="auto"/>
-              <w:right w:val="single" w:sz="4" w:space="0" w:color="auto"/>
-            </w:tcBorders>
-            <w:vAlign w:val="center"/>
-          </w:tcPr>
-          <w:p>
-            <w:pPr>
-              <w:spacing w:after="0" w:line="240" w:lineRule="auto"/>
-              <w:jc w:val="center"/>
-              <w:rPr>
-                <w:rFonts w:ascii="Arial" w:eastAsia="黑体" w:hAnsi="Arial" w:cs="Arial"/>
-                <w:sz w:val="20"/>
-                <w:szCs w:val="20"/>
-              </w:rPr>
-            </w:pPr>
-          </w:p>
-        </w:tc>
-        <w:tc>
-          <w:tcPr>
-            <w:tcW w:w="1276" w:type="dxa"/>
-            <w:tcBorders>
-              <w:top w:val="single" w:sz="4" w:space="0" w:color="auto"/>
-              <w:left w:val="single" w:sz="4" w:space="0" w:color="auto"/>
-              <w:bottom w:val="single" w:sz="4" w:space="0" w:color="auto"/>
-              <w:right w:val="single" w:sz="4" w:space="0" w:color="auto"/>
-            </w:tcBorders>
-            <w:vAlign w:val="center"/>
-          </w:tcPr>
-          <w:p>
-            <w:pPr>
-              <w:spacing w:after="0" w:line="240" w:lineRule="auto"/>
-              <w:jc w:val="center"/>
-              <w:rPr>
-                <w:rFonts w:ascii="Arial" w:eastAsia="黑体" w:hAnsi="Arial" w:cs="Arial"/>
-                <w:sz w:val="20"/>
-                <w:szCs w:val="20"/>
-              </w:rPr>
-            </w:pPr>
-          </w:p>
-        </w:tc>
-        <w:tc>
-          <w:tcPr>
-            <w:tcW w:w="1417" w:type="dxa"/>
-            <w:tcBorders>
-              <w:top w:val="single" w:sz="4" w:space="0" w:color="auto"/>
-              <w:left w:val="single" w:sz="4" w:space="0" w:color="auto"/>
-              <w:bottom w:val="single" w:sz="4" w:space="0" w:color="auto"/>
-              <w:right w:val="single" w:sz="4" w:space="0" w:color="auto"/>
-            </w:tcBorders>
-            <w:vAlign w:val="center"/>
-          </w:tcPr>
-          <w:p>
-            <w:pPr>
-              <w:spacing w:after="0" w:line="240" w:lineRule="auto"/>
-              <w:jc w:val="center"/>
-              <w:rPr>
-                <w:rFonts w:ascii="Arial" w:eastAsia="黑体" w:hAnsi="Arial" w:cs="Arial"/>
-                <w:sz w:val="20"/>
-                <w:szCs w:val="20"/>
-              </w:rPr>
-            </w:pPr>
-          </w:p>
-        </w:tc>
-        <w:tc>
-          <w:tcPr>
-            <w:tcW w:w="1418" w:type="dxa"/>
-            <w:tcBorders>
-              <w:top w:val="single" w:sz="4" w:space="0" w:color="auto"/>
-              <w:left w:val="single" w:sz="4" w:space="0" w:color="auto"/>
-              <w:bottom w:val="single" w:sz="4" w:space="0" w:color="auto"/>
-              <w:right w:val="single" w:sz="4" w:space="0" w:color="auto"/>
-            </w:tcBorders>
-            <w:vAlign w:val="center"/>
-          </w:tcPr>
-          <w:p>
-            <w:pPr>
-              <w:spacing w:after="0" w:line="240" w:lineRule="auto"/>
-              <w:jc w:val="center"/>
-              <w:rPr>
-                <w:rFonts w:ascii="Arial" w:eastAsia="黑体" w:hAnsi="Arial" w:cs="Arial"/>
-                <w:sz w:val="20"/>
-                <w:szCs w:val="20"/>
-              </w:rPr>
-            </w:pPr>
-          </w:p>
-        </w:tc>
-        <w:tc>
-          <w:tcPr>
-            <w:tcW w:w="1417" w:type="dxa"/>
-            <w:tcBorders>
-              <w:top w:val="single" w:sz="4" w:space="0" w:color="auto"/>
-              <w:left w:val="single" w:sz="4" w:space="0" w:color="auto"/>
-              <w:bottom w:val="single" w:sz="4" w:space="0" w:color="auto"/>
-              <w:right w:val="single" w:sz="4" w:space="0" w:color="auto"/>
-            </w:tcBorders>
-            <w:vAlign w:val="center"/>
-          </w:tcPr>
-          <w:p>
-            <w:pPr>
-              <w:spacing w:after="0" w:line="240" w:lineRule="auto"/>
-              <w:jc w:val="center"/>
-              <w:rPr>
-                <w:rFonts w:ascii="Arial" w:eastAsia="黑体" w:hAnsi="Arial" w:cs="Arial"/>
-                <w:sz w:val="20"/>
-                <w:szCs w:val="20"/>
-              </w:rPr>
-            </w:pPr>
-          </w:p>
-        </w:tc>
-        <w:tc>
-          <w:tcPr>
-            <w:tcW w:w="1417" w:type="dxa"/>
-            <w:tcBorders>
-              <w:top w:val="single" w:sz="4" w:space="0" w:color="auto"/>
-              <w:left w:val="single" w:sz="4" w:space="0" w:color="auto"/>
-              <w:bottom w:val="single" w:sz="4" w:space="0" w:color="auto"/>
-              <w:right w:val="single" w:sz="4" w:space="0" w:color="auto"/>
-            </w:tcBorders>
-            <w:vAlign w:val="center"/>
-          </w:tcPr>
-          <w:p>
-            <w:pPr>
-              <w:spacing w:after="0" w:line="240" w:lineRule="auto"/>
-              <w:jc w:val="center"/>
-              <w:rPr>
-                <w:rFonts w:ascii="Arial" w:eastAsia="黑体" w:hAnsi="Arial" w:cs="Arial"/>
-                <w:sz w:val="20"/>
-                <w:szCs w:val="20"/>
-              </w:rPr>
-            </w:pPr>
-          </w:p>
-        </w:tc>
       </w:tr>
     </w:tbl>
     <w:p>
@@ -3221,7 +3243,7 @@
       <w:pPr>
         <w:spacing w:after="0" w:line="240" w:lineRule="auto"/>
         <w:rPr>
-          <w:rFonts w:ascii="Arial" w:eastAsia="黑体" w:hAnsi="Arial" w:cs="Arial" w:hint="eastAsia"/>
+          <w:rFonts w:ascii="Arial" w:eastAsia="黑体" w:hAnsi="Arial" w:cs="Arial"/>
           <w:sz w:val="20"/>
           <w:szCs w:val="20"/>
         </w:rPr>
@@ -4397,7 +4419,27 @@
               <w:sz w:val="16"/>
               <w:szCs w:val="16"/>
             </w:rPr>
-            <w:t>By taking measurement uncertainties into account it might happen that measured values can neither be assessed as Pass nor as Fail.</w:t>
+            <w:t xml:space="preserve">By taking measurement uncertainties into </w:t>
+          </w:r>
+          <w:proofErr w:type="gramStart"/>
+          <w:r>
+            <w:rPr>
+              <w:rFonts w:ascii="Arial Narrow" w:hAnsi="Arial Narrow"/>
+              <w:b/>
+              <w:sz w:val="16"/>
+              <w:szCs w:val="16"/>
+            </w:rPr>
+            <w:t>account</w:t>
+          </w:r>
+          <w:proofErr w:type="gramEnd"/>
+          <w:r>
+            <w:rPr>
+              <w:rFonts w:ascii="Arial Narrow" w:hAnsi="Arial Narrow"/>
+              <w:b/>
+              <w:sz w:val="16"/>
+              <w:szCs w:val="16"/>
+            </w:rPr>
+            <w:t xml:space="preserve"> it might happen that measured values can neither be assessed as Pass nor as Fail.</w:t>
           </w:r>
         </w:p>
       </w:tc>
@@ -4549,8 +4591,9 @@
               <w:sz w:val="16"/>
               <w:szCs w:val="16"/>
             </w:rPr>
-            <w:t>Testing Center   S</w:t>
-          </w:r>
+            <w:t xml:space="preserve">Testing Center   </w:t>
+          </w:r>
+          <w:proofErr w:type="spellStart"/>
           <w:r>
             <w:rPr>
               <w:rFonts w:ascii="Arial Narrow" w:hAnsi="Arial Narrow"/>
@@ -4558,7 +4601,7 @@
               <w:sz w:val="16"/>
               <w:szCs w:val="16"/>
             </w:rPr>
-            <w:t>of</w:t>
+            <w:t>S</w:t>
           </w:r>
           <w:r>
             <w:rPr>
@@ -4567,7 +4610,26 @@
               <w:sz w:val="16"/>
               <w:szCs w:val="16"/>
             </w:rPr>
-            <w:t>tlines Laboratory</w:t>
+            <w:t>of</w:t>
+          </w:r>
+          <w:r>
+            <w:rPr>
+              <w:rFonts w:ascii="Arial Narrow" w:hAnsi="Arial Narrow"/>
+              <w:b/>
+              <w:sz w:val="16"/>
+              <w:szCs w:val="16"/>
+            </w:rPr>
+            <w:t>tlines</w:t>
+          </w:r>
+          <w:proofErr w:type="spellEnd"/>
+          <w:r>
+            <w:rPr>
+              <w:rFonts w:ascii="Arial Narrow" w:hAnsi="Arial Narrow"/>
+              <w:b/>
+              <w:sz w:val="16"/>
+              <w:szCs w:val="16"/>
+            </w:rPr>
+            <w:t xml:space="preserve"> Laboratory</w:t>
           </w:r>
         </w:p>
         <w:p>
@@ -5366,6 +5428,7 @@
               <w:szCs w:val="14"/>
             </w:rPr>
           </w:pPr>
+          <w:proofErr w:type="spellStart"/>
           <w:r>
             <w:rPr>
               <w:rFonts w:ascii="Arial" w:hAnsi="Arial" w:cs="Arial"/>
@@ -5374,7 +5437,18 @@
               <w:sz w:val="14"/>
               <w:szCs w:val="14"/>
             </w:rPr>
-            <w:t>Softlines Laboratory</w:t>
+            <w:t>Softlines</w:t>
+          </w:r>
+          <w:proofErr w:type="spellEnd"/>
+          <w:r>
+            <w:rPr>
+              <w:rFonts w:ascii="Arial" w:hAnsi="Arial" w:cs="Arial"/>
+              <w:b/>
+              <w:bCs/>
+              <w:sz w:val="14"/>
+              <w:szCs w:val="14"/>
+            </w:rPr>
+            <w:t xml:space="preserve"> Laboratory</w:t>
           </w:r>
         </w:p>
         <w:p>
@@ -5977,7 +6051,14 @@
               <w:rFonts w:asciiTheme="minorEastAsia" w:eastAsiaTheme="minorEastAsia" w:hAnsiTheme="minorEastAsia" w:cs="Arial" w:hint="eastAsia"/>
               <w:bCs/>
             </w:rPr>
-            <w:t>Form Code表格编号: NGB_SFL_F_7.8_</w:t>
+            <w:t>Form Code</w:t>
+          </w:r>
+          <w:r>
+            <w:rPr>
+              <w:rFonts w:asciiTheme="minorEastAsia" w:eastAsiaTheme="minorEastAsia" w:hAnsiTheme="minorEastAsia" w:cs="Arial" w:hint="eastAsia"/>
+              <w:bCs/>
+            </w:rPr>
+            <w:t>表格编号: NGB_SFL_F_7.8_</w:t>
           </w:r>
           <w:r>
             <w:rPr>

--- a/wwwroot/DocxModel/Common_PHY/PHY_Weight.docx
+++ b/wwwroot/DocxModel/Common_PHY/PHY_Weight.docx
@@ -25,31 +25,35 @@
     </w:p>
     <w:tbl>
       <w:tblPr>
-        <w:tblW w:w="10490" w:type="dxa"/>
+        <w:tblW w:w="11340" w:type="dxa"/>
         <w:jc w:val="center"/>
         <w:tblLayout w:type="fixed"/>
         <w:tblLook w:val="04A0" w:firstRow="1" w:lastRow="0" w:firstColumn="1" w:lastColumn="0" w:noHBand="0" w:noVBand="1"/>
       </w:tblPr>
       <w:tblGrid>
-        <w:gridCol w:w="1701"/>
+        <w:gridCol w:w="142"/>
+        <w:gridCol w:w="1559"/>
         <w:gridCol w:w="709"/>
         <w:gridCol w:w="425"/>
-        <w:gridCol w:w="993"/>
-        <w:gridCol w:w="1133"/>
-        <w:gridCol w:w="993"/>
-        <w:gridCol w:w="2268"/>
+        <w:gridCol w:w="1134"/>
+        <w:gridCol w:w="1134"/>
+        <w:gridCol w:w="1134"/>
+        <w:gridCol w:w="1701"/>
+        <w:gridCol w:w="1134"/>
         <w:gridCol w:w="1134"/>
         <w:gridCol w:w="1134"/>
       </w:tblGrid>
       <w:tr>
         <w:trPr>
+          <w:gridAfter w:val="1"/>
+          <w:wAfter w:w="1134" w:type="dxa"/>
           <w:trHeight w:val="171"/>
           <w:jc w:val="center"/>
         </w:trPr>
         <w:tc>
           <w:tcPr>
             <w:tcW w:w="2410" w:type="dxa"/>
-            <w:gridSpan w:val="2"/>
+            <w:gridSpan w:val="3"/>
             <w:vAlign w:val="center"/>
           </w:tcPr>
           <w:p>
@@ -68,7 +72,7 @@
                 <w:sz w:val="24"/>
                 <w:szCs w:val="24"/>
               </w:rPr>
-              <w:t xml:space="preserve">Test Report </w:t>
+              <w:t>Test Report</w:t>
             </w:r>
             <w:r>
               <w:rPr>
@@ -76,13 +80,13 @@
                 <w:sz w:val="24"/>
                 <w:szCs w:val="24"/>
               </w:rPr>
-              <w:t>Number</w:t>
+              <w:t xml:space="preserve"> Number</w:t>
             </w:r>
           </w:p>
         </w:tc>
         <w:tc>
           <w:tcPr>
-            <w:tcW w:w="8080" w:type="dxa"/>
+            <w:tcW w:w="7796" w:type="dxa"/>
             <w:gridSpan w:val="7"/>
           </w:tcPr>
           <w:p>
@@ -101,12 +105,16 @@
       </w:tr>
       <w:tr>
         <w:trPr>
+          <w:gridBefore w:val="1"/>
+          <w:gridAfter w:val="1"/>
+          <w:wBefore w:w="142" w:type="dxa"/>
+          <w:wAfter w:w="1134" w:type="dxa"/>
           <w:trHeight w:val="191"/>
           <w:jc w:val="center"/>
         </w:trPr>
         <w:tc>
           <w:tcPr>
-            <w:tcW w:w="10490" w:type="dxa"/>
+            <w:tcW w:w="10064" w:type="dxa"/>
             <w:gridSpan w:val="9"/>
             <w:shd w:val="thinDiagCross" w:color="D9D9D9" w:themeColor="background1" w:themeShade="D9" w:fill="FFFFFF" w:themeFill="background1"/>
           </w:tcPr>
@@ -125,12 +133,16 @@
       </w:tr>
       <w:tr>
         <w:trPr>
+          <w:gridBefore w:val="1"/>
+          <w:gridAfter w:val="1"/>
+          <w:wBefore w:w="142" w:type="dxa"/>
+          <w:wAfter w:w="1134" w:type="dxa"/>
           <w:trHeight w:val="191"/>
           <w:jc w:val="center"/>
         </w:trPr>
         <w:tc>
           <w:tcPr>
-            <w:tcW w:w="10490" w:type="dxa"/>
+            <w:tcW w:w="10064" w:type="dxa"/>
             <w:gridSpan w:val="9"/>
           </w:tcPr>
           <w:p>
@@ -148,12 +160,16 @@
       </w:tr>
       <w:tr>
         <w:trPr>
+          <w:gridBefore w:val="1"/>
+          <w:gridAfter w:val="1"/>
+          <w:wBefore w:w="142" w:type="dxa"/>
+          <w:wAfter w:w="1134" w:type="dxa"/>
           <w:trHeight w:val="191"/>
           <w:jc w:val="center"/>
         </w:trPr>
         <w:tc>
           <w:tcPr>
-            <w:tcW w:w="10490" w:type="dxa"/>
+            <w:tcW w:w="10064" w:type="dxa"/>
             <w:gridSpan w:val="9"/>
           </w:tcPr>
           <w:p>
@@ -173,28 +189,23 @@
                 <w:bCs/>
                 <w:u w:val="single"/>
               </w:rPr>
-              <w:t xml:space="preserve">Fabric Weight Per Unit </w:t>
-            </w:r>
-            <w:r>
-              <w:rPr>
-                <w:rFonts w:ascii="Arial" w:hAnsi="Arial" w:cs="Arial" w:hint="eastAsia"/>
-                <w:b/>
-                <w:bCs/>
-                <w:u w:val="single"/>
-              </w:rPr>
-              <w:t>Area</w:t>
+              <w:t>Fabric Weight Per Unit Area</w:t>
             </w:r>
           </w:p>
         </w:tc>
       </w:tr>
       <w:tr>
         <w:trPr>
+          <w:gridBefore w:val="1"/>
+          <w:gridAfter w:val="1"/>
+          <w:wBefore w:w="142" w:type="dxa"/>
+          <w:wAfter w:w="1134" w:type="dxa"/>
           <w:trHeight w:val="113"/>
           <w:jc w:val="center"/>
         </w:trPr>
         <w:tc>
           <w:tcPr>
-            <w:tcW w:w="10490" w:type="dxa"/>
+            <w:tcW w:w="10064" w:type="dxa"/>
             <w:gridSpan w:val="9"/>
           </w:tcPr>
           <w:p>
@@ -214,12 +225,16 @@
       </w:tr>
       <w:tr>
         <w:trPr>
+          <w:gridBefore w:val="1"/>
+          <w:gridAfter w:val="1"/>
+          <w:wBefore w:w="142" w:type="dxa"/>
+          <w:wAfter w:w="1134" w:type="dxa"/>
           <w:trHeight w:val="191"/>
           <w:jc w:val="center"/>
         </w:trPr>
         <w:tc>
           <w:tcPr>
-            <w:tcW w:w="1701" w:type="dxa"/>
+            <w:tcW w:w="1559" w:type="dxa"/>
           </w:tcPr>
           <w:p>
             <w:pPr>
@@ -245,7 +260,7 @@
         </w:tc>
         <w:tc>
           <w:tcPr>
-            <w:tcW w:w="8789" w:type="dxa"/>
+            <w:tcW w:w="8505" w:type="dxa"/>
             <w:gridSpan w:val="8"/>
           </w:tcPr>
           <w:p>
@@ -298,13 +313,30 @@
       </w:tr>
       <w:tr>
         <w:trPr>
+          <w:gridBefore w:val="1"/>
+          <w:wBefore w:w="142" w:type="dxa"/>
           <w:trHeight w:val="191"/>
           <w:jc w:val="center"/>
         </w:trPr>
         <w:tc>
           <w:tcPr>
-            <w:tcW w:w="10490" w:type="dxa"/>
+            <w:tcW w:w="10064" w:type="dxa"/>
             <w:gridSpan w:val="9"/>
+          </w:tcPr>
+          <w:p>
+            <w:pPr>
+              <w:spacing w:after="0" w:line="240" w:lineRule="auto"/>
+              <w:rPr>
+                <w:rFonts w:ascii="Arial" w:eastAsia="黑体" w:hAnsi="Arial" w:cs="Arial"/>
+                <w:sz w:val="13"/>
+                <w:szCs w:val="13"/>
+              </w:rPr>
+            </w:pPr>
+          </w:p>
+        </w:tc>
+        <w:tc>
+          <w:tcPr>
+            <w:tcW w:w="1134" w:type="dxa"/>
           </w:tcPr>
           <w:p>
             <w:pPr>
@@ -320,12 +352,14 @@
       </w:tr>
       <w:tr>
         <w:trPr>
+          <w:gridBefore w:val="1"/>
+          <w:wBefore w:w="142" w:type="dxa"/>
           <w:trHeight w:val="191"/>
           <w:jc w:val="center"/>
         </w:trPr>
         <w:tc>
           <w:tcPr>
-            <w:tcW w:w="1701" w:type="dxa"/>
+            <w:tcW w:w="1559" w:type="dxa"/>
           </w:tcPr>
           <w:p>
             <w:pPr>
@@ -396,7 +430,7 @@
         </w:tc>
         <w:tc>
           <w:tcPr>
-            <w:tcW w:w="993" w:type="dxa"/>
+            <w:tcW w:w="1134" w:type="dxa"/>
           </w:tcPr>
           <w:p>
             <w:pPr>
@@ -442,7 +476,7 @@
         </w:tc>
         <w:tc>
           <w:tcPr>
-            <w:tcW w:w="1133" w:type="dxa"/>
+            <w:tcW w:w="1134" w:type="dxa"/>
           </w:tcPr>
           <w:p>
             <w:pPr>
@@ -467,7 +501,7 @@
         </w:tc>
         <w:tc>
           <w:tcPr>
-            <w:tcW w:w="993" w:type="dxa"/>
+            <w:tcW w:w="1134" w:type="dxa"/>
           </w:tcPr>
           <w:p>
             <w:pPr>
@@ -492,7 +526,7 @@
         </w:tc>
         <w:tc>
           <w:tcPr>
-            <w:tcW w:w="2268" w:type="dxa"/>
+            <w:tcW w:w="1701" w:type="dxa"/>
           </w:tcPr>
           <w:p>
             <w:pPr>
@@ -536,7 +570,7 @@
                 <w:sz w:val="20"/>
                 <w:szCs w:val="20"/>
               </w:rPr>
-              <w:t xml:space="preserve">(g/piece </w:t>
+              <w:t>(g/piece</w:t>
             </w:r>
           </w:p>
         </w:tc>
@@ -562,16 +596,7 @@
                 <w:sz w:val="20"/>
                 <w:szCs w:val="20"/>
               </w:rPr>
-              <w:t>l</w:t>
-            </w:r>
-            <w:r>
-              <w:rPr>
-                <w:rFonts w:ascii="Arial" w:eastAsia="黑体" w:hAnsi="Arial" w:cs="Arial" w:hint="eastAsia"/>
-                <w:color w:val="538135" w:themeColor="accent6" w:themeShade="BF"/>
-                <w:sz w:val="20"/>
-                <w:szCs w:val="20"/>
-              </w:rPr>
-              <w:t>b</w:t>
+              <w:t>lb</w:t>
             </w:r>
             <w:proofErr w:type="spellEnd"/>
             <w:r>
@@ -581,19 +606,47 @@
                 <w:sz w:val="20"/>
                 <w:szCs w:val="20"/>
               </w:rPr>
-              <w:t>/dozen)</w:t>
+              <w:t>/dozen</w:t>
+            </w:r>
+          </w:p>
+        </w:tc>
+        <w:tc>
+          <w:tcPr>
+            <w:tcW w:w="1134" w:type="dxa"/>
+          </w:tcPr>
+          <w:p>
+            <w:pPr>
+              <w:spacing w:after="0" w:line="240" w:lineRule="auto"/>
+              <w:jc w:val="center"/>
+              <w:rPr>
+                <w:rFonts w:ascii="Arial" w:eastAsia="黑体" w:hAnsi="Arial" w:cs="Arial"/>
+                <w:color w:val="538135" w:themeColor="accent6" w:themeShade="BF"/>
+                <w:sz w:val="20"/>
+                <w:szCs w:val="20"/>
+              </w:rPr>
+            </w:pPr>
+            <w:r>
+              <w:rPr>
+                <w:rFonts w:ascii="Arial" w:eastAsia="黑体" w:hAnsi="Arial" w:cs="Arial" w:hint="eastAsia"/>
+                <w:color w:val="538135" w:themeColor="accent6" w:themeShade="BF"/>
+                <w:sz w:val="20"/>
+                <w:szCs w:val="20"/>
+              </w:rPr>
+              <w:t>oz/dozen)</w:t>
             </w:r>
           </w:p>
         </w:tc>
       </w:tr>
       <w:tr>
         <w:trPr>
+          <w:gridBefore w:val="1"/>
+          <w:wBefore w:w="142" w:type="dxa"/>
           <w:trHeight w:val="138"/>
           <w:jc w:val="center"/>
         </w:trPr>
         <w:tc>
           <w:tcPr>
-            <w:tcW w:w="1701" w:type="dxa"/>
+            <w:tcW w:w="1559" w:type="dxa"/>
           </w:tcPr>
           <w:p>
             <w:pPr>
@@ -626,55 +679,71 @@
         </w:tc>
         <w:tc>
           <w:tcPr>
-            <w:tcW w:w="993" w:type="dxa"/>
-          </w:tcPr>
-          <w:p>
-            <w:pPr>
-              <w:spacing w:after="0" w:line="240" w:lineRule="auto"/>
-              <w:jc w:val="center"/>
-              <w:rPr>
-                <w:rFonts w:ascii="Arial" w:eastAsia="黑体" w:hAnsi="Arial" w:cs="Arial"/>
-                <w:sz w:val="20"/>
-                <w:szCs w:val="20"/>
-              </w:rPr>
-            </w:pPr>
-          </w:p>
-        </w:tc>
-        <w:tc>
-          <w:tcPr>
-            <w:tcW w:w="1133" w:type="dxa"/>
-          </w:tcPr>
-          <w:p>
-            <w:pPr>
-              <w:spacing w:after="0" w:line="240" w:lineRule="auto"/>
-              <w:jc w:val="center"/>
-              <w:rPr>
-                <w:rFonts w:ascii="Arial" w:eastAsia="黑体" w:hAnsi="Arial" w:cs="Arial"/>
-                <w:sz w:val="20"/>
-                <w:szCs w:val="20"/>
-              </w:rPr>
-            </w:pPr>
-          </w:p>
-        </w:tc>
-        <w:tc>
-          <w:tcPr>
-            <w:tcW w:w="993" w:type="dxa"/>
-          </w:tcPr>
-          <w:p>
-            <w:pPr>
-              <w:spacing w:after="0" w:line="240" w:lineRule="auto"/>
-              <w:jc w:val="center"/>
-              <w:rPr>
-                <w:rFonts w:ascii="Arial" w:eastAsia="黑体" w:hAnsi="Arial" w:cs="Arial"/>
-                <w:sz w:val="20"/>
-                <w:szCs w:val="20"/>
-              </w:rPr>
-            </w:pPr>
-          </w:p>
-        </w:tc>
-        <w:tc>
-          <w:tcPr>
-            <w:tcW w:w="2268" w:type="dxa"/>
+            <w:tcW w:w="1134" w:type="dxa"/>
+          </w:tcPr>
+          <w:p>
+            <w:pPr>
+              <w:spacing w:after="0" w:line="240" w:lineRule="auto"/>
+              <w:jc w:val="center"/>
+              <w:rPr>
+                <w:rFonts w:ascii="Arial" w:eastAsia="黑体" w:hAnsi="Arial" w:cs="Arial"/>
+                <w:sz w:val="20"/>
+                <w:szCs w:val="20"/>
+              </w:rPr>
+            </w:pPr>
+          </w:p>
+        </w:tc>
+        <w:tc>
+          <w:tcPr>
+            <w:tcW w:w="1134" w:type="dxa"/>
+          </w:tcPr>
+          <w:p>
+            <w:pPr>
+              <w:spacing w:after="0" w:line="240" w:lineRule="auto"/>
+              <w:jc w:val="center"/>
+              <w:rPr>
+                <w:rFonts w:ascii="Arial" w:eastAsia="黑体" w:hAnsi="Arial" w:cs="Arial"/>
+                <w:sz w:val="20"/>
+                <w:szCs w:val="20"/>
+              </w:rPr>
+            </w:pPr>
+          </w:p>
+        </w:tc>
+        <w:tc>
+          <w:tcPr>
+            <w:tcW w:w="1134" w:type="dxa"/>
+          </w:tcPr>
+          <w:p>
+            <w:pPr>
+              <w:spacing w:after="0" w:line="240" w:lineRule="auto"/>
+              <w:jc w:val="center"/>
+              <w:rPr>
+                <w:rFonts w:ascii="Arial" w:eastAsia="黑体" w:hAnsi="Arial" w:cs="Arial"/>
+                <w:sz w:val="20"/>
+                <w:szCs w:val="20"/>
+              </w:rPr>
+            </w:pPr>
+          </w:p>
+        </w:tc>
+        <w:tc>
+          <w:tcPr>
+            <w:tcW w:w="1701" w:type="dxa"/>
+          </w:tcPr>
+          <w:p>
+            <w:pPr>
+              <w:spacing w:after="0" w:line="240" w:lineRule="auto"/>
+              <w:jc w:val="center"/>
+              <w:rPr>
+                <w:rFonts w:ascii="Arial" w:eastAsia="黑体" w:hAnsi="Arial" w:cs="Arial"/>
+                <w:sz w:val="20"/>
+                <w:szCs w:val="20"/>
+              </w:rPr>
+            </w:pPr>
+          </w:p>
+        </w:tc>
+        <w:tc>
+          <w:tcPr>
+            <w:tcW w:w="1134" w:type="dxa"/>
           </w:tcPr>
           <w:p>
             <w:pPr>
@@ -723,12 +792,14 @@
       </w:tr>
       <w:tr>
         <w:trPr>
+          <w:gridBefore w:val="1"/>
+          <w:wBefore w:w="142" w:type="dxa"/>
           <w:trHeight w:val="136"/>
           <w:jc w:val="center"/>
         </w:trPr>
         <w:tc>
           <w:tcPr>
-            <w:tcW w:w="1701" w:type="dxa"/>
+            <w:tcW w:w="1559" w:type="dxa"/>
           </w:tcPr>
           <w:p>
             <w:pPr>
@@ -761,55 +832,71 @@
         </w:tc>
         <w:tc>
           <w:tcPr>
-            <w:tcW w:w="993" w:type="dxa"/>
-          </w:tcPr>
-          <w:p>
-            <w:pPr>
-              <w:spacing w:after="0" w:line="240" w:lineRule="auto"/>
-              <w:jc w:val="center"/>
-              <w:rPr>
-                <w:rFonts w:ascii="Arial" w:eastAsia="黑体" w:hAnsi="Arial" w:cs="Arial"/>
-                <w:sz w:val="20"/>
-                <w:szCs w:val="20"/>
-              </w:rPr>
-            </w:pPr>
-          </w:p>
-        </w:tc>
-        <w:tc>
-          <w:tcPr>
-            <w:tcW w:w="1133" w:type="dxa"/>
-          </w:tcPr>
-          <w:p>
-            <w:pPr>
-              <w:spacing w:after="0" w:line="240" w:lineRule="auto"/>
-              <w:jc w:val="center"/>
-              <w:rPr>
-                <w:rFonts w:ascii="Arial" w:eastAsia="黑体" w:hAnsi="Arial" w:cs="Arial"/>
-                <w:sz w:val="20"/>
-                <w:szCs w:val="20"/>
-              </w:rPr>
-            </w:pPr>
-          </w:p>
-        </w:tc>
-        <w:tc>
-          <w:tcPr>
-            <w:tcW w:w="993" w:type="dxa"/>
-          </w:tcPr>
-          <w:p>
-            <w:pPr>
-              <w:spacing w:after="0" w:line="240" w:lineRule="auto"/>
-              <w:jc w:val="center"/>
-              <w:rPr>
-                <w:rFonts w:ascii="Arial" w:eastAsia="黑体" w:hAnsi="Arial" w:cs="Arial"/>
-                <w:sz w:val="20"/>
-                <w:szCs w:val="20"/>
-              </w:rPr>
-            </w:pPr>
-          </w:p>
-        </w:tc>
-        <w:tc>
-          <w:tcPr>
-            <w:tcW w:w="2268" w:type="dxa"/>
+            <w:tcW w:w="1134" w:type="dxa"/>
+          </w:tcPr>
+          <w:p>
+            <w:pPr>
+              <w:spacing w:after="0" w:line="240" w:lineRule="auto"/>
+              <w:jc w:val="center"/>
+              <w:rPr>
+                <w:rFonts w:ascii="Arial" w:eastAsia="黑体" w:hAnsi="Arial" w:cs="Arial"/>
+                <w:sz w:val="20"/>
+                <w:szCs w:val="20"/>
+              </w:rPr>
+            </w:pPr>
+          </w:p>
+        </w:tc>
+        <w:tc>
+          <w:tcPr>
+            <w:tcW w:w="1134" w:type="dxa"/>
+          </w:tcPr>
+          <w:p>
+            <w:pPr>
+              <w:spacing w:after="0" w:line="240" w:lineRule="auto"/>
+              <w:jc w:val="center"/>
+              <w:rPr>
+                <w:rFonts w:ascii="Arial" w:eastAsia="黑体" w:hAnsi="Arial" w:cs="Arial"/>
+                <w:sz w:val="20"/>
+                <w:szCs w:val="20"/>
+              </w:rPr>
+            </w:pPr>
+          </w:p>
+        </w:tc>
+        <w:tc>
+          <w:tcPr>
+            <w:tcW w:w="1134" w:type="dxa"/>
+          </w:tcPr>
+          <w:p>
+            <w:pPr>
+              <w:spacing w:after="0" w:line="240" w:lineRule="auto"/>
+              <w:jc w:val="center"/>
+              <w:rPr>
+                <w:rFonts w:ascii="Arial" w:eastAsia="黑体" w:hAnsi="Arial" w:cs="Arial"/>
+                <w:sz w:val="20"/>
+                <w:szCs w:val="20"/>
+              </w:rPr>
+            </w:pPr>
+          </w:p>
+        </w:tc>
+        <w:tc>
+          <w:tcPr>
+            <w:tcW w:w="1701" w:type="dxa"/>
+          </w:tcPr>
+          <w:p>
+            <w:pPr>
+              <w:spacing w:after="0" w:line="240" w:lineRule="auto"/>
+              <w:jc w:val="center"/>
+              <w:rPr>
+                <w:rFonts w:ascii="Arial" w:eastAsia="黑体" w:hAnsi="Arial" w:cs="Arial"/>
+                <w:sz w:val="20"/>
+                <w:szCs w:val="20"/>
+              </w:rPr>
+            </w:pPr>
+          </w:p>
+        </w:tc>
+        <w:tc>
+          <w:tcPr>
+            <w:tcW w:w="1134" w:type="dxa"/>
           </w:tcPr>
           <w:p>
             <w:pPr>
@@ -858,12 +945,14 @@
       </w:tr>
       <w:tr>
         <w:trPr>
+          <w:gridBefore w:val="1"/>
+          <w:wBefore w:w="142" w:type="dxa"/>
           <w:trHeight w:val="136"/>
           <w:jc w:val="center"/>
         </w:trPr>
         <w:tc>
           <w:tcPr>
-            <w:tcW w:w="1701" w:type="dxa"/>
+            <w:tcW w:w="1559" w:type="dxa"/>
           </w:tcPr>
           <w:p>
             <w:pPr>
@@ -896,55 +985,71 @@
         </w:tc>
         <w:tc>
           <w:tcPr>
-            <w:tcW w:w="993" w:type="dxa"/>
-          </w:tcPr>
-          <w:p>
-            <w:pPr>
-              <w:spacing w:after="0" w:line="240" w:lineRule="auto"/>
-              <w:jc w:val="center"/>
-              <w:rPr>
-                <w:rFonts w:ascii="Arial" w:eastAsia="黑体" w:hAnsi="Arial" w:cs="Arial"/>
-                <w:sz w:val="20"/>
-                <w:szCs w:val="20"/>
-              </w:rPr>
-            </w:pPr>
-          </w:p>
-        </w:tc>
-        <w:tc>
-          <w:tcPr>
-            <w:tcW w:w="1133" w:type="dxa"/>
-          </w:tcPr>
-          <w:p>
-            <w:pPr>
-              <w:spacing w:after="0" w:line="240" w:lineRule="auto"/>
-              <w:jc w:val="center"/>
-              <w:rPr>
-                <w:rFonts w:ascii="Arial" w:eastAsia="黑体" w:hAnsi="Arial" w:cs="Arial"/>
-                <w:sz w:val="20"/>
-                <w:szCs w:val="20"/>
-              </w:rPr>
-            </w:pPr>
-          </w:p>
-        </w:tc>
-        <w:tc>
-          <w:tcPr>
-            <w:tcW w:w="993" w:type="dxa"/>
-          </w:tcPr>
-          <w:p>
-            <w:pPr>
-              <w:spacing w:after="0" w:line="240" w:lineRule="auto"/>
-              <w:jc w:val="center"/>
-              <w:rPr>
-                <w:rFonts w:ascii="Arial" w:eastAsia="黑体" w:hAnsi="Arial" w:cs="Arial"/>
-                <w:sz w:val="20"/>
-                <w:szCs w:val="20"/>
-              </w:rPr>
-            </w:pPr>
-          </w:p>
-        </w:tc>
-        <w:tc>
-          <w:tcPr>
-            <w:tcW w:w="2268" w:type="dxa"/>
+            <w:tcW w:w="1134" w:type="dxa"/>
+          </w:tcPr>
+          <w:p>
+            <w:pPr>
+              <w:spacing w:after="0" w:line="240" w:lineRule="auto"/>
+              <w:jc w:val="center"/>
+              <w:rPr>
+                <w:rFonts w:ascii="Arial" w:eastAsia="黑体" w:hAnsi="Arial" w:cs="Arial"/>
+                <w:sz w:val="20"/>
+                <w:szCs w:val="20"/>
+              </w:rPr>
+            </w:pPr>
+          </w:p>
+        </w:tc>
+        <w:tc>
+          <w:tcPr>
+            <w:tcW w:w="1134" w:type="dxa"/>
+          </w:tcPr>
+          <w:p>
+            <w:pPr>
+              <w:spacing w:after="0" w:line="240" w:lineRule="auto"/>
+              <w:jc w:val="center"/>
+              <w:rPr>
+                <w:rFonts w:ascii="Arial" w:eastAsia="黑体" w:hAnsi="Arial" w:cs="Arial"/>
+                <w:sz w:val="20"/>
+                <w:szCs w:val="20"/>
+              </w:rPr>
+            </w:pPr>
+          </w:p>
+        </w:tc>
+        <w:tc>
+          <w:tcPr>
+            <w:tcW w:w="1134" w:type="dxa"/>
+          </w:tcPr>
+          <w:p>
+            <w:pPr>
+              <w:spacing w:after="0" w:line="240" w:lineRule="auto"/>
+              <w:jc w:val="center"/>
+              <w:rPr>
+                <w:rFonts w:ascii="Arial" w:eastAsia="黑体" w:hAnsi="Arial" w:cs="Arial"/>
+                <w:sz w:val="20"/>
+                <w:szCs w:val="20"/>
+              </w:rPr>
+            </w:pPr>
+          </w:p>
+        </w:tc>
+        <w:tc>
+          <w:tcPr>
+            <w:tcW w:w="1701" w:type="dxa"/>
+          </w:tcPr>
+          <w:p>
+            <w:pPr>
+              <w:spacing w:after="0" w:line="240" w:lineRule="auto"/>
+              <w:jc w:val="center"/>
+              <w:rPr>
+                <w:rFonts w:ascii="Arial" w:eastAsia="黑体" w:hAnsi="Arial" w:cs="Arial"/>
+                <w:sz w:val="20"/>
+                <w:szCs w:val="20"/>
+              </w:rPr>
+            </w:pPr>
+          </w:p>
+        </w:tc>
+        <w:tc>
+          <w:tcPr>
+            <w:tcW w:w="1134" w:type="dxa"/>
           </w:tcPr>
           <w:p>
             <w:pPr>
@@ -993,12 +1098,14 @@
       </w:tr>
       <w:tr>
         <w:trPr>
+          <w:gridBefore w:val="1"/>
+          <w:wBefore w:w="142" w:type="dxa"/>
           <w:trHeight w:val="136"/>
           <w:jc w:val="center"/>
         </w:trPr>
         <w:tc>
           <w:tcPr>
-            <w:tcW w:w="1701" w:type="dxa"/>
+            <w:tcW w:w="1559" w:type="dxa"/>
           </w:tcPr>
           <w:p>
             <w:pPr>
@@ -1031,55 +1138,71 @@
         </w:tc>
         <w:tc>
           <w:tcPr>
-            <w:tcW w:w="993" w:type="dxa"/>
-          </w:tcPr>
-          <w:p>
-            <w:pPr>
-              <w:spacing w:after="0" w:line="240" w:lineRule="auto"/>
-              <w:jc w:val="center"/>
-              <w:rPr>
-                <w:rFonts w:ascii="Arial" w:eastAsia="黑体" w:hAnsi="Arial" w:cs="Arial"/>
-                <w:sz w:val="20"/>
-                <w:szCs w:val="20"/>
-              </w:rPr>
-            </w:pPr>
-          </w:p>
-        </w:tc>
-        <w:tc>
-          <w:tcPr>
-            <w:tcW w:w="1133" w:type="dxa"/>
-          </w:tcPr>
-          <w:p>
-            <w:pPr>
-              <w:spacing w:after="0" w:line="240" w:lineRule="auto"/>
-              <w:jc w:val="center"/>
-              <w:rPr>
-                <w:rFonts w:ascii="Arial" w:eastAsia="黑体" w:hAnsi="Arial" w:cs="Arial"/>
-                <w:sz w:val="20"/>
-                <w:szCs w:val="20"/>
-              </w:rPr>
-            </w:pPr>
-          </w:p>
-        </w:tc>
-        <w:tc>
-          <w:tcPr>
-            <w:tcW w:w="993" w:type="dxa"/>
-          </w:tcPr>
-          <w:p>
-            <w:pPr>
-              <w:spacing w:after="0" w:line="240" w:lineRule="auto"/>
-              <w:jc w:val="center"/>
-              <w:rPr>
-                <w:rFonts w:ascii="Arial" w:eastAsia="黑体" w:hAnsi="Arial" w:cs="Arial"/>
-                <w:sz w:val="20"/>
-                <w:szCs w:val="20"/>
-              </w:rPr>
-            </w:pPr>
-          </w:p>
-        </w:tc>
-        <w:tc>
-          <w:tcPr>
-            <w:tcW w:w="2268" w:type="dxa"/>
+            <w:tcW w:w="1134" w:type="dxa"/>
+          </w:tcPr>
+          <w:p>
+            <w:pPr>
+              <w:spacing w:after="0" w:line="240" w:lineRule="auto"/>
+              <w:jc w:val="center"/>
+              <w:rPr>
+                <w:rFonts w:ascii="Arial" w:eastAsia="黑体" w:hAnsi="Arial" w:cs="Arial"/>
+                <w:sz w:val="20"/>
+                <w:szCs w:val="20"/>
+              </w:rPr>
+            </w:pPr>
+          </w:p>
+        </w:tc>
+        <w:tc>
+          <w:tcPr>
+            <w:tcW w:w="1134" w:type="dxa"/>
+          </w:tcPr>
+          <w:p>
+            <w:pPr>
+              <w:spacing w:after="0" w:line="240" w:lineRule="auto"/>
+              <w:jc w:val="center"/>
+              <w:rPr>
+                <w:rFonts w:ascii="Arial" w:eastAsia="黑体" w:hAnsi="Arial" w:cs="Arial"/>
+                <w:sz w:val="20"/>
+                <w:szCs w:val="20"/>
+              </w:rPr>
+            </w:pPr>
+          </w:p>
+        </w:tc>
+        <w:tc>
+          <w:tcPr>
+            <w:tcW w:w="1134" w:type="dxa"/>
+          </w:tcPr>
+          <w:p>
+            <w:pPr>
+              <w:spacing w:after="0" w:line="240" w:lineRule="auto"/>
+              <w:jc w:val="center"/>
+              <w:rPr>
+                <w:rFonts w:ascii="Arial" w:eastAsia="黑体" w:hAnsi="Arial" w:cs="Arial"/>
+                <w:sz w:val="20"/>
+                <w:szCs w:val="20"/>
+              </w:rPr>
+            </w:pPr>
+          </w:p>
+        </w:tc>
+        <w:tc>
+          <w:tcPr>
+            <w:tcW w:w="1701" w:type="dxa"/>
+          </w:tcPr>
+          <w:p>
+            <w:pPr>
+              <w:spacing w:after="0" w:line="240" w:lineRule="auto"/>
+              <w:jc w:val="center"/>
+              <w:rPr>
+                <w:rFonts w:ascii="Arial" w:eastAsia="黑体" w:hAnsi="Arial" w:cs="Arial"/>
+                <w:sz w:val="20"/>
+                <w:szCs w:val="20"/>
+              </w:rPr>
+            </w:pPr>
+          </w:p>
+        </w:tc>
+        <w:tc>
+          <w:tcPr>
+            <w:tcW w:w="1134" w:type="dxa"/>
           </w:tcPr>
           <w:p>
             <w:pPr>
@@ -1128,12 +1251,14 @@
       </w:tr>
       <w:tr>
         <w:trPr>
+          <w:gridBefore w:val="1"/>
+          <w:wBefore w:w="142" w:type="dxa"/>
           <w:trHeight w:val="136"/>
           <w:jc w:val="center"/>
         </w:trPr>
         <w:tc>
           <w:tcPr>
-            <w:tcW w:w="1701" w:type="dxa"/>
+            <w:tcW w:w="1559" w:type="dxa"/>
           </w:tcPr>
           <w:p>
             <w:pPr>
@@ -1166,55 +1291,71 @@
         </w:tc>
         <w:tc>
           <w:tcPr>
-            <w:tcW w:w="993" w:type="dxa"/>
-          </w:tcPr>
-          <w:p>
-            <w:pPr>
-              <w:spacing w:after="0" w:line="240" w:lineRule="auto"/>
-              <w:jc w:val="center"/>
-              <w:rPr>
-                <w:rFonts w:ascii="Arial" w:eastAsia="黑体" w:hAnsi="Arial" w:cs="Arial"/>
-                <w:sz w:val="20"/>
-                <w:szCs w:val="20"/>
-              </w:rPr>
-            </w:pPr>
-          </w:p>
-        </w:tc>
-        <w:tc>
-          <w:tcPr>
-            <w:tcW w:w="1133" w:type="dxa"/>
-          </w:tcPr>
-          <w:p>
-            <w:pPr>
-              <w:spacing w:after="0" w:line="240" w:lineRule="auto"/>
-              <w:jc w:val="center"/>
-              <w:rPr>
-                <w:rFonts w:ascii="Arial" w:eastAsia="黑体" w:hAnsi="Arial" w:cs="Arial"/>
-                <w:sz w:val="20"/>
-                <w:szCs w:val="20"/>
-              </w:rPr>
-            </w:pPr>
-          </w:p>
-        </w:tc>
-        <w:tc>
-          <w:tcPr>
-            <w:tcW w:w="993" w:type="dxa"/>
-          </w:tcPr>
-          <w:p>
-            <w:pPr>
-              <w:spacing w:after="0" w:line="240" w:lineRule="auto"/>
-              <w:jc w:val="center"/>
-              <w:rPr>
-                <w:rFonts w:ascii="Arial" w:eastAsia="黑体" w:hAnsi="Arial" w:cs="Arial"/>
-                <w:sz w:val="20"/>
-                <w:szCs w:val="20"/>
-              </w:rPr>
-            </w:pPr>
-          </w:p>
-        </w:tc>
-        <w:tc>
-          <w:tcPr>
-            <w:tcW w:w="2268" w:type="dxa"/>
+            <w:tcW w:w="1134" w:type="dxa"/>
+          </w:tcPr>
+          <w:p>
+            <w:pPr>
+              <w:spacing w:after="0" w:line="240" w:lineRule="auto"/>
+              <w:jc w:val="center"/>
+              <w:rPr>
+                <w:rFonts w:ascii="Arial" w:eastAsia="黑体" w:hAnsi="Arial" w:cs="Arial"/>
+                <w:sz w:val="20"/>
+                <w:szCs w:val="20"/>
+              </w:rPr>
+            </w:pPr>
+          </w:p>
+        </w:tc>
+        <w:tc>
+          <w:tcPr>
+            <w:tcW w:w="1134" w:type="dxa"/>
+          </w:tcPr>
+          <w:p>
+            <w:pPr>
+              <w:spacing w:after="0" w:line="240" w:lineRule="auto"/>
+              <w:jc w:val="center"/>
+              <w:rPr>
+                <w:rFonts w:ascii="Arial" w:eastAsia="黑体" w:hAnsi="Arial" w:cs="Arial"/>
+                <w:sz w:val="20"/>
+                <w:szCs w:val="20"/>
+              </w:rPr>
+            </w:pPr>
+          </w:p>
+        </w:tc>
+        <w:tc>
+          <w:tcPr>
+            <w:tcW w:w="1134" w:type="dxa"/>
+          </w:tcPr>
+          <w:p>
+            <w:pPr>
+              <w:spacing w:after="0" w:line="240" w:lineRule="auto"/>
+              <w:jc w:val="center"/>
+              <w:rPr>
+                <w:rFonts w:ascii="Arial" w:eastAsia="黑体" w:hAnsi="Arial" w:cs="Arial"/>
+                <w:sz w:val="20"/>
+                <w:szCs w:val="20"/>
+              </w:rPr>
+            </w:pPr>
+          </w:p>
+        </w:tc>
+        <w:tc>
+          <w:tcPr>
+            <w:tcW w:w="1701" w:type="dxa"/>
+          </w:tcPr>
+          <w:p>
+            <w:pPr>
+              <w:spacing w:after="0" w:line="240" w:lineRule="auto"/>
+              <w:jc w:val="center"/>
+              <w:rPr>
+                <w:rFonts w:ascii="Arial" w:eastAsia="黑体" w:hAnsi="Arial" w:cs="Arial"/>
+                <w:sz w:val="20"/>
+                <w:szCs w:val="20"/>
+              </w:rPr>
+            </w:pPr>
+          </w:p>
+        </w:tc>
+        <w:tc>
+          <w:tcPr>
+            <w:tcW w:w="1134" w:type="dxa"/>
           </w:tcPr>
           <w:p>
             <w:pPr>
@@ -1263,12 +1404,14 @@
       </w:tr>
       <w:tr>
         <w:trPr>
+          <w:gridBefore w:val="1"/>
+          <w:wBefore w:w="142" w:type="dxa"/>
           <w:trHeight w:val="136"/>
           <w:jc w:val="center"/>
         </w:trPr>
         <w:tc>
           <w:tcPr>
-            <w:tcW w:w="1701" w:type="dxa"/>
+            <w:tcW w:w="1559" w:type="dxa"/>
           </w:tcPr>
           <w:p>
             <w:pPr>
@@ -1301,55 +1444,71 @@
         </w:tc>
         <w:tc>
           <w:tcPr>
-            <w:tcW w:w="993" w:type="dxa"/>
-          </w:tcPr>
-          <w:p>
-            <w:pPr>
-              <w:spacing w:after="0" w:line="240" w:lineRule="auto"/>
-              <w:jc w:val="center"/>
-              <w:rPr>
-                <w:rFonts w:ascii="Arial" w:eastAsia="黑体" w:hAnsi="Arial" w:cs="Arial"/>
-                <w:sz w:val="20"/>
-                <w:szCs w:val="20"/>
-              </w:rPr>
-            </w:pPr>
-          </w:p>
-        </w:tc>
-        <w:tc>
-          <w:tcPr>
-            <w:tcW w:w="1133" w:type="dxa"/>
-          </w:tcPr>
-          <w:p>
-            <w:pPr>
-              <w:spacing w:after="0" w:line="240" w:lineRule="auto"/>
-              <w:jc w:val="center"/>
-              <w:rPr>
-                <w:rFonts w:ascii="Arial" w:eastAsia="黑体" w:hAnsi="Arial" w:cs="Arial"/>
-                <w:sz w:val="20"/>
-                <w:szCs w:val="20"/>
-              </w:rPr>
-            </w:pPr>
-          </w:p>
-        </w:tc>
-        <w:tc>
-          <w:tcPr>
-            <w:tcW w:w="993" w:type="dxa"/>
-          </w:tcPr>
-          <w:p>
-            <w:pPr>
-              <w:spacing w:after="0" w:line="240" w:lineRule="auto"/>
-              <w:jc w:val="center"/>
-              <w:rPr>
-                <w:rFonts w:ascii="Arial" w:eastAsia="黑体" w:hAnsi="Arial" w:cs="Arial"/>
-                <w:sz w:val="20"/>
-                <w:szCs w:val="20"/>
-              </w:rPr>
-            </w:pPr>
-          </w:p>
-        </w:tc>
-        <w:tc>
-          <w:tcPr>
-            <w:tcW w:w="2268" w:type="dxa"/>
+            <w:tcW w:w="1134" w:type="dxa"/>
+          </w:tcPr>
+          <w:p>
+            <w:pPr>
+              <w:spacing w:after="0" w:line="240" w:lineRule="auto"/>
+              <w:jc w:val="center"/>
+              <w:rPr>
+                <w:rFonts w:ascii="Arial" w:eastAsia="黑体" w:hAnsi="Arial" w:cs="Arial"/>
+                <w:sz w:val="20"/>
+                <w:szCs w:val="20"/>
+              </w:rPr>
+            </w:pPr>
+          </w:p>
+        </w:tc>
+        <w:tc>
+          <w:tcPr>
+            <w:tcW w:w="1134" w:type="dxa"/>
+          </w:tcPr>
+          <w:p>
+            <w:pPr>
+              <w:spacing w:after="0" w:line="240" w:lineRule="auto"/>
+              <w:jc w:val="center"/>
+              <w:rPr>
+                <w:rFonts w:ascii="Arial" w:eastAsia="黑体" w:hAnsi="Arial" w:cs="Arial"/>
+                <w:sz w:val="20"/>
+                <w:szCs w:val="20"/>
+              </w:rPr>
+            </w:pPr>
+          </w:p>
+        </w:tc>
+        <w:tc>
+          <w:tcPr>
+            <w:tcW w:w="1134" w:type="dxa"/>
+          </w:tcPr>
+          <w:p>
+            <w:pPr>
+              <w:spacing w:after="0" w:line="240" w:lineRule="auto"/>
+              <w:jc w:val="center"/>
+              <w:rPr>
+                <w:rFonts w:ascii="Arial" w:eastAsia="黑体" w:hAnsi="Arial" w:cs="Arial"/>
+                <w:sz w:val="20"/>
+                <w:szCs w:val="20"/>
+              </w:rPr>
+            </w:pPr>
+          </w:p>
+        </w:tc>
+        <w:tc>
+          <w:tcPr>
+            <w:tcW w:w="1701" w:type="dxa"/>
+          </w:tcPr>
+          <w:p>
+            <w:pPr>
+              <w:spacing w:after="0" w:line="240" w:lineRule="auto"/>
+              <w:jc w:val="center"/>
+              <w:rPr>
+                <w:rFonts w:ascii="Arial" w:eastAsia="黑体" w:hAnsi="Arial" w:cs="Arial"/>
+                <w:sz w:val="20"/>
+                <w:szCs w:val="20"/>
+              </w:rPr>
+            </w:pPr>
+          </w:p>
+        </w:tc>
+        <w:tc>
+          <w:tcPr>
+            <w:tcW w:w="1134" w:type="dxa"/>
           </w:tcPr>
           <w:p>
             <w:pPr>

--- a/wwwroot/DocxModel/Common_PHY/PHY_Weight.docx
+++ b/wwwroot/DocxModel/Common_PHY/PHY_Weight.docx
@@ -25,17 +25,16 @@
     </w:p>
     <w:tbl>
       <w:tblPr>
-        <w:tblW w:w="11340" w:type="dxa"/>
+        <w:tblW w:w="10772" w:type="dxa"/>
         <w:jc w:val="center"/>
         <w:tblLayout w:type="fixed"/>
         <w:tblLook w:val="04A0" w:firstRow="1" w:lastRow="0" w:firstColumn="1" w:lastColumn="0" w:noHBand="0" w:noVBand="1"/>
       </w:tblPr>
       <w:tblGrid>
-        <w:gridCol w:w="142"/>
-        <w:gridCol w:w="1559"/>
-        <w:gridCol w:w="709"/>
-        <w:gridCol w:w="425"/>
+        <w:gridCol w:w="1133"/>
         <w:gridCol w:w="1134"/>
+        <w:gridCol w:w="285"/>
+        <w:gridCol w:w="849"/>
         <w:gridCol w:w="1134"/>
         <w:gridCol w:w="1134"/>
         <w:gridCol w:w="1701"/>
@@ -52,7 +51,7 @@
         </w:trPr>
         <w:tc>
           <w:tcPr>
-            <w:tcW w:w="2410" w:type="dxa"/>
+            <w:tcW w:w="2552" w:type="dxa"/>
             <w:gridSpan w:val="3"/>
             <w:vAlign w:val="center"/>
           </w:tcPr>
@@ -86,8 +85,8 @@
         </w:tc>
         <w:tc>
           <w:tcPr>
-            <w:tcW w:w="7796" w:type="dxa"/>
-            <w:gridSpan w:val="7"/>
+            <w:tcW w:w="7086" w:type="dxa"/>
+            <w:gridSpan w:val="6"/>
           </w:tcPr>
           <w:p>
             <w:pPr>
@@ -105,16 +104,14 @@
       </w:tr>
       <w:tr>
         <w:trPr>
-          <w:gridBefore w:val="1"/>
           <w:gridAfter w:val="1"/>
-          <w:wBefore w:w="142" w:type="dxa"/>
           <w:wAfter w:w="1134" w:type="dxa"/>
           <w:trHeight w:val="191"/>
           <w:jc w:val="center"/>
         </w:trPr>
         <w:tc>
           <w:tcPr>
-            <w:tcW w:w="10064" w:type="dxa"/>
+            <w:tcW w:w="9638" w:type="dxa"/>
             <w:gridSpan w:val="9"/>
             <w:shd w:val="thinDiagCross" w:color="D9D9D9" w:themeColor="background1" w:themeShade="D9" w:fill="FFFFFF" w:themeFill="background1"/>
           </w:tcPr>
@@ -133,16 +130,14 @@
       </w:tr>
       <w:tr>
         <w:trPr>
-          <w:gridBefore w:val="1"/>
           <w:gridAfter w:val="1"/>
-          <w:wBefore w:w="142" w:type="dxa"/>
           <w:wAfter w:w="1134" w:type="dxa"/>
           <w:trHeight w:val="191"/>
           <w:jc w:val="center"/>
         </w:trPr>
         <w:tc>
           <w:tcPr>
-            <w:tcW w:w="10064" w:type="dxa"/>
+            <w:tcW w:w="9638" w:type="dxa"/>
             <w:gridSpan w:val="9"/>
           </w:tcPr>
           <w:p>
@@ -160,16 +155,14 @@
       </w:tr>
       <w:tr>
         <w:trPr>
-          <w:gridBefore w:val="1"/>
           <w:gridAfter w:val="1"/>
-          <w:wBefore w:w="142" w:type="dxa"/>
           <w:wAfter w:w="1134" w:type="dxa"/>
           <w:trHeight w:val="191"/>
           <w:jc w:val="center"/>
         </w:trPr>
         <w:tc>
           <w:tcPr>
-            <w:tcW w:w="10064" w:type="dxa"/>
+            <w:tcW w:w="9638" w:type="dxa"/>
             <w:gridSpan w:val="9"/>
           </w:tcPr>
           <w:p>
@@ -196,16 +189,14 @@
       </w:tr>
       <w:tr>
         <w:trPr>
-          <w:gridBefore w:val="1"/>
           <w:gridAfter w:val="1"/>
-          <w:wBefore w:w="142" w:type="dxa"/>
           <w:wAfter w:w="1134" w:type="dxa"/>
           <w:trHeight w:val="113"/>
           <w:jc w:val="center"/>
         </w:trPr>
         <w:tc>
           <w:tcPr>
-            <w:tcW w:w="10064" w:type="dxa"/>
+            <w:tcW w:w="9638" w:type="dxa"/>
             <w:gridSpan w:val="9"/>
           </w:tcPr>
           <w:p>
@@ -225,16 +216,14 @@
       </w:tr>
       <w:tr>
         <w:trPr>
-          <w:gridBefore w:val="1"/>
           <w:gridAfter w:val="1"/>
-          <w:wBefore w:w="142" w:type="dxa"/>
           <w:wAfter w:w="1134" w:type="dxa"/>
           <w:trHeight w:val="191"/>
           <w:jc w:val="center"/>
         </w:trPr>
         <w:tc>
           <w:tcPr>
-            <w:tcW w:w="1559" w:type="dxa"/>
+            <w:tcW w:w="1133" w:type="dxa"/>
           </w:tcPr>
           <w:p>
             <w:pPr>
@@ -313,14 +302,12 @@
       </w:tr>
       <w:tr>
         <w:trPr>
-          <w:gridBefore w:val="1"/>
-          <w:wBefore w:w="142" w:type="dxa"/>
           <w:trHeight w:val="191"/>
           <w:jc w:val="center"/>
         </w:trPr>
         <w:tc>
           <w:tcPr>
-            <w:tcW w:w="10064" w:type="dxa"/>
+            <w:tcW w:w="9638" w:type="dxa"/>
             <w:gridSpan w:val="9"/>
           </w:tcPr>
           <w:p>
@@ -352,14 +339,12 @@
       </w:tr>
       <w:tr>
         <w:trPr>
-          <w:gridBefore w:val="1"/>
-          <w:wBefore w:w="142" w:type="dxa"/>
           <w:trHeight w:val="191"/>
           <w:jc w:val="center"/>
         </w:trPr>
         <w:tc>
           <w:tcPr>
-            <w:tcW w:w="1559" w:type="dxa"/>
+            <w:tcW w:w="1133" w:type="dxa"/>
           </w:tcPr>
           <w:p>
             <w:pPr>
@@ -386,7 +371,6 @@
         <w:tc>
           <w:tcPr>
             <w:tcW w:w="1134" w:type="dxa"/>
-            <w:gridSpan w:val="2"/>
           </w:tcPr>
           <w:p>
             <w:pPr>
@@ -431,6 +415,7 @@
         <w:tc>
           <w:tcPr>
             <w:tcW w:w="1134" w:type="dxa"/>
+            <w:gridSpan w:val="2"/>
           </w:tcPr>
           <w:p>
             <w:pPr>
@@ -639,14 +624,28 @@
       </w:tr>
       <w:tr>
         <w:trPr>
-          <w:gridBefore w:val="1"/>
-          <w:wBefore w:w="142" w:type="dxa"/>
           <w:trHeight w:val="138"/>
           <w:jc w:val="center"/>
         </w:trPr>
         <w:tc>
           <w:tcPr>
-            <w:tcW w:w="1559" w:type="dxa"/>
+            <w:tcW w:w="1133" w:type="dxa"/>
+          </w:tcPr>
+          <w:p>
+            <w:pPr>
+              <w:spacing w:after="0" w:line="240" w:lineRule="auto"/>
+              <w:jc w:val="center"/>
+              <w:rPr>
+                <w:rFonts w:ascii="Arial" w:eastAsia="黑体" w:hAnsi="Arial" w:cs="Arial"/>
+                <w:sz w:val="20"/>
+                <w:szCs w:val="20"/>
+              </w:rPr>
+            </w:pPr>
+          </w:p>
+        </w:tc>
+        <w:tc>
+          <w:tcPr>
+            <w:tcW w:w="1134" w:type="dxa"/>
           </w:tcPr>
           <w:p>
             <w:pPr>
@@ -664,22 +663,6 @@
           <w:tcPr>
             <w:tcW w:w="1134" w:type="dxa"/>
             <w:gridSpan w:val="2"/>
-          </w:tcPr>
-          <w:p>
-            <w:pPr>
-              <w:spacing w:after="0" w:line="240" w:lineRule="auto"/>
-              <w:jc w:val="center"/>
-              <w:rPr>
-                <w:rFonts w:ascii="Arial" w:eastAsia="黑体" w:hAnsi="Arial" w:cs="Arial"/>
-                <w:sz w:val="20"/>
-                <w:szCs w:val="20"/>
-              </w:rPr>
-            </w:pPr>
-          </w:p>
-        </w:tc>
-        <w:tc>
-          <w:tcPr>
-            <w:tcW w:w="1134" w:type="dxa"/>
           </w:tcPr>
           <w:p>
             <w:pPr>
@@ -792,14 +775,28 @@
       </w:tr>
       <w:tr>
         <w:trPr>
-          <w:gridBefore w:val="1"/>
-          <w:wBefore w:w="142" w:type="dxa"/>
           <w:trHeight w:val="136"/>
           <w:jc w:val="center"/>
         </w:trPr>
         <w:tc>
           <w:tcPr>
-            <w:tcW w:w="1559" w:type="dxa"/>
+            <w:tcW w:w="1133" w:type="dxa"/>
+          </w:tcPr>
+          <w:p>
+            <w:pPr>
+              <w:spacing w:after="0" w:line="240" w:lineRule="auto"/>
+              <w:jc w:val="center"/>
+              <w:rPr>
+                <w:rFonts w:ascii="Arial" w:eastAsia="黑体" w:hAnsi="Arial" w:cs="Arial"/>
+                <w:sz w:val="20"/>
+                <w:szCs w:val="20"/>
+              </w:rPr>
+            </w:pPr>
+          </w:p>
+        </w:tc>
+        <w:tc>
+          <w:tcPr>
+            <w:tcW w:w="1134" w:type="dxa"/>
           </w:tcPr>
           <w:p>
             <w:pPr>
@@ -817,22 +814,6 @@
           <w:tcPr>
             <w:tcW w:w="1134" w:type="dxa"/>
             <w:gridSpan w:val="2"/>
-          </w:tcPr>
-          <w:p>
-            <w:pPr>
-              <w:spacing w:after="0" w:line="240" w:lineRule="auto"/>
-              <w:jc w:val="center"/>
-              <w:rPr>
-                <w:rFonts w:ascii="Arial" w:eastAsia="黑体" w:hAnsi="Arial" w:cs="Arial"/>
-                <w:sz w:val="20"/>
-                <w:szCs w:val="20"/>
-              </w:rPr>
-            </w:pPr>
-          </w:p>
-        </w:tc>
-        <w:tc>
-          <w:tcPr>
-            <w:tcW w:w="1134" w:type="dxa"/>
           </w:tcPr>
           <w:p>
             <w:pPr>
@@ -945,14 +926,28 @@
       </w:tr>
       <w:tr>
         <w:trPr>
-          <w:gridBefore w:val="1"/>
-          <w:wBefore w:w="142" w:type="dxa"/>
           <w:trHeight w:val="136"/>
           <w:jc w:val="center"/>
         </w:trPr>
         <w:tc>
           <w:tcPr>
-            <w:tcW w:w="1559" w:type="dxa"/>
+            <w:tcW w:w="1133" w:type="dxa"/>
+          </w:tcPr>
+          <w:p>
+            <w:pPr>
+              <w:spacing w:after="0" w:line="240" w:lineRule="auto"/>
+              <w:jc w:val="center"/>
+              <w:rPr>
+                <w:rFonts w:ascii="Arial" w:eastAsia="黑体" w:hAnsi="Arial" w:cs="Arial"/>
+                <w:sz w:val="20"/>
+                <w:szCs w:val="20"/>
+              </w:rPr>
+            </w:pPr>
+          </w:p>
+        </w:tc>
+        <w:tc>
+          <w:tcPr>
+            <w:tcW w:w="1134" w:type="dxa"/>
           </w:tcPr>
           <w:p>
             <w:pPr>
@@ -970,22 +965,6 @@
           <w:tcPr>
             <w:tcW w:w="1134" w:type="dxa"/>
             <w:gridSpan w:val="2"/>
-          </w:tcPr>
-          <w:p>
-            <w:pPr>
-              <w:spacing w:after="0" w:line="240" w:lineRule="auto"/>
-              <w:jc w:val="center"/>
-              <w:rPr>
-                <w:rFonts w:ascii="Arial" w:eastAsia="黑体" w:hAnsi="Arial" w:cs="Arial"/>
-                <w:sz w:val="20"/>
-                <w:szCs w:val="20"/>
-              </w:rPr>
-            </w:pPr>
-          </w:p>
-        </w:tc>
-        <w:tc>
-          <w:tcPr>
-            <w:tcW w:w="1134" w:type="dxa"/>
           </w:tcPr>
           <w:p>
             <w:pPr>
@@ -1098,14 +1077,28 @@
       </w:tr>
       <w:tr>
         <w:trPr>
-          <w:gridBefore w:val="1"/>
-          <w:wBefore w:w="142" w:type="dxa"/>
           <w:trHeight w:val="136"/>
           <w:jc w:val="center"/>
         </w:trPr>
         <w:tc>
           <w:tcPr>
-            <w:tcW w:w="1559" w:type="dxa"/>
+            <w:tcW w:w="1133" w:type="dxa"/>
+          </w:tcPr>
+          <w:p>
+            <w:pPr>
+              <w:spacing w:after="0" w:line="240" w:lineRule="auto"/>
+              <w:jc w:val="center"/>
+              <w:rPr>
+                <w:rFonts w:ascii="Arial" w:eastAsia="黑体" w:hAnsi="Arial" w:cs="Arial"/>
+                <w:sz w:val="20"/>
+                <w:szCs w:val="20"/>
+              </w:rPr>
+            </w:pPr>
+          </w:p>
+        </w:tc>
+        <w:tc>
+          <w:tcPr>
+            <w:tcW w:w="1134" w:type="dxa"/>
           </w:tcPr>
           <w:p>
             <w:pPr>
@@ -1123,22 +1116,6 @@
           <w:tcPr>
             <w:tcW w:w="1134" w:type="dxa"/>
             <w:gridSpan w:val="2"/>
-          </w:tcPr>
-          <w:p>
-            <w:pPr>
-              <w:spacing w:after="0" w:line="240" w:lineRule="auto"/>
-              <w:jc w:val="center"/>
-              <w:rPr>
-                <w:rFonts w:ascii="Arial" w:eastAsia="黑体" w:hAnsi="Arial" w:cs="Arial"/>
-                <w:sz w:val="20"/>
-                <w:szCs w:val="20"/>
-              </w:rPr>
-            </w:pPr>
-          </w:p>
-        </w:tc>
-        <w:tc>
-          <w:tcPr>
-            <w:tcW w:w="1134" w:type="dxa"/>
           </w:tcPr>
           <w:p>
             <w:pPr>
@@ -1251,14 +1228,28 @@
       </w:tr>
       <w:tr>
         <w:trPr>
-          <w:gridBefore w:val="1"/>
-          <w:wBefore w:w="142" w:type="dxa"/>
           <w:trHeight w:val="136"/>
           <w:jc w:val="center"/>
         </w:trPr>
         <w:tc>
           <w:tcPr>
-            <w:tcW w:w="1559" w:type="dxa"/>
+            <w:tcW w:w="1133" w:type="dxa"/>
+          </w:tcPr>
+          <w:p>
+            <w:pPr>
+              <w:spacing w:after="0" w:line="240" w:lineRule="auto"/>
+              <w:jc w:val="center"/>
+              <w:rPr>
+                <w:rFonts w:ascii="Arial" w:eastAsia="黑体" w:hAnsi="Arial" w:cs="Arial"/>
+                <w:sz w:val="20"/>
+                <w:szCs w:val="20"/>
+              </w:rPr>
+            </w:pPr>
+          </w:p>
+        </w:tc>
+        <w:tc>
+          <w:tcPr>
+            <w:tcW w:w="1134" w:type="dxa"/>
           </w:tcPr>
           <w:p>
             <w:pPr>
@@ -1276,22 +1267,6 @@
           <w:tcPr>
             <w:tcW w:w="1134" w:type="dxa"/>
             <w:gridSpan w:val="2"/>
-          </w:tcPr>
-          <w:p>
-            <w:pPr>
-              <w:spacing w:after="0" w:line="240" w:lineRule="auto"/>
-              <w:jc w:val="center"/>
-              <w:rPr>
-                <w:rFonts w:ascii="Arial" w:eastAsia="黑体" w:hAnsi="Arial" w:cs="Arial"/>
-                <w:sz w:val="20"/>
-                <w:szCs w:val="20"/>
-              </w:rPr>
-            </w:pPr>
-          </w:p>
-        </w:tc>
-        <w:tc>
-          <w:tcPr>
-            <w:tcW w:w="1134" w:type="dxa"/>
           </w:tcPr>
           <w:p>
             <w:pPr>
@@ -1404,14 +1379,28 @@
       </w:tr>
       <w:tr>
         <w:trPr>
-          <w:gridBefore w:val="1"/>
-          <w:wBefore w:w="142" w:type="dxa"/>
           <w:trHeight w:val="136"/>
           <w:jc w:val="center"/>
         </w:trPr>
         <w:tc>
           <w:tcPr>
-            <w:tcW w:w="1559" w:type="dxa"/>
+            <w:tcW w:w="1133" w:type="dxa"/>
+          </w:tcPr>
+          <w:p>
+            <w:pPr>
+              <w:spacing w:after="0" w:line="240" w:lineRule="auto"/>
+              <w:jc w:val="center"/>
+              <w:rPr>
+                <w:rFonts w:ascii="Arial" w:eastAsia="黑体" w:hAnsi="Arial" w:cs="Arial"/>
+                <w:sz w:val="20"/>
+                <w:szCs w:val="20"/>
+              </w:rPr>
+            </w:pPr>
+          </w:p>
+        </w:tc>
+        <w:tc>
+          <w:tcPr>
+            <w:tcW w:w="1134" w:type="dxa"/>
           </w:tcPr>
           <w:p>
             <w:pPr>
@@ -1429,22 +1418,6 @@
           <w:tcPr>
             <w:tcW w:w="1134" w:type="dxa"/>
             <w:gridSpan w:val="2"/>
-          </w:tcPr>
-          <w:p>
-            <w:pPr>
-              <w:spacing w:after="0" w:line="240" w:lineRule="auto"/>
-              <w:jc w:val="center"/>
-              <w:rPr>
-                <w:rFonts w:ascii="Arial" w:eastAsia="黑体" w:hAnsi="Arial" w:cs="Arial"/>
-                <w:sz w:val="20"/>
-                <w:szCs w:val="20"/>
-              </w:rPr>
-            </w:pPr>
-          </w:p>
-        </w:tc>
-        <w:tc>
-          <w:tcPr>
-            <w:tcW w:w="1134" w:type="dxa"/>
           </w:tcPr>
           <w:p>
             <w:pPr>

--- a/wwwroot/DocxModel/Common_PHY/PHY_Weight.docx
+++ b/wwwroot/DocxModel/Common_PHY/PHY_Weight.docx
@@ -25,44 +25,43 @@
     </w:p>
     <w:tbl>
       <w:tblPr>
-        <w:tblW w:w="10772" w:type="dxa"/>
+        <w:tblW w:w="10632" w:type="dxa"/>
         <w:jc w:val="center"/>
         <w:tblLayout w:type="fixed"/>
         <w:tblLook w:val="04A0" w:firstRow="1" w:lastRow="0" w:firstColumn="1" w:lastColumn="0" w:noHBand="0" w:noVBand="1"/>
       </w:tblPr>
       <w:tblGrid>
-        <w:gridCol w:w="1133"/>
-        <w:gridCol w:w="1134"/>
-        <w:gridCol w:w="285"/>
-        <w:gridCol w:w="849"/>
+        <w:gridCol w:w="1135"/>
+        <w:gridCol w:w="1069"/>
+        <w:gridCol w:w="773"/>
+        <w:gridCol w:w="284"/>
         <w:gridCol w:w="1134"/>
         <w:gridCol w:w="1134"/>
         <w:gridCol w:w="1701"/>
         <w:gridCol w:w="1134"/>
-        <w:gridCol w:w="1134"/>
-        <w:gridCol w:w="1134"/>
+        <w:gridCol w:w="1064"/>
+        <w:gridCol w:w="1204"/>
       </w:tblGrid>
       <w:tr>
         <w:trPr>
-          <w:gridAfter w:val="1"/>
-          <w:wAfter w:w="1134" w:type="dxa"/>
-          <w:trHeight w:val="171"/>
+          <w:trHeight w:val="313"/>
           <w:jc w:val="center"/>
         </w:trPr>
         <w:tc>
           <w:tcPr>
-            <w:tcW w:w="2552" w:type="dxa"/>
+            <w:tcW w:w="2977" w:type="dxa"/>
             <w:gridSpan w:val="3"/>
             <w:vAlign w:val="center"/>
           </w:tcPr>
           <w:p>
             <w:pPr>
-              <w:pStyle w:val="aa"/>
+              <w:spacing w:after="0" w:line="240" w:lineRule="auto"/>
               <w:jc w:val="right"/>
               <w:rPr>
                 <w:rFonts w:ascii="Arial" w:eastAsia="黑体" w:hAnsi="Arial" w:cs="Arial"/>
-                <w:sz w:val="20"/>
-                <w:szCs w:val="20"/>
+                <w:i/>
+                <w:iCs/>
+                <w:u w:val="single"/>
               </w:rPr>
             </w:pPr>
             <w:r>
@@ -81,12 +80,21 @@
               </w:rPr>
               <w:t xml:space="preserve"> Number</w:t>
             </w:r>
-          </w:p>
-        </w:tc>
-        <w:tc>
-          <w:tcPr>
-            <w:tcW w:w="7086" w:type="dxa"/>
-            <w:gridSpan w:val="6"/>
+            <w:r>
+              <w:rPr>
+                <w:rFonts w:ascii="Arial" w:eastAsia="黑体" w:hAnsi="Arial" w:cs="Arial" w:hint="eastAsia"/>
+                <w:sz w:val="24"/>
+                <w:szCs w:val="24"/>
+              </w:rPr>
+              <w:t>:</w:t>
+            </w:r>
+          </w:p>
+        </w:tc>
+        <w:tc>
+          <w:tcPr>
+            <w:tcW w:w="7655" w:type="dxa"/>
+            <w:gridSpan w:val="7"/>
+            <w:vAlign w:val="center"/>
           </w:tcPr>
           <w:p>
             <w:pPr>
@@ -104,15 +112,13 @@
       </w:tr>
       <w:tr>
         <w:trPr>
-          <w:gridAfter w:val="1"/>
-          <w:wAfter w:w="1134" w:type="dxa"/>
-          <w:trHeight w:val="191"/>
+          <w:trHeight w:val="190"/>
           <w:jc w:val="center"/>
         </w:trPr>
         <w:tc>
           <w:tcPr>
-            <w:tcW w:w="9638" w:type="dxa"/>
-            <w:gridSpan w:val="9"/>
+            <w:tcW w:w="10632" w:type="dxa"/>
+            <w:gridSpan w:val="10"/>
             <w:shd w:val="thinDiagCross" w:color="D9D9D9" w:themeColor="background1" w:themeShade="D9" w:fill="FFFFFF" w:themeFill="background1"/>
           </w:tcPr>
           <w:p>
@@ -130,15 +136,13 @@
       </w:tr>
       <w:tr>
         <w:trPr>
-          <w:gridAfter w:val="1"/>
-          <w:wAfter w:w="1134" w:type="dxa"/>
-          <w:trHeight w:val="191"/>
+          <w:trHeight w:val="190"/>
           <w:jc w:val="center"/>
         </w:trPr>
         <w:tc>
           <w:tcPr>
-            <w:tcW w:w="9638" w:type="dxa"/>
-            <w:gridSpan w:val="9"/>
+            <w:tcW w:w="10632" w:type="dxa"/>
+            <w:gridSpan w:val="10"/>
           </w:tcPr>
           <w:p>
             <w:pPr>
@@ -155,15 +159,13 @@
       </w:tr>
       <w:tr>
         <w:trPr>
-          <w:gridAfter w:val="1"/>
-          <w:wAfter w:w="1134" w:type="dxa"/>
-          <w:trHeight w:val="191"/>
+          <w:trHeight w:val="190"/>
           <w:jc w:val="center"/>
         </w:trPr>
         <w:tc>
           <w:tcPr>
-            <w:tcW w:w="9638" w:type="dxa"/>
-            <w:gridSpan w:val="9"/>
+            <w:tcW w:w="10632" w:type="dxa"/>
+            <w:gridSpan w:val="10"/>
           </w:tcPr>
           <w:p>
             <w:pPr>
@@ -189,15 +191,13 @@
       </w:tr>
       <w:tr>
         <w:trPr>
-          <w:gridAfter w:val="1"/>
-          <w:wAfter w:w="1134" w:type="dxa"/>
-          <w:trHeight w:val="113"/>
+          <w:trHeight w:val="112"/>
           <w:jc w:val="center"/>
         </w:trPr>
         <w:tc>
           <w:tcPr>
-            <w:tcW w:w="9638" w:type="dxa"/>
-            <w:gridSpan w:val="9"/>
+            <w:tcW w:w="10632" w:type="dxa"/>
+            <w:gridSpan w:val="10"/>
           </w:tcPr>
           <w:p>
             <w:pPr>
@@ -216,14 +216,12 @@
       </w:tr>
       <w:tr>
         <w:trPr>
-          <w:gridAfter w:val="1"/>
-          <w:wAfter w:w="1134" w:type="dxa"/>
-          <w:trHeight w:val="191"/>
+          <w:trHeight w:val="190"/>
           <w:jc w:val="center"/>
         </w:trPr>
         <w:tc>
           <w:tcPr>
-            <w:tcW w:w="1133" w:type="dxa"/>
+            <w:tcW w:w="1135" w:type="dxa"/>
           </w:tcPr>
           <w:p>
             <w:pPr>
@@ -249,8 +247,8 @@
         </w:tc>
         <w:tc>
           <w:tcPr>
-            <w:tcW w:w="8505" w:type="dxa"/>
-            <w:gridSpan w:val="8"/>
+            <w:tcW w:w="9497" w:type="dxa"/>
+            <w:gridSpan w:val="9"/>
           </w:tcPr>
           <w:p>
             <w:pPr>
@@ -285,45 +283,47 @@
                 <w:sz w:val="20"/>
                 <w:szCs w:val="20"/>
               </w:rPr>
-              <w:t>BS 2471: 2005 /BS EN 12127: 1998/ EN 12127: 1997/ DIN EN 12127: 1997/AS 2001.2.13: 1987/ GB/T 4669: 2008 /CAN/CGSB-4.2 NO.5.1-M90)</w:t>
+              <w:t>BS 2471: 2005 /BS EN 12127: 1998/ EN 12127: 1997/ DIN EN 12127: 1997/AS 2001.2.13: 1987/ GB/T 4669: 2008 /CAN/CGSB-4.2 NO.5.1-M90</w:t>
             </w:r>
-          </w:p>
-          <w:p>
-            <w:pPr>
-              <w:spacing w:after="0" w:line="240" w:lineRule="auto"/>
-              <w:rPr>
-                <w:sz w:val="18"/>
-                <w:szCs w:val="18"/>
-                <w:u w:val="single"/>
-              </w:rPr>
-            </w:pPr>
+            <w:r>
+              <w:rPr>
+                <w:rFonts w:ascii="Arial" w:hAnsi="Arial" w:cs="Arial" w:hint="eastAsia"/>
+                <w:color w:val="000000" w:themeColor="text1"/>
+                <w:sz w:val="20"/>
+                <w:szCs w:val="20"/>
+              </w:rPr>
+              <w:t>/</w:t>
+            </w:r>
+            <w:r>
+              <w:rPr>
+                <w:rFonts w:ascii="Arial" w:hAnsi="Arial" w:cs="Arial"/>
+                <w:color w:val="000000" w:themeColor="text1"/>
+                <w:sz w:val="20"/>
+                <w:szCs w:val="20"/>
+              </w:rPr>
+              <w:t>NF EN 12127:1998</w:t>
+            </w:r>
+            <w:r>
+              <w:rPr>
+                <w:rFonts w:ascii="Arial" w:hAnsi="Arial" w:cs="Arial"/>
+                <w:color w:val="000000" w:themeColor="text1"/>
+                <w:sz w:val="20"/>
+                <w:szCs w:val="20"/>
+              </w:rPr>
+              <w:t>)</w:t>
+            </w:r>
           </w:p>
         </w:tc>
       </w:tr>
       <w:tr>
         <w:trPr>
-          <w:trHeight w:val="191"/>
+          <w:trHeight w:val="190"/>
           <w:jc w:val="center"/>
         </w:trPr>
         <w:tc>
           <w:tcPr>
-            <w:tcW w:w="9638" w:type="dxa"/>
-            <w:gridSpan w:val="9"/>
-          </w:tcPr>
-          <w:p>
-            <w:pPr>
-              <w:spacing w:after="0" w:line="240" w:lineRule="auto"/>
-              <w:rPr>
-                <w:rFonts w:ascii="Arial" w:eastAsia="黑体" w:hAnsi="Arial" w:cs="Arial"/>
-                <w:sz w:val="13"/>
-                <w:szCs w:val="13"/>
-              </w:rPr>
-            </w:pPr>
-          </w:p>
-        </w:tc>
-        <w:tc>
-          <w:tcPr>
-            <w:tcW w:w="1134" w:type="dxa"/>
+            <w:tcW w:w="10632" w:type="dxa"/>
+            <w:gridSpan w:val="10"/>
           </w:tcPr>
           <w:p>
             <w:pPr>
@@ -339,12 +339,12 @@
       </w:tr>
       <w:tr>
         <w:trPr>
-          <w:trHeight w:val="191"/>
+          <w:trHeight w:val="190"/>
           <w:jc w:val="center"/>
         </w:trPr>
         <w:tc>
           <w:tcPr>
-            <w:tcW w:w="1133" w:type="dxa"/>
+            <w:tcW w:w="1135" w:type="dxa"/>
           </w:tcPr>
           <w:p>
             <w:pPr>
@@ -370,7 +370,7 @@
         </w:tc>
         <w:tc>
           <w:tcPr>
-            <w:tcW w:w="1134" w:type="dxa"/>
+            <w:tcW w:w="1069" w:type="dxa"/>
           </w:tcPr>
           <w:p>
             <w:pPr>
@@ -414,7 +414,7 @@
         </w:tc>
         <w:tc>
           <w:tcPr>
-            <w:tcW w:w="1134" w:type="dxa"/>
+            <w:tcW w:w="1057" w:type="dxa"/>
             <w:gridSpan w:val="2"/>
           </w:tcPr>
           <w:p>
@@ -437,7 +437,6 @@
               </w:rPr>
               <w:t>oz/yd</w:t>
             </w:r>
-            <w:proofErr w:type="gramStart"/>
             <w:r>
               <w:rPr>
                 <w:rFonts w:eastAsia="黑体" w:cs="Calibri" w:hint="eastAsia"/>
@@ -456,7 +455,6 @@
               </w:rPr>
               <w:t>)</w:t>
             </w:r>
-            <w:proofErr w:type="gramEnd"/>
           </w:p>
         </w:tc>
         <w:tc>
@@ -561,7 +559,7 @@
         </w:tc>
         <w:tc>
           <w:tcPr>
-            <w:tcW w:w="1134" w:type="dxa"/>
+            <w:tcW w:w="1064" w:type="dxa"/>
           </w:tcPr>
           <w:p>
             <w:pPr>
@@ -573,7 +571,6 @@
                 <w:szCs w:val="13"/>
               </w:rPr>
             </w:pPr>
-            <w:proofErr w:type="spellStart"/>
             <w:r>
               <w:rPr>
                 <w:rFonts w:ascii="Arial" w:eastAsia="黑体" w:hAnsi="Arial" w:cs="Arial" w:hint="eastAsia"/>
@@ -581,9 +578,8 @@
                 <w:sz w:val="20"/>
                 <w:szCs w:val="20"/>
               </w:rPr>
-              <w:t>lb</w:t>
+              <w:t>l</w:t>
             </w:r>
-            <w:proofErr w:type="spellEnd"/>
             <w:r>
               <w:rPr>
                 <w:rFonts w:ascii="Arial" w:eastAsia="黑体" w:hAnsi="Arial" w:cs="Arial" w:hint="eastAsia"/>
@@ -591,13 +587,13 @@
                 <w:sz w:val="20"/>
                 <w:szCs w:val="20"/>
               </w:rPr>
-              <w:t>/dozen</w:t>
+              <w:t>b/dozen</w:t>
             </w:r>
           </w:p>
         </w:tc>
         <w:tc>
           <w:tcPr>
-            <w:tcW w:w="1134" w:type="dxa"/>
+            <w:tcW w:w="1204" w:type="dxa"/>
           </w:tcPr>
           <w:p>
             <w:pPr>
@@ -624,12 +620,45 @@
       </w:tr>
       <w:tr>
         <w:trPr>
-          <w:trHeight w:val="138"/>
+          <w:trHeight w:val="137"/>
           <w:jc w:val="center"/>
         </w:trPr>
         <w:tc>
           <w:tcPr>
-            <w:tcW w:w="1133" w:type="dxa"/>
+            <w:tcW w:w="1135" w:type="dxa"/>
+          </w:tcPr>
+          <w:p>
+            <w:pPr>
+              <w:spacing w:after="0" w:line="240" w:lineRule="auto"/>
+              <w:jc w:val="center"/>
+              <w:rPr>
+                <w:rFonts w:ascii="Arial" w:eastAsia="黑体" w:hAnsi="Arial" w:cs="Arial"/>
+                <w:sz w:val="20"/>
+                <w:szCs w:val="20"/>
+              </w:rPr>
+            </w:pPr>
+          </w:p>
+        </w:tc>
+        <w:tc>
+          <w:tcPr>
+            <w:tcW w:w="1069" w:type="dxa"/>
+          </w:tcPr>
+          <w:p>
+            <w:pPr>
+              <w:spacing w:after="0" w:line="240" w:lineRule="auto"/>
+              <w:jc w:val="center"/>
+              <w:rPr>
+                <w:rFonts w:ascii="Arial" w:eastAsia="黑体" w:hAnsi="Arial" w:cs="Arial"/>
+                <w:sz w:val="20"/>
+                <w:szCs w:val="20"/>
+              </w:rPr>
+            </w:pPr>
+          </w:p>
+        </w:tc>
+        <w:tc>
+          <w:tcPr>
+            <w:tcW w:w="1057" w:type="dxa"/>
+            <w:gridSpan w:val="2"/>
           </w:tcPr>
           <w:p>
             <w:pPr>
@@ -662,7 +691,22 @@
         <w:tc>
           <w:tcPr>
             <w:tcW w:w="1134" w:type="dxa"/>
-            <w:gridSpan w:val="2"/>
+          </w:tcPr>
+          <w:p>
+            <w:pPr>
+              <w:spacing w:after="0" w:line="240" w:lineRule="auto"/>
+              <w:jc w:val="center"/>
+              <w:rPr>
+                <w:rFonts w:ascii="Arial" w:eastAsia="黑体" w:hAnsi="Arial" w:cs="Arial"/>
+                <w:sz w:val="20"/>
+                <w:szCs w:val="20"/>
+              </w:rPr>
+            </w:pPr>
+          </w:p>
+        </w:tc>
+        <w:tc>
+          <w:tcPr>
+            <w:tcW w:w="1701" w:type="dxa"/>
           </w:tcPr>
           <w:p>
             <w:pPr>
@@ -694,71 +738,23 @@
         </w:tc>
         <w:tc>
           <w:tcPr>
-            <w:tcW w:w="1134" w:type="dxa"/>
-          </w:tcPr>
-          <w:p>
-            <w:pPr>
-              <w:spacing w:after="0" w:line="240" w:lineRule="auto"/>
-              <w:jc w:val="center"/>
-              <w:rPr>
-                <w:rFonts w:ascii="Arial" w:eastAsia="黑体" w:hAnsi="Arial" w:cs="Arial"/>
-                <w:sz w:val="20"/>
-                <w:szCs w:val="20"/>
-              </w:rPr>
-            </w:pPr>
-          </w:p>
-        </w:tc>
-        <w:tc>
-          <w:tcPr>
-            <w:tcW w:w="1701" w:type="dxa"/>
-          </w:tcPr>
-          <w:p>
-            <w:pPr>
-              <w:spacing w:after="0" w:line="240" w:lineRule="auto"/>
-              <w:jc w:val="center"/>
-              <w:rPr>
-                <w:rFonts w:ascii="Arial" w:eastAsia="黑体" w:hAnsi="Arial" w:cs="Arial"/>
-                <w:sz w:val="20"/>
-                <w:szCs w:val="20"/>
-              </w:rPr>
-            </w:pPr>
-          </w:p>
-        </w:tc>
-        <w:tc>
-          <w:tcPr>
-            <w:tcW w:w="1134" w:type="dxa"/>
-          </w:tcPr>
-          <w:p>
-            <w:pPr>
-              <w:spacing w:after="0" w:line="240" w:lineRule="auto"/>
-              <w:jc w:val="center"/>
-              <w:rPr>
-                <w:rFonts w:ascii="Arial" w:eastAsia="黑体" w:hAnsi="Arial" w:cs="Arial"/>
-                <w:sz w:val="20"/>
-                <w:szCs w:val="20"/>
-              </w:rPr>
-            </w:pPr>
-          </w:p>
-        </w:tc>
-        <w:tc>
-          <w:tcPr>
-            <w:tcW w:w="1134" w:type="dxa"/>
-          </w:tcPr>
-          <w:p>
-            <w:pPr>
-              <w:spacing w:after="0" w:line="240" w:lineRule="auto"/>
-              <w:jc w:val="center"/>
-              <w:rPr>
-                <w:rFonts w:ascii="Arial" w:eastAsia="黑体" w:hAnsi="Arial" w:cs="Arial"/>
-                <w:sz w:val="20"/>
-                <w:szCs w:val="20"/>
-              </w:rPr>
-            </w:pPr>
-          </w:p>
-        </w:tc>
-        <w:tc>
-          <w:tcPr>
-            <w:tcW w:w="1134" w:type="dxa"/>
+            <w:tcW w:w="1064" w:type="dxa"/>
+          </w:tcPr>
+          <w:p>
+            <w:pPr>
+              <w:spacing w:after="0" w:line="240" w:lineRule="auto"/>
+              <w:jc w:val="center"/>
+              <w:rPr>
+                <w:rFonts w:ascii="Arial" w:eastAsia="黑体" w:hAnsi="Arial" w:cs="Arial"/>
+                <w:sz w:val="20"/>
+                <w:szCs w:val="20"/>
+              </w:rPr>
+            </w:pPr>
+          </w:p>
+        </w:tc>
+        <w:tc>
+          <w:tcPr>
+            <w:tcW w:w="1204" w:type="dxa"/>
           </w:tcPr>
           <w:p>
             <w:pPr>
@@ -775,12 +771,45 @@
       </w:tr>
       <w:tr>
         <w:trPr>
-          <w:trHeight w:val="136"/>
+          <w:trHeight w:val="135"/>
           <w:jc w:val="center"/>
         </w:trPr>
         <w:tc>
           <w:tcPr>
-            <w:tcW w:w="1133" w:type="dxa"/>
+            <w:tcW w:w="1135" w:type="dxa"/>
+          </w:tcPr>
+          <w:p>
+            <w:pPr>
+              <w:spacing w:after="0" w:line="240" w:lineRule="auto"/>
+              <w:jc w:val="center"/>
+              <w:rPr>
+                <w:rFonts w:ascii="Arial" w:eastAsia="黑体" w:hAnsi="Arial" w:cs="Arial"/>
+                <w:sz w:val="20"/>
+                <w:szCs w:val="20"/>
+              </w:rPr>
+            </w:pPr>
+          </w:p>
+        </w:tc>
+        <w:tc>
+          <w:tcPr>
+            <w:tcW w:w="1069" w:type="dxa"/>
+          </w:tcPr>
+          <w:p>
+            <w:pPr>
+              <w:spacing w:after="0" w:line="240" w:lineRule="auto"/>
+              <w:jc w:val="center"/>
+              <w:rPr>
+                <w:rFonts w:ascii="Arial" w:eastAsia="黑体" w:hAnsi="Arial" w:cs="Arial"/>
+                <w:sz w:val="20"/>
+                <w:szCs w:val="20"/>
+              </w:rPr>
+            </w:pPr>
+          </w:p>
+        </w:tc>
+        <w:tc>
+          <w:tcPr>
+            <w:tcW w:w="1057" w:type="dxa"/>
+            <w:gridSpan w:val="2"/>
           </w:tcPr>
           <w:p>
             <w:pPr>
@@ -813,7 +842,22 @@
         <w:tc>
           <w:tcPr>
             <w:tcW w:w="1134" w:type="dxa"/>
-            <w:gridSpan w:val="2"/>
+          </w:tcPr>
+          <w:p>
+            <w:pPr>
+              <w:spacing w:after="0" w:line="240" w:lineRule="auto"/>
+              <w:jc w:val="center"/>
+              <w:rPr>
+                <w:rFonts w:ascii="Arial" w:eastAsia="黑体" w:hAnsi="Arial" w:cs="Arial"/>
+                <w:sz w:val="20"/>
+                <w:szCs w:val="20"/>
+              </w:rPr>
+            </w:pPr>
+          </w:p>
+        </w:tc>
+        <w:tc>
+          <w:tcPr>
+            <w:tcW w:w="1701" w:type="dxa"/>
           </w:tcPr>
           <w:p>
             <w:pPr>
@@ -845,71 +889,23 @@
         </w:tc>
         <w:tc>
           <w:tcPr>
-            <w:tcW w:w="1134" w:type="dxa"/>
-          </w:tcPr>
-          <w:p>
-            <w:pPr>
-              <w:spacing w:after="0" w:line="240" w:lineRule="auto"/>
-              <w:jc w:val="center"/>
-              <w:rPr>
-                <w:rFonts w:ascii="Arial" w:eastAsia="黑体" w:hAnsi="Arial" w:cs="Arial"/>
-                <w:sz w:val="20"/>
-                <w:szCs w:val="20"/>
-              </w:rPr>
-            </w:pPr>
-          </w:p>
-        </w:tc>
-        <w:tc>
-          <w:tcPr>
-            <w:tcW w:w="1701" w:type="dxa"/>
-          </w:tcPr>
-          <w:p>
-            <w:pPr>
-              <w:spacing w:after="0" w:line="240" w:lineRule="auto"/>
-              <w:jc w:val="center"/>
-              <w:rPr>
-                <w:rFonts w:ascii="Arial" w:eastAsia="黑体" w:hAnsi="Arial" w:cs="Arial"/>
-                <w:sz w:val="20"/>
-                <w:szCs w:val="20"/>
-              </w:rPr>
-            </w:pPr>
-          </w:p>
-        </w:tc>
-        <w:tc>
-          <w:tcPr>
-            <w:tcW w:w="1134" w:type="dxa"/>
-          </w:tcPr>
-          <w:p>
-            <w:pPr>
-              <w:spacing w:after="0" w:line="240" w:lineRule="auto"/>
-              <w:jc w:val="center"/>
-              <w:rPr>
-                <w:rFonts w:ascii="Arial" w:eastAsia="黑体" w:hAnsi="Arial" w:cs="Arial"/>
-                <w:sz w:val="20"/>
-                <w:szCs w:val="20"/>
-              </w:rPr>
-            </w:pPr>
-          </w:p>
-        </w:tc>
-        <w:tc>
-          <w:tcPr>
-            <w:tcW w:w="1134" w:type="dxa"/>
-          </w:tcPr>
-          <w:p>
-            <w:pPr>
-              <w:spacing w:after="0" w:line="240" w:lineRule="auto"/>
-              <w:jc w:val="center"/>
-              <w:rPr>
-                <w:rFonts w:ascii="Arial" w:eastAsia="黑体" w:hAnsi="Arial" w:cs="Arial"/>
-                <w:sz w:val="20"/>
-                <w:szCs w:val="20"/>
-              </w:rPr>
-            </w:pPr>
-          </w:p>
-        </w:tc>
-        <w:tc>
-          <w:tcPr>
-            <w:tcW w:w="1134" w:type="dxa"/>
+            <w:tcW w:w="1064" w:type="dxa"/>
+          </w:tcPr>
+          <w:p>
+            <w:pPr>
+              <w:spacing w:after="0" w:line="240" w:lineRule="auto"/>
+              <w:jc w:val="center"/>
+              <w:rPr>
+                <w:rFonts w:ascii="Arial" w:eastAsia="黑体" w:hAnsi="Arial" w:cs="Arial"/>
+                <w:sz w:val="20"/>
+                <w:szCs w:val="20"/>
+              </w:rPr>
+            </w:pPr>
+          </w:p>
+        </w:tc>
+        <w:tc>
+          <w:tcPr>
+            <w:tcW w:w="1204" w:type="dxa"/>
           </w:tcPr>
           <w:p>
             <w:pPr>
@@ -926,12 +922,45 @@
       </w:tr>
       <w:tr>
         <w:trPr>
-          <w:trHeight w:val="136"/>
+          <w:trHeight w:val="135"/>
           <w:jc w:val="center"/>
         </w:trPr>
         <w:tc>
           <w:tcPr>
-            <w:tcW w:w="1133" w:type="dxa"/>
+            <w:tcW w:w="1135" w:type="dxa"/>
+          </w:tcPr>
+          <w:p>
+            <w:pPr>
+              <w:spacing w:after="0" w:line="240" w:lineRule="auto"/>
+              <w:jc w:val="center"/>
+              <w:rPr>
+                <w:rFonts w:ascii="Arial" w:eastAsia="黑体" w:hAnsi="Arial" w:cs="Arial"/>
+                <w:sz w:val="20"/>
+                <w:szCs w:val="20"/>
+              </w:rPr>
+            </w:pPr>
+          </w:p>
+        </w:tc>
+        <w:tc>
+          <w:tcPr>
+            <w:tcW w:w="1069" w:type="dxa"/>
+          </w:tcPr>
+          <w:p>
+            <w:pPr>
+              <w:spacing w:after="0" w:line="240" w:lineRule="auto"/>
+              <w:jc w:val="center"/>
+              <w:rPr>
+                <w:rFonts w:ascii="Arial" w:eastAsia="黑体" w:hAnsi="Arial" w:cs="Arial"/>
+                <w:sz w:val="20"/>
+                <w:szCs w:val="20"/>
+              </w:rPr>
+            </w:pPr>
+          </w:p>
+        </w:tc>
+        <w:tc>
+          <w:tcPr>
+            <w:tcW w:w="1057" w:type="dxa"/>
+            <w:gridSpan w:val="2"/>
           </w:tcPr>
           <w:p>
             <w:pPr>
@@ -964,7 +993,22 @@
         <w:tc>
           <w:tcPr>
             <w:tcW w:w="1134" w:type="dxa"/>
-            <w:gridSpan w:val="2"/>
+          </w:tcPr>
+          <w:p>
+            <w:pPr>
+              <w:spacing w:after="0" w:line="240" w:lineRule="auto"/>
+              <w:jc w:val="center"/>
+              <w:rPr>
+                <w:rFonts w:ascii="Arial" w:eastAsia="黑体" w:hAnsi="Arial" w:cs="Arial"/>
+                <w:sz w:val="20"/>
+                <w:szCs w:val="20"/>
+              </w:rPr>
+            </w:pPr>
+          </w:p>
+        </w:tc>
+        <w:tc>
+          <w:tcPr>
+            <w:tcW w:w="1701" w:type="dxa"/>
           </w:tcPr>
           <w:p>
             <w:pPr>
@@ -996,71 +1040,23 @@
         </w:tc>
         <w:tc>
           <w:tcPr>
-            <w:tcW w:w="1134" w:type="dxa"/>
-          </w:tcPr>
-          <w:p>
-            <w:pPr>
-              <w:spacing w:after="0" w:line="240" w:lineRule="auto"/>
-              <w:jc w:val="center"/>
-              <w:rPr>
-                <w:rFonts w:ascii="Arial" w:eastAsia="黑体" w:hAnsi="Arial" w:cs="Arial"/>
-                <w:sz w:val="20"/>
-                <w:szCs w:val="20"/>
-              </w:rPr>
-            </w:pPr>
-          </w:p>
-        </w:tc>
-        <w:tc>
-          <w:tcPr>
-            <w:tcW w:w="1701" w:type="dxa"/>
-          </w:tcPr>
-          <w:p>
-            <w:pPr>
-              <w:spacing w:after="0" w:line="240" w:lineRule="auto"/>
-              <w:jc w:val="center"/>
-              <w:rPr>
-                <w:rFonts w:ascii="Arial" w:eastAsia="黑体" w:hAnsi="Arial" w:cs="Arial"/>
-                <w:sz w:val="20"/>
-                <w:szCs w:val="20"/>
-              </w:rPr>
-            </w:pPr>
-          </w:p>
-        </w:tc>
-        <w:tc>
-          <w:tcPr>
-            <w:tcW w:w="1134" w:type="dxa"/>
-          </w:tcPr>
-          <w:p>
-            <w:pPr>
-              <w:spacing w:after="0" w:line="240" w:lineRule="auto"/>
-              <w:jc w:val="center"/>
-              <w:rPr>
-                <w:rFonts w:ascii="Arial" w:eastAsia="黑体" w:hAnsi="Arial" w:cs="Arial"/>
-                <w:sz w:val="20"/>
-                <w:szCs w:val="20"/>
-              </w:rPr>
-            </w:pPr>
-          </w:p>
-        </w:tc>
-        <w:tc>
-          <w:tcPr>
-            <w:tcW w:w="1134" w:type="dxa"/>
-          </w:tcPr>
-          <w:p>
-            <w:pPr>
-              <w:spacing w:after="0" w:line="240" w:lineRule="auto"/>
-              <w:jc w:val="center"/>
-              <w:rPr>
-                <w:rFonts w:ascii="Arial" w:eastAsia="黑体" w:hAnsi="Arial" w:cs="Arial"/>
-                <w:sz w:val="20"/>
-                <w:szCs w:val="20"/>
-              </w:rPr>
-            </w:pPr>
-          </w:p>
-        </w:tc>
-        <w:tc>
-          <w:tcPr>
-            <w:tcW w:w="1134" w:type="dxa"/>
+            <w:tcW w:w="1064" w:type="dxa"/>
+          </w:tcPr>
+          <w:p>
+            <w:pPr>
+              <w:spacing w:after="0" w:line="240" w:lineRule="auto"/>
+              <w:jc w:val="center"/>
+              <w:rPr>
+                <w:rFonts w:ascii="Arial" w:eastAsia="黑体" w:hAnsi="Arial" w:cs="Arial"/>
+                <w:sz w:val="20"/>
+                <w:szCs w:val="20"/>
+              </w:rPr>
+            </w:pPr>
+          </w:p>
+        </w:tc>
+        <w:tc>
+          <w:tcPr>
+            <w:tcW w:w="1204" w:type="dxa"/>
           </w:tcPr>
           <w:p>
             <w:pPr>
@@ -1077,12 +1073,45 @@
       </w:tr>
       <w:tr>
         <w:trPr>
-          <w:trHeight w:val="136"/>
+          <w:trHeight w:val="135"/>
           <w:jc w:val="center"/>
         </w:trPr>
         <w:tc>
           <w:tcPr>
-            <w:tcW w:w="1133" w:type="dxa"/>
+            <w:tcW w:w="1135" w:type="dxa"/>
+          </w:tcPr>
+          <w:p>
+            <w:pPr>
+              <w:spacing w:after="0" w:line="240" w:lineRule="auto"/>
+              <w:jc w:val="center"/>
+              <w:rPr>
+                <w:rFonts w:ascii="Arial" w:eastAsia="黑体" w:hAnsi="Arial" w:cs="Arial"/>
+                <w:sz w:val="20"/>
+                <w:szCs w:val="20"/>
+              </w:rPr>
+            </w:pPr>
+          </w:p>
+        </w:tc>
+        <w:tc>
+          <w:tcPr>
+            <w:tcW w:w="1069" w:type="dxa"/>
+          </w:tcPr>
+          <w:p>
+            <w:pPr>
+              <w:spacing w:after="0" w:line="240" w:lineRule="auto"/>
+              <w:jc w:val="center"/>
+              <w:rPr>
+                <w:rFonts w:ascii="Arial" w:eastAsia="黑体" w:hAnsi="Arial" w:cs="Arial"/>
+                <w:sz w:val="20"/>
+                <w:szCs w:val="20"/>
+              </w:rPr>
+            </w:pPr>
+          </w:p>
+        </w:tc>
+        <w:tc>
+          <w:tcPr>
+            <w:tcW w:w="1057" w:type="dxa"/>
+            <w:gridSpan w:val="2"/>
           </w:tcPr>
           <w:p>
             <w:pPr>
@@ -1115,7 +1144,22 @@
         <w:tc>
           <w:tcPr>
             <w:tcW w:w="1134" w:type="dxa"/>
-            <w:gridSpan w:val="2"/>
+          </w:tcPr>
+          <w:p>
+            <w:pPr>
+              <w:spacing w:after="0" w:line="240" w:lineRule="auto"/>
+              <w:jc w:val="center"/>
+              <w:rPr>
+                <w:rFonts w:ascii="Arial" w:eastAsia="黑体" w:hAnsi="Arial" w:cs="Arial"/>
+                <w:sz w:val="20"/>
+                <w:szCs w:val="20"/>
+              </w:rPr>
+            </w:pPr>
+          </w:p>
+        </w:tc>
+        <w:tc>
+          <w:tcPr>
+            <w:tcW w:w="1701" w:type="dxa"/>
           </w:tcPr>
           <w:p>
             <w:pPr>
@@ -1147,71 +1191,23 @@
         </w:tc>
         <w:tc>
           <w:tcPr>
-            <w:tcW w:w="1134" w:type="dxa"/>
-          </w:tcPr>
-          <w:p>
-            <w:pPr>
-              <w:spacing w:after="0" w:line="240" w:lineRule="auto"/>
-              <w:jc w:val="center"/>
-              <w:rPr>
-                <w:rFonts w:ascii="Arial" w:eastAsia="黑体" w:hAnsi="Arial" w:cs="Arial"/>
-                <w:sz w:val="20"/>
-                <w:szCs w:val="20"/>
-              </w:rPr>
-            </w:pPr>
-          </w:p>
-        </w:tc>
-        <w:tc>
-          <w:tcPr>
-            <w:tcW w:w="1701" w:type="dxa"/>
-          </w:tcPr>
-          <w:p>
-            <w:pPr>
-              <w:spacing w:after="0" w:line="240" w:lineRule="auto"/>
-              <w:jc w:val="center"/>
-              <w:rPr>
-                <w:rFonts w:ascii="Arial" w:eastAsia="黑体" w:hAnsi="Arial" w:cs="Arial"/>
-                <w:sz w:val="20"/>
-                <w:szCs w:val="20"/>
-              </w:rPr>
-            </w:pPr>
-          </w:p>
-        </w:tc>
-        <w:tc>
-          <w:tcPr>
-            <w:tcW w:w="1134" w:type="dxa"/>
-          </w:tcPr>
-          <w:p>
-            <w:pPr>
-              <w:spacing w:after="0" w:line="240" w:lineRule="auto"/>
-              <w:jc w:val="center"/>
-              <w:rPr>
-                <w:rFonts w:ascii="Arial" w:eastAsia="黑体" w:hAnsi="Arial" w:cs="Arial"/>
-                <w:sz w:val="20"/>
-                <w:szCs w:val="20"/>
-              </w:rPr>
-            </w:pPr>
-          </w:p>
-        </w:tc>
-        <w:tc>
-          <w:tcPr>
-            <w:tcW w:w="1134" w:type="dxa"/>
-          </w:tcPr>
-          <w:p>
-            <w:pPr>
-              <w:spacing w:after="0" w:line="240" w:lineRule="auto"/>
-              <w:jc w:val="center"/>
-              <w:rPr>
-                <w:rFonts w:ascii="Arial" w:eastAsia="黑体" w:hAnsi="Arial" w:cs="Arial"/>
-                <w:sz w:val="20"/>
-                <w:szCs w:val="20"/>
-              </w:rPr>
-            </w:pPr>
-          </w:p>
-        </w:tc>
-        <w:tc>
-          <w:tcPr>
-            <w:tcW w:w="1134" w:type="dxa"/>
+            <w:tcW w:w="1064" w:type="dxa"/>
+          </w:tcPr>
+          <w:p>
+            <w:pPr>
+              <w:spacing w:after="0" w:line="240" w:lineRule="auto"/>
+              <w:jc w:val="center"/>
+              <w:rPr>
+                <w:rFonts w:ascii="Arial" w:eastAsia="黑体" w:hAnsi="Arial" w:cs="Arial"/>
+                <w:sz w:val="20"/>
+                <w:szCs w:val="20"/>
+              </w:rPr>
+            </w:pPr>
+          </w:p>
+        </w:tc>
+        <w:tc>
+          <w:tcPr>
+            <w:tcW w:w="1204" w:type="dxa"/>
           </w:tcPr>
           <w:p>
             <w:pPr>
@@ -1228,12 +1224,45 @@
       </w:tr>
       <w:tr>
         <w:trPr>
-          <w:trHeight w:val="136"/>
+          <w:trHeight w:val="135"/>
           <w:jc w:val="center"/>
         </w:trPr>
         <w:tc>
           <w:tcPr>
-            <w:tcW w:w="1133" w:type="dxa"/>
+            <w:tcW w:w="1135" w:type="dxa"/>
+          </w:tcPr>
+          <w:p>
+            <w:pPr>
+              <w:spacing w:after="0" w:line="240" w:lineRule="auto"/>
+              <w:jc w:val="center"/>
+              <w:rPr>
+                <w:rFonts w:ascii="Arial" w:eastAsia="黑体" w:hAnsi="Arial" w:cs="Arial"/>
+                <w:sz w:val="20"/>
+                <w:szCs w:val="20"/>
+              </w:rPr>
+            </w:pPr>
+          </w:p>
+        </w:tc>
+        <w:tc>
+          <w:tcPr>
+            <w:tcW w:w="1069" w:type="dxa"/>
+          </w:tcPr>
+          <w:p>
+            <w:pPr>
+              <w:spacing w:after="0" w:line="240" w:lineRule="auto"/>
+              <w:jc w:val="center"/>
+              <w:rPr>
+                <w:rFonts w:ascii="Arial" w:eastAsia="黑体" w:hAnsi="Arial" w:cs="Arial"/>
+                <w:sz w:val="20"/>
+                <w:szCs w:val="20"/>
+              </w:rPr>
+            </w:pPr>
+          </w:p>
+        </w:tc>
+        <w:tc>
+          <w:tcPr>
+            <w:tcW w:w="1057" w:type="dxa"/>
+            <w:gridSpan w:val="2"/>
           </w:tcPr>
           <w:p>
             <w:pPr>
@@ -1266,7 +1295,22 @@
         <w:tc>
           <w:tcPr>
             <w:tcW w:w="1134" w:type="dxa"/>
-            <w:gridSpan w:val="2"/>
+          </w:tcPr>
+          <w:p>
+            <w:pPr>
+              <w:spacing w:after="0" w:line="240" w:lineRule="auto"/>
+              <w:jc w:val="center"/>
+              <w:rPr>
+                <w:rFonts w:ascii="Arial" w:eastAsia="黑体" w:hAnsi="Arial" w:cs="Arial"/>
+                <w:sz w:val="20"/>
+                <w:szCs w:val="20"/>
+              </w:rPr>
+            </w:pPr>
+          </w:p>
+        </w:tc>
+        <w:tc>
+          <w:tcPr>
+            <w:tcW w:w="1701" w:type="dxa"/>
           </w:tcPr>
           <w:p>
             <w:pPr>
@@ -1298,71 +1342,23 @@
         </w:tc>
         <w:tc>
           <w:tcPr>
-            <w:tcW w:w="1134" w:type="dxa"/>
-          </w:tcPr>
-          <w:p>
-            <w:pPr>
-              <w:spacing w:after="0" w:line="240" w:lineRule="auto"/>
-              <w:jc w:val="center"/>
-              <w:rPr>
-                <w:rFonts w:ascii="Arial" w:eastAsia="黑体" w:hAnsi="Arial" w:cs="Arial"/>
-                <w:sz w:val="20"/>
-                <w:szCs w:val="20"/>
-              </w:rPr>
-            </w:pPr>
-          </w:p>
-        </w:tc>
-        <w:tc>
-          <w:tcPr>
-            <w:tcW w:w="1701" w:type="dxa"/>
-          </w:tcPr>
-          <w:p>
-            <w:pPr>
-              <w:spacing w:after="0" w:line="240" w:lineRule="auto"/>
-              <w:jc w:val="center"/>
-              <w:rPr>
-                <w:rFonts w:ascii="Arial" w:eastAsia="黑体" w:hAnsi="Arial" w:cs="Arial"/>
-                <w:sz w:val="20"/>
-                <w:szCs w:val="20"/>
-              </w:rPr>
-            </w:pPr>
-          </w:p>
-        </w:tc>
-        <w:tc>
-          <w:tcPr>
-            <w:tcW w:w="1134" w:type="dxa"/>
-          </w:tcPr>
-          <w:p>
-            <w:pPr>
-              <w:spacing w:after="0" w:line="240" w:lineRule="auto"/>
-              <w:jc w:val="center"/>
-              <w:rPr>
-                <w:rFonts w:ascii="Arial" w:eastAsia="黑体" w:hAnsi="Arial" w:cs="Arial"/>
-                <w:sz w:val="20"/>
-                <w:szCs w:val="20"/>
-              </w:rPr>
-            </w:pPr>
-          </w:p>
-        </w:tc>
-        <w:tc>
-          <w:tcPr>
-            <w:tcW w:w="1134" w:type="dxa"/>
-          </w:tcPr>
-          <w:p>
-            <w:pPr>
-              <w:spacing w:after="0" w:line="240" w:lineRule="auto"/>
-              <w:jc w:val="center"/>
-              <w:rPr>
-                <w:rFonts w:ascii="Arial" w:eastAsia="黑体" w:hAnsi="Arial" w:cs="Arial"/>
-                <w:sz w:val="20"/>
-                <w:szCs w:val="20"/>
-              </w:rPr>
-            </w:pPr>
-          </w:p>
-        </w:tc>
-        <w:tc>
-          <w:tcPr>
-            <w:tcW w:w="1134" w:type="dxa"/>
+            <w:tcW w:w="1064" w:type="dxa"/>
+          </w:tcPr>
+          <w:p>
+            <w:pPr>
+              <w:spacing w:after="0" w:line="240" w:lineRule="auto"/>
+              <w:jc w:val="center"/>
+              <w:rPr>
+                <w:rFonts w:ascii="Arial" w:eastAsia="黑体" w:hAnsi="Arial" w:cs="Arial"/>
+                <w:sz w:val="20"/>
+                <w:szCs w:val="20"/>
+              </w:rPr>
+            </w:pPr>
+          </w:p>
+        </w:tc>
+        <w:tc>
+          <w:tcPr>
+            <w:tcW w:w="1204" w:type="dxa"/>
           </w:tcPr>
           <w:p>
             <w:pPr>
@@ -1379,12 +1375,45 @@
       </w:tr>
       <w:tr>
         <w:trPr>
-          <w:trHeight w:val="136"/>
+          <w:trHeight w:val="135"/>
           <w:jc w:val="center"/>
         </w:trPr>
         <w:tc>
           <w:tcPr>
-            <w:tcW w:w="1133" w:type="dxa"/>
+            <w:tcW w:w="1135" w:type="dxa"/>
+          </w:tcPr>
+          <w:p>
+            <w:pPr>
+              <w:spacing w:after="0" w:line="240" w:lineRule="auto"/>
+              <w:jc w:val="center"/>
+              <w:rPr>
+                <w:rFonts w:ascii="Arial" w:eastAsia="黑体" w:hAnsi="Arial" w:cs="Arial"/>
+                <w:sz w:val="20"/>
+                <w:szCs w:val="20"/>
+              </w:rPr>
+            </w:pPr>
+          </w:p>
+        </w:tc>
+        <w:tc>
+          <w:tcPr>
+            <w:tcW w:w="1069" w:type="dxa"/>
+          </w:tcPr>
+          <w:p>
+            <w:pPr>
+              <w:spacing w:after="0" w:line="240" w:lineRule="auto"/>
+              <w:jc w:val="center"/>
+              <w:rPr>
+                <w:rFonts w:ascii="Arial" w:eastAsia="黑体" w:hAnsi="Arial" w:cs="Arial"/>
+                <w:sz w:val="20"/>
+                <w:szCs w:val="20"/>
+              </w:rPr>
+            </w:pPr>
+          </w:p>
+        </w:tc>
+        <w:tc>
+          <w:tcPr>
+            <w:tcW w:w="1057" w:type="dxa"/>
+            <w:gridSpan w:val="2"/>
           </w:tcPr>
           <w:p>
             <w:pPr>
@@ -1417,7 +1446,22 @@
         <w:tc>
           <w:tcPr>
             <w:tcW w:w="1134" w:type="dxa"/>
-            <w:gridSpan w:val="2"/>
+          </w:tcPr>
+          <w:p>
+            <w:pPr>
+              <w:spacing w:after="0" w:line="240" w:lineRule="auto"/>
+              <w:jc w:val="center"/>
+              <w:rPr>
+                <w:rFonts w:ascii="Arial" w:eastAsia="黑体" w:hAnsi="Arial" w:cs="Arial"/>
+                <w:sz w:val="20"/>
+                <w:szCs w:val="20"/>
+              </w:rPr>
+            </w:pPr>
+          </w:p>
+        </w:tc>
+        <w:tc>
+          <w:tcPr>
+            <w:tcW w:w="1701" w:type="dxa"/>
           </w:tcPr>
           <w:p>
             <w:pPr>
@@ -1449,71 +1493,23 @@
         </w:tc>
         <w:tc>
           <w:tcPr>
-            <w:tcW w:w="1134" w:type="dxa"/>
-          </w:tcPr>
-          <w:p>
-            <w:pPr>
-              <w:spacing w:after="0" w:line="240" w:lineRule="auto"/>
-              <w:jc w:val="center"/>
-              <w:rPr>
-                <w:rFonts w:ascii="Arial" w:eastAsia="黑体" w:hAnsi="Arial" w:cs="Arial"/>
-                <w:sz w:val="20"/>
-                <w:szCs w:val="20"/>
-              </w:rPr>
-            </w:pPr>
-          </w:p>
-        </w:tc>
-        <w:tc>
-          <w:tcPr>
-            <w:tcW w:w="1701" w:type="dxa"/>
-          </w:tcPr>
-          <w:p>
-            <w:pPr>
-              <w:spacing w:after="0" w:line="240" w:lineRule="auto"/>
-              <w:jc w:val="center"/>
-              <w:rPr>
-                <w:rFonts w:ascii="Arial" w:eastAsia="黑体" w:hAnsi="Arial" w:cs="Arial"/>
-                <w:sz w:val="20"/>
-                <w:szCs w:val="20"/>
-              </w:rPr>
-            </w:pPr>
-          </w:p>
-        </w:tc>
-        <w:tc>
-          <w:tcPr>
-            <w:tcW w:w="1134" w:type="dxa"/>
-          </w:tcPr>
-          <w:p>
-            <w:pPr>
-              <w:spacing w:after="0" w:line="240" w:lineRule="auto"/>
-              <w:jc w:val="center"/>
-              <w:rPr>
-                <w:rFonts w:ascii="Arial" w:eastAsia="黑体" w:hAnsi="Arial" w:cs="Arial"/>
-                <w:sz w:val="20"/>
-                <w:szCs w:val="20"/>
-              </w:rPr>
-            </w:pPr>
-          </w:p>
-        </w:tc>
-        <w:tc>
-          <w:tcPr>
-            <w:tcW w:w="1134" w:type="dxa"/>
-          </w:tcPr>
-          <w:p>
-            <w:pPr>
-              <w:spacing w:after="0" w:line="240" w:lineRule="auto"/>
-              <w:jc w:val="center"/>
-              <w:rPr>
-                <w:rFonts w:ascii="Arial" w:eastAsia="黑体" w:hAnsi="Arial" w:cs="Arial"/>
-                <w:sz w:val="20"/>
-                <w:szCs w:val="20"/>
-              </w:rPr>
-            </w:pPr>
-          </w:p>
-        </w:tc>
-        <w:tc>
-          <w:tcPr>
-            <w:tcW w:w="1134" w:type="dxa"/>
+            <w:tcW w:w="1064" w:type="dxa"/>
+          </w:tcPr>
+          <w:p>
+            <w:pPr>
+              <w:spacing w:after="0" w:line="240" w:lineRule="auto"/>
+              <w:jc w:val="center"/>
+              <w:rPr>
+                <w:rFonts w:ascii="Arial" w:eastAsia="黑体" w:hAnsi="Arial" w:cs="Arial"/>
+                <w:sz w:val="20"/>
+                <w:szCs w:val="20"/>
+              </w:rPr>
+            </w:pPr>
+          </w:p>
+        </w:tc>
+        <w:tc>
+          <w:tcPr>
+            <w:tcW w:w="1204" w:type="dxa"/>
           </w:tcPr>
           <w:p>
             <w:pPr>
@@ -1551,30 +1547,34 @@
     </w:p>
     <w:tbl>
       <w:tblPr>
-        <w:tblW w:w="10489" w:type="dxa"/>
+        <w:tblW w:w="10631" w:type="dxa"/>
         <w:jc w:val="center"/>
         <w:tblLayout w:type="fixed"/>
         <w:tblLook w:val="04A0" w:firstRow="1" w:lastRow="0" w:firstColumn="1" w:lastColumn="0" w:noHBand="0" w:noVBand="1"/>
       </w:tblPr>
       <w:tblGrid>
-        <w:gridCol w:w="1134"/>
-        <w:gridCol w:w="1418"/>
-        <w:gridCol w:w="1332"/>
-        <w:gridCol w:w="1332"/>
-        <w:gridCol w:w="1163"/>
-        <w:gridCol w:w="170"/>
-        <w:gridCol w:w="1332"/>
-        <w:gridCol w:w="1333"/>
-        <w:gridCol w:w="1275"/>
+        <w:gridCol w:w="1518"/>
+        <w:gridCol w:w="42"/>
+        <w:gridCol w:w="1476"/>
+        <w:gridCol w:w="1519"/>
+        <w:gridCol w:w="1257"/>
+        <w:gridCol w:w="262"/>
+        <w:gridCol w:w="1519"/>
+        <w:gridCol w:w="1519"/>
+        <w:gridCol w:w="572"/>
+        <w:gridCol w:w="947"/>
       </w:tblGrid>
       <w:tr>
         <w:trPr>
-          <w:trHeight w:val="191"/>
+          <w:gridAfter w:val="1"/>
+          <w:wAfter w:w="947" w:type="dxa"/>
+          <w:trHeight w:val="182"/>
           <w:jc w:val="center"/>
         </w:trPr>
         <w:tc>
           <w:tcPr>
-            <w:tcW w:w="1134" w:type="dxa"/>
+            <w:tcW w:w="1560" w:type="dxa"/>
+            <w:gridSpan w:val="2"/>
             <w:tcBorders>
               <w:bottom w:val="single" w:sz="4" w:space="0" w:color="auto"/>
             </w:tcBorders>
@@ -1584,16 +1584,70 @@
               <w:spacing w:after="0" w:line="240" w:lineRule="auto"/>
               <w:rPr>
                 <w:rFonts w:ascii="Arial" w:eastAsia="黑体" w:hAnsi="Arial" w:cs="Arial"/>
+                <w:sz w:val="13"/>
+                <w:szCs w:val="13"/>
+              </w:rPr>
+            </w:pPr>
+          </w:p>
+        </w:tc>
+        <w:tc>
+          <w:tcPr>
+            <w:tcW w:w="4252" w:type="dxa"/>
+            <w:gridSpan w:val="3"/>
+            <w:tcBorders>
+              <w:bottom w:val="single" w:sz="4" w:space="0" w:color="auto"/>
+            </w:tcBorders>
+          </w:tcPr>
+          <w:p>
+            <w:pPr>
+              <w:spacing w:after="0" w:line="240" w:lineRule="auto"/>
+              <w:rPr>
+                <w:rFonts w:ascii="Arial" w:eastAsia="黑体" w:hAnsi="Arial" w:cs="Arial"/>
+                <w:sz w:val="13"/>
+                <w:szCs w:val="13"/>
+              </w:rPr>
+            </w:pPr>
+            <w:r>
+              <w:rPr>
+                <w:rFonts w:ascii="Arial" w:eastAsia="黑体" w:hAnsi="Arial" w:cs="Arial"/>
                 <w:color w:val="538135" w:themeColor="accent6" w:themeShade="BF"/>
                 <w:sz w:val="20"/>
                 <w:szCs w:val="20"/>
               </w:rPr>
-            </w:pPr>
-          </w:p>
-        </w:tc>
-        <w:tc>
-          <w:tcPr>
-            <w:tcW w:w="5245" w:type="dxa"/>
+              <w:t>1oz/yd</w:t>
+            </w:r>
+            <w:r>
+              <w:rPr>
+                <w:rFonts w:eastAsia="黑体" w:cs="Calibri" w:hint="eastAsia"/>
+                <w:color w:val="538135" w:themeColor="accent6" w:themeShade="BF"/>
+                <w:sz w:val="20"/>
+                <w:szCs w:val="20"/>
+              </w:rPr>
+              <w:t>²</w:t>
+            </w:r>
+            <w:r>
+              <w:rPr>
+                <w:rFonts w:ascii="Arial" w:eastAsia="黑体" w:hAnsi="Arial" w:cs="Arial"/>
+                <w:color w:val="538135" w:themeColor="accent6" w:themeShade="BF"/>
+                <w:sz w:val="20"/>
+                <w:szCs w:val="20"/>
+              </w:rPr>
+              <w:t xml:space="preserve"> =33.91g/m</w:t>
+            </w:r>
+            <w:r>
+              <w:rPr>
+                <w:rFonts w:eastAsia="黑体" w:cs="Calibri" w:hint="eastAsia"/>
+                <w:color w:val="538135" w:themeColor="accent6" w:themeShade="BF"/>
+                <w:sz w:val="20"/>
+                <w:szCs w:val="20"/>
+              </w:rPr>
+              <w:t>²</w:t>
+            </w:r>
+          </w:p>
+        </w:tc>
+        <w:tc>
+          <w:tcPr>
+            <w:tcW w:w="3872" w:type="dxa"/>
             <w:gridSpan w:val="4"/>
             <w:tcBorders>
               <w:bottom w:val="single" w:sz="4" w:space="0" w:color="auto"/>
@@ -1615,7 +1669,7 @@
                 <w:sz w:val="20"/>
                 <w:szCs w:val="20"/>
               </w:rPr>
-              <w:t>1oz/yd</w:t>
+              <w:t>1g/m</w:t>
             </w:r>
             <w:r>
               <w:rPr>
@@ -1633,61 +1687,6 @@
                 <w:sz w:val="20"/>
                 <w:szCs w:val="20"/>
               </w:rPr>
-              <w:t xml:space="preserve"> =33.91g/m</w:t>
-            </w:r>
-            <w:r>
-              <w:rPr>
-                <w:rFonts w:eastAsia="黑体" w:cs="Calibri" w:hint="eastAsia"/>
-                <w:color w:val="538135" w:themeColor="accent6" w:themeShade="BF"/>
-                <w:sz w:val="20"/>
-                <w:szCs w:val="20"/>
-              </w:rPr>
-              <w:t>²</w:t>
-            </w:r>
-          </w:p>
-        </w:tc>
-        <w:tc>
-          <w:tcPr>
-            <w:tcW w:w="4110" w:type="dxa"/>
-            <w:gridSpan w:val="4"/>
-            <w:tcBorders>
-              <w:bottom w:val="single" w:sz="4" w:space="0" w:color="auto"/>
-            </w:tcBorders>
-          </w:tcPr>
-          <w:p>
-            <w:pPr>
-              <w:spacing w:after="0" w:line="240" w:lineRule="auto"/>
-              <w:rPr>
-                <w:rFonts w:ascii="Arial" w:eastAsia="黑体" w:hAnsi="Arial" w:cs="Arial"/>
-                <w:sz w:val="13"/>
-                <w:szCs w:val="13"/>
-              </w:rPr>
-            </w:pPr>
-            <w:r>
-              <w:rPr>
-                <w:rFonts w:ascii="Arial" w:eastAsia="黑体" w:hAnsi="Arial" w:cs="Arial"/>
-                <w:color w:val="538135" w:themeColor="accent6" w:themeShade="BF"/>
-                <w:sz w:val="20"/>
-                <w:szCs w:val="20"/>
-              </w:rPr>
-              <w:t>1g/m</w:t>
-            </w:r>
-            <w:r>
-              <w:rPr>
-                <w:rFonts w:eastAsia="黑体" w:cs="Calibri" w:hint="eastAsia"/>
-                <w:color w:val="538135" w:themeColor="accent6" w:themeShade="BF"/>
-                <w:sz w:val="20"/>
-                <w:szCs w:val="20"/>
-              </w:rPr>
-              <w:t>²</w:t>
-            </w:r>
-            <w:r>
-              <w:rPr>
-                <w:rFonts w:ascii="Arial" w:eastAsia="黑体" w:hAnsi="Arial" w:cs="Arial"/>
-                <w:color w:val="538135" w:themeColor="accent6" w:themeShade="BF"/>
-                <w:sz w:val="20"/>
-                <w:szCs w:val="20"/>
-              </w:rPr>
               <w:t xml:space="preserve"> = 0.029493oz/yd</w:t>
             </w:r>
             <w:r>
@@ -1704,12 +1703,12 @@
       </w:tr>
       <w:tr>
         <w:trPr>
-          <w:trHeight w:val="409"/>
+          <w:trHeight w:val="390"/>
           <w:jc w:val="center"/>
         </w:trPr>
         <w:tc>
           <w:tcPr>
-            <w:tcW w:w="1134" w:type="dxa"/>
+            <w:tcW w:w="1518" w:type="dxa"/>
             <w:vMerge w:val="restart"/>
             <w:tcBorders>
               <w:top w:val="single" w:sz="4" w:space="0" w:color="auto"/>
@@ -1737,8 +1736,8 @@
         </w:tc>
         <w:tc>
           <w:tcPr>
-            <w:tcW w:w="1418" w:type="dxa"/>
-            <w:vMerge w:val="restart"/>
+            <w:tcW w:w="7594" w:type="dxa"/>
+            <w:gridSpan w:val="7"/>
             <w:tcBorders>
               <w:top w:val="single" w:sz="4" w:space="0" w:color="auto"/>
               <w:left w:val="single" w:sz="4" w:space="0" w:color="auto"/>
@@ -1752,40 +1751,6 @@
               <w:spacing w:after="0" w:line="240" w:lineRule="auto"/>
               <w:jc w:val="center"/>
               <w:rPr>
-                <w:rFonts w:ascii="Arial" w:eastAsia="黑体" w:hAnsi="Arial" w:cs="Arial"/>
-              </w:rPr>
-            </w:pPr>
-            <w:r>
-              <w:rPr>
-                <w:rFonts w:ascii="Arial" w:eastAsia="黑体" w:hAnsi="Arial" w:cs="Arial" w:hint="eastAsia"/>
-              </w:rPr>
-              <w:t>M</w:t>
-            </w:r>
-            <w:r>
-              <w:rPr>
-                <w:rFonts w:ascii="Arial" w:eastAsia="黑体" w:hAnsi="Arial" w:cs="Arial"/>
-              </w:rPr>
-              <w:t>easure</w:t>
-            </w:r>
-          </w:p>
-        </w:tc>
-        <w:tc>
-          <w:tcPr>
-            <w:tcW w:w="6662" w:type="dxa"/>
-            <w:gridSpan w:val="6"/>
-            <w:tcBorders>
-              <w:top w:val="single" w:sz="4" w:space="0" w:color="auto"/>
-              <w:left w:val="single" w:sz="4" w:space="0" w:color="auto"/>
-              <w:bottom w:val="single" w:sz="4" w:space="0" w:color="auto"/>
-              <w:right w:val="single" w:sz="4" w:space="0" w:color="auto"/>
-            </w:tcBorders>
-            <w:vAlign w:val="center"/>
-          </w:tcPr>
-          <w:p>
-            <w:pPr>
-              <w:spacing w:after="0" w:line="240" w:lineRule="auto"/>
-              <w:jc w:val="center"/>
-              <w:rPr>
                 <w:rFonts w:ascii="Arial" w:hAnsi="Arial" w:cs="Arial"/>
               </w:rPr>
             </w:pPr>
@@ -1799,7 +1764,8 @@
         </w:tc>
         <w:tc>
           <w:tcPr>
-            <w:tcW w:w="1275" w:type="dxa"/>
+            <w:tcW w:w="1519" w:type="dxa"/>
+            <w:gridSpan w:val="2"/>
             <w:vMerge w:val="restart"/>
             <w:tcBorders>
               <w:top w:val="single" w:sz="4" w:space="0" w:color="auto"/>
@@ -1827,12 +1793,12 @@
       </w:tr>
       <w:tr>
         <w:trPr>
-          <w:trHeight w:val="288"/>
+          <w:trHeight w:val="274"/>
           <w:jc w:val="center"/>
         </w:trPr>
         <w:tc>
           <w:tcPr>
-            <w:tcW w:w="1134" w:type="dxa"/>
+            <w:tcW w:w="1518" w:type="dxa"/>
             <w:vMerge/>
             <w:tcBorders>
               <w:top w:val="single" w:sz="4" w:space="0" w:color="auto"/>
@@ -1854,79 +1820,7 @@
         </w:tc>
         <w:tc>
           <w:tcPr>
-            <w:tcW w:w="1418" w:type="dxa"/>
-            <w:vMerge/>
-            <w:tcBorders>
-              <w:left w:val="single" w:sz="4" w:space="0" w:color="auto"/>
-              <w:bottom w:val="single" w:sz="4" w:space="0" w:color="auto"/>
-              <w:right w:val="single" w:sz="4" w:space="0" w:color="auto"/>
-            </w:tcBorders>
-          </w:tcPr>
-          <w:p>
-            <w:pPr>
-              <w:spacing w:after="0" w:line="240" w:lineRule="auto"/>
-              <w:jc w:val="center"/>
-              <w:rPr>
-                <w:rFonts w:ascii="Arial" w:hAnsi="Arial" w:cs="Arial"/>
-              </w:rPr>
-            </w:pPr>
-          </w:p>
-        </w:tc>
-        <w:tc>
-          <w:tcPr>
-            <w:tcW w:w="1332" w:type="dxa"/>
-            <w:tcBorders>
-              <w:top w:val="single" w:sz="4" w:space="0" w:color="auto"/>
-              <w:left w:val="single" w:sz="4" w:space="0" w:color="auto"/>
-              <w:bottom w:val="single" w:sz="4" w:space="0" w:color="auto"/>
-              <w:right w:val="single" w:sz="4" w:space="0" w:color="auto"/>
-            </w:tcBorders>
-          </w:tcPr>
-          <w:p>
-            <w:pPr>
-              <w:spacing w:after="0" w:line="240" w:lineRule="auto"/>
-              <w:jc w:val="center"/>
-              <w:rPr>
-                <w:rFonts w:ascii="Arial" w:hAnsi="Arial" w:cs="Arial"/>
-              </w:rPr>
-            </w:pPr>
-            <w:r>
-              <w:rPr>
-                <w:rFonts w:ascii="Arial" w:hAnsi="Arial" w:cs="Arial" w:hint="eastAsia"/>
-              </w:rPr>
-              <w:t>#1</w:t>
-            </w:r>
-          </w:p>
-        </w:tc>
-        <w:tc>
-          <w:tcPr>
-            <w:tcW w:w="1332" w:type="dxa"/>
-            <w:tcBorders>
-              <w:top w:val="single" w:sz="4" w:space="0" w:color="auto"/>
-              <w:left w:val="single" w:sz="4" w:space="0" w:color="auto"/>
-              <w:bottom w:val="single" w:sz="4" w:space="0" w:color="auto"/>
-              <w:right w:val="single" w:sz="4" w:space="0" w:color="auto"/>
-            </w:tcBorders>
-          </w:tcPr>
-          <w:p>
-            <w:pPr>
-              <w:spacing w:after="0" w:line="240" w:lineRule="auto"/>
-              <w:jc w:val="center"/>
-              <w:rPr>
-                <w:rFonts w:ascii="Arial" w:hAnsi="Arial" w:cs="Arial"/>
-              </w:rPr>
-            </w:pPr>
-            <w:r>
-              <w:rPr>
-                <w:rFonts w:ascii="Arial" w:hAnsi="Arial" w:cs="Arial" w:hint="eastAsia"/>
-              </w:rPr>
-              <w:t>#2</w:t>
-            </w:r>
-          </w:p>
-        </w:tc>
-        <w:tc>
-          <w:tcPr>
-            <w:tcW w:w="1333" w:type="dxa"/>
+            <w:tcW w:w="1518" w:type="dxa"/>
             <w:gridSpan w:val="2"/>
             <w:tcBorders>
               <w:top w:val="single" w:sz="4" w:space="0" w:color="auto"/>
@@ -1947,13 +1841,13 @@
               <w:rPr>
                 <w:rFonts w:ascii="Arial" w:hAnsi="Arial" w:cs="Arial" w:hint="eastAsia"/>
               </w:rPr>
-              <w:t>#3</w:t>
+              <w:t>#1</w:t>
             </w:r>
           </w:p>
         </w:tc>
         <w:tc>
           <w:tcPr>
-            <w:tcW w:w="1332" w:type="dxa"/>
+            <w:tcW w:w="1519" w:type="dxa"/>
             <w:tcBorders>
               <w:top w:val="single" w:sz="4" w:space="0" w:color="auto"/>
               <w:left w:val="single" w:sz="4" w:space="0" w:color="auto"/>
@@ -1973,13 +1867,14 @@
               <w:rPr>
                 <w:rFonts w:ascii="Arial" w:hAnsi="Arial" w:cs="Arial" w:hint="eastAsia"/>
               </w:rPr>
-              <w:t>#4</w:t>
+              <w:t>#2</w:t>
             </w:r>
           </w:p>
         </w:tc>
         <w:tc>
           <w:tcPr>
-            <w:tcW w:w="1333" w:type="dxa"/>
+            <w:tcW w:w="1519" w:type="dxa"/>
+            <w:gridSpan w:val="2"/>
             <w:tcBorders>
               <w:top w:val="single" w:sz="4" w:space="0" w:color="auto"/>
               <w:left w:val="single" w:sz="4" w:space="0" w:color="auto"/>
@@ -1999,13 +1894,66 @@
               <w:rPr>
                 <w:rFonts w:ascii="Arial" w:hAnsi="Arial" w:cs="Arial" w:hint="eastAsia"/>
               </w:rPr>
+              <w:t>#3</w:t>
+            </w:r>
+          </w:p>
+        </w:tc>
+        <w:tc>
+          <w:tcPr>
+            <w:tcW w:w="1519" w:type="dxa"/>
+            <w:tcBorders>
+              <w:top w:val="single" w:sz="4" w:space="0" w:color="auto"/>
+              <w:left w:val="single" w:sz="4" w:space="0" w:color="auto"/>
+              <w:bottom w:val="single" w:sz="4" w:space="0" w:color="auto"/>
+              <w:right w:val="single" w:sz="4" w:space="0" w:color="auto"/>
+            </w:tcBorders>
+          </w:tcPr>
+          <w:p>
+            <w:pPr>
+              <w:spacing w:after="0" w:line="240" w:lineRule="auto"/>
+              <w:jc w:val="center"/>
+              <w:rPr>
+                <w:rFonts w:ascii="Arial" w:hAnsi="Arial" w:cs="Arial"/>
+              </w:rPr>
+            </w:pPr>
+            <w:r>
+              <w:rPr>
+                <w:rFonts w:ascii="Arial" w:hAnsi="Arial" w:cs="Arial" w:hint="eastAsia"/>
+              </w:rPr>
+              <w:t>#4</w:t>
+            </w:r>
+          </w:p>
+        </w:tc>
+        <w:tc>
+          <w:tcPr>
+            <w:tcW w:w="1519" w:type="dxa"/>
+            <w:tcBorders>
+              <w:top w:val="single" w:sz="4" w:space="0" w:color="auto"/>
+              <w:left w:val="single" w:sz="4" w:space="0" w:color="auto"/>
+              <w:bottom w:val="single" w:sz="4" w:space="0" w:color="auto"/>
+              <w:right w:val="single" w:sz="4" w:space="0" w:color="auto"/>
+            </w:tcBorders>
+          </w:tcPr>
+          <w:p>
+            <w:pPr>
+              <w:spacing w:after="0" w:line="240" w:lineRule="auto"/>
+              <w:jc w:val="center"/>
+              <w:rPr>
+                <w:rFonts w:ascii="Arial" w:hAnsi="Arial" w:cs="Arial"/>
+              </w:rPr>
+            </w:pPr>
+            <w:r>
+              <w:rPr>
+                <w:rFonts w:ascii="Arial" w:hAnsi="Arial" w:cs="Arial" w:hint="eastAsia"/>
+              </w:rPr>
               <w:t>#5</w:t>
             </w:r>
           </w:p>
         </w:tc>
         <w:tc>
           <w:tcPr>
-            <w:tcW w:w="1275" w:type="dxa"/>
+            <w:tcW w:w="1519" w:type="dxa"/>
+            <w:gridSpan w:val="2"/>
             <w:vMerge/>
             <w:tcBorders>
               <w:left w:val="single" w:sz="4" w:space="0" w:color="auto"/>
@@ -2025,12 +1973,12 @@
       </w:tr>
       <w:tr>
         <w:trPr>
-          <w:trHeight w:val="424"/>
+          <w:trHeight w:val="404"/>
           <w:jc w:val="center"/>
         </w:trPr>
         <w:tc>
           <w:tcPr>
-            <w:tcW w:w="1134" w:type="dxa"/>
+            <w:tcW w:w="1518" w:type="dxa"/>
             <w:tcBorders>
               <w:top w:val="single" w:sz="4" w:space="0" w:color="auto"/>
               <w:left w:val="single" w:sz="4" w:space="0" w:color="auto"/>
@@ -2053,76 +2001,7 @@
         </w:tc>
         <w:tc>
           <w:tcPr>
-            <w:tcW w:w="1418" w:type="dxa"/>
-            <w:tcBorders>
-              <w:top w:val="single" w:sz="4" w:space="0" w:color="auto"/>
-              <w:left w:val="single" w:sz="4" w:space="0" w:color="auto"/>
-              <w:bottom w:val="single" w:sz="4" w:space="0" w:color="auto"/>
-              <w:right w:val="single" w:sz="4" w:space="0" w:color="auto"/>
-            </w:tcBorders>
-            <w:vAlign w:val="center"/>
-          </w:tcPr>
-          <w:p>
-            <w:pPr>
-              <w:spacing w:after="0" w:line="240" w:lineRule="auto"/>
-              <w:jc w:val="center"/>
-              <w:rPr>
-                <w:rFonts w:ascii="Arial" w:eastAsia="黑体" w:hAnsi="Arial" w:cs="Arial"/>
-                <w:sz w:val="20"/>
-                <w:szCs w:val="20"/>
-              </w:rPr>
-            </w:pPr>
-          </w:p>
-        </w:tc>
-        <w:tc>
-          <w:tcPr>
-            <w:tcW w:w="1332" w:type="dxa"/>
-            <w:tcBorders>
-              <w:top w:val="single" w:sz="4" w:space="0" w:color="auto"/>
-              <w:left w:val="single" w:sz="4" w:space="0" w:color="auto"/>
-              <w:bottom w:val="single" w:sz="4" w:space="0" w:color="auto"/>
-              <w:right w:val="single" w:sz="4" w:space="0" w:color="auto"/>
-            </w:tcBorders>
-            <w:vAlign w:val="center"/>
-          </w:tcPr>
-          <w:p>
-            <w:pPr>
-              <w:spacing w:after="0" w:line="240" w:lineRule="auto"/>
-              <w:jc w:val="center"/>
-              <w:rPr>
-                <w:rFonts w:ascii="Arial" w:eastAsia="黑体" w:hAnsi="Arial" w:cs="Arial"/>
-                <w:sz w:val="20"/>
-                <w:szCs w:val="20"/>
-              </w:rPr>
-            </w:pPr>
-          </w:p>
-        </w:tc>
-        <w:tc>
-          <w:tcPr>
-            <w:tcW w:w="1332" w:type="dxa"/>
-            <w:tcBorders>
-              <w:top w:val="single" w:sz="4" w:space="0" w:color="auto"/>
-              <w:left w:val="single" w:sz="4" w:space="0" w:color="auto"/>
-              <w:bottom w:val="single" w:sz="4" w:space="0" w:color="auto"/>
-              <w:right w:val="single" w:sz="4" w:space="0" w:color="auto"/>
-            </w:tcBorders>
-            <w:vAlign w:val="center"/>
-          </w:tcPr>
-          <w:p>
-            <w:pPr>
-              <w:spacing w:after="0" w:line="240" w:lineRule="auto"/>
-              <w:jc w:val="center"/>
-              <w:rPr>
-                <w:rFonts w:ascii="Arial" w:eastAsia="黑体" w:hAnsi="Arial" w:cs="Arial"/>
-                <w:sz w:val="20"/>
-                <w:szCs w:val="20"/>
-              </w:rPr>
-            </w:pPr>
-          </w:p>
-        </w:tc>
-        <w:tc>
-          <w:tcPr>
-            <w:tcW w:w="1333" w:type="dxa"/>
+            <w:tcW w:w="1518" w:type="dxa"/>
             <w:gridSpan w:val="2"/>
             <w:tcBorders>
               <w:top w:val="single" w:sz="4" w:space="0" w:color="auto"/>
@@ -2146,7 +2025,7 @@
         </w:tc>
         <w:tc>
           <w:tcPr>
-            <w:tcW w:w="1332" w:type="dxa"/>
+            <w:tcW w:w="1519" w:type="dxa"/>
             <w:tcBorders>
               <w:top w:val="single" w:sz="4" w:space="0" w:color="auto"/>
               <w:left w:val="single" w:sz="4" w:space="0" w:color="auto"/>
@@ -2169,151 +2048,7 @@
         </w:tc>
         <w:tc>
           <w:tcPr>
-            <w:tcW w:w="1333" w:type="dxa"/>
-            <w:tcBorders>
-              <w:top w:val="single" w:sz="4" w:space="0" w:color="auto"/>
-              <w:left w:val="single" w:sz="4" w:space="0" w:color="auto"/>
-              <w:bottom w:val="single" w:sz="4" w:space="0" w:color="auto"/>
-              <w:right w:val="single" w:sz="4" w:space="0" w:color="auto"/>
-            </w:tcBorders>
-            <w:vAlign w:val="center"/>
-          </w:tcPr>
-          <w:p>
-            <w:pPr>
-              <w:spacing w:after="0" w:line="240" w:lineRule="auto"/>
-              <w:jc w:val="center"/>
-              <w:rPr>
-                <w:rFonts w:ascii="Arial" w:eastAsia="黑体" w:hAnsi="Arial" w:cs="Arial"/>
-                <w:sz w:val="20"/>
-                <w:szCs w:val="20"/>
-              </w:rPr>
-            </w:pPr>
-          </w:p>
-        </w:tc>
-        <w:tc>
-          <w:tcPr>
-            <w:tcW w:w="1275" w:type="dxa"/>
-            <w:tcBorders>
-              <w:top w:val="single" w:sz="4" w:space="0" w:color="auto"/>
-              <w:left w:val="single" w:sz="4" w:space="0" w:color="auto"/>
-              <w:bottom w:val="single" w:sz="4" w:space="0" w:color="auto"/>
-              <w:right w:val="single" w:sz="4" w:space="0" w:color="auto"/>
-            </w:tcBorders>
-            <w:vAlign w:val="center"/>
-          </w:tcPr>
-          <w:p>
-            <w:pPr>
-              <w:spacing w:after="0" w:line="240" w:lineRule="auto"/>
-              <w:jc w:val="center"/>
-              <w:rPr>
-                <w:rFonts w:ascii="Arial" w:eastAsia="黑体" w:hAnsi="Arial" w:cs="Arial"/>
-                <w:sz w:val="20"/>
-                <w:szCs w:val="20"/>
-              </w:rPr>
-            </w:pPr>
-          </w:p>
-        </w:tc>
-      </w:tr>
-      <w:tr>
-        <w:trPr>
-          <w:trHeight w:val="424"/>
-          <w:jc w:val="center"/>
-        </w:trPr>
-        <w:tc>
-          <w:tcPr>
-            <w:tcW w:w="1134" w:type="dxa"/>
-            <w:tcBorders>
-              <w:top w:val="single" w:sz="4" w:space="0" w:color="auto"/>
-              <w:left w:val="single" w:sz="4" w:space="0" w:color="auto"/>
-              <w:bottom w:val="single" w:sz="4" w:space="0" w:color="auto"/>
-              <w:right w:val="single" w:sz="4" w:space="0" w:color="auto"/>
-            </w:tcBorders>
-            <w:vAlign w:val="center"/>
-          </w:tcPr>
-          <w:p>
-            <w:pPr>
-              <w:spacing w:after="0" w:line="240" w:lineRule="auto"/>
-              <w:jc w:val="center"/>
-              <w:rPr>
-                <w:rFonts w:ascii="Arial" w:eastAsia="黑体" w:hAnsi="Arial" w:cs="Arial"/>
-                <w:sz w:val="18"/>
-                <w:szCs w:val="18"/>
-              </w:rPr>
-            </w:pPr>
-          </w:p>
-        </w:tc>
-        <w:tc>
-          <w:tcPr>
-            <w:tcW w:w="1418" w:type="dxa"/>
-            <w:tcBorders>
-              <w:top w:val="single" w:sz="4" w:space="0" w:color="auto"/>
-              <w:left w:val="single" w:sz="4" w:space="0" w:color="auto"/>
-              <w:bottom w:val="single" w:sz="4" w:space="0" w:color="auto"/>
-              <w:right w:val="single" w:sz="4" w:space="0" w:color="auto"/>
-            </w:tcBorders>
-            <w:vAlign w:val="center"/>
-          </w:tcPr>
-          <w:p>
-            <w:pPr>
-              <w:spacing w:after="0" w:line="240" w:lineRule="auto"/>
-              <w:jc w:val="center"/>
-              <w:rPr>
-                <w:rFonts w:ascii="Arial" w:eastAsia="黑体" w:hAnsi="Arial" w:cs="Arial"/>
-                <w:sz w:val="20"/>
-                <w:szCs w:val="20"/>
-              </w:rPr>
-            </w:pPr>
-          </w:p>
-        </w:tc>
-        <w:tc>
-          <w:tcPr>
-            <w:tcW w:w="1332" w:type="dxa"/>
-            <w:tcBorders>
-              <w:top w:val="single" w:sz="4" w:space="0" w:color="auto"/>
-              <w:left w:val="single" w:sz="4" w:space="0" w:color="auto"/>
-              <w:bottom w:val="single" w:sz="4" w:space="0" w:color="auto"/>
-              <w:right w:val="single" w:sz="4" w:space="0" w:color="auto"/>
-            </w:tcBorders>
-            <w:vAlign w:val="center"/>
-          </w:tcPr>
-          <w:p>
-            <w:pPr>
-              <w:spacing w:after="0" w:line="240" w:lineRule="auto"/>
-              <w:jc w:val="center"/>
-              <w:rPr>
-                <w:rFonts w:ascii="Arial" w:eastAsia="黑体" w:hAnsi="Arial" w:cs="Arial"/>
-                <w:sz w:val="20"/>
-                <w:szCs w:val="20"/>
-              </w:rPr>
-            </w:pPr>
-          </w:p>
-        </w:tc>
-        <w:tc>
-          <w:tcPr>
-            <w:tcW w:w="1332" w:type="dxa"/>
-            <w:tcBorders>
-              <w:top w:val="single" w:sz="4" w:space="0" w:color="auto"/>
-              <w:left w:val="single" w:sz="4" w:space="0" w:color="auto"/>
-              <w:bottom w:val="single" w:sz="4" w:space="0" w:color="auto"/>
-              <w:right w:val="single" w:sz="4" w:space="0" w:color="auto"/>
-            </w:tcBorders>
-            <w:vAlign w:val="center"/>
-          </w:tcPr>
-          <w:p>
-            <w:pPr>
-              <w:spacing w:after="0" w:line="240" w:lineRule="auto"/>
-              <w:jc w:val="center"/>
-              <w:rPr>
-                <w:rFonts w:ascii="Arial" w:eastAsia="黑体" w:hAnsi="Arial" w:cs="Arial"/>
-                <w:sz w:val="20"/>
-                <w:szCs w:val="20"/>
-              </w:rPr>
-            </w:pPr>
-          </w:p>
-        </w:tc>
-        <w:tc>
-          <w:tcPr>
-            <w:tcW w:w="1333" w:type="dxa"/>
+            <w:tcW w:w="1519" w:type="dxa"/>
             <w:gridSpan w:val="2"/>
             <w:tcBorders>
               <w:top w:val="single" w:sz="4" w:space="0" w:color="auto"/>
@@ -2337,7 +2072,7 @@
         </w:tc>
         <w:tc>
           <w:tcPr>
-            <w:tcW w:w="1332" w:type="dxa"/>
+            <w:tcW w:w="1519" w:type="dxa"/>
             <w:tcBorders>
               <w:top w:val="single" w:sz="4" w:space="0" w:color="auto"/>
               <w:left w:val="single" w:sz="4" w:space="0" w:color="auto"/>
@@ -2360,7 +2095,7 @@
         </w:tc>
         <w:tc>
           <w:tcPr>
-            <w:tcW w:w="1333" w:type="dxa"/>
+            <w:tcW w:w="1519" w:type="dxa"/>
             <w:tcBorders>
               <w:top w:val="single" w:sz="4" w:space="0" w:color="auto"/>
               <w:left w:val="single" w:sz="4" w:space="0" w:color="auto"/>
@@ -2383,128 +2118,7 @@
         </w:tc>
         <w:tc>
           <w:tcPr>
-            <w:tcW w:w="1275" w:type="dxa"/>
-            <w:tcBorders>
-              <w:top w:val="single" w:sz="4" w:space="0" w:color="auto"/>
-              <w:left w:val="single" w:sz="4" w:space="0" w:color="auto"/>
-              <w:bottom w:val="single" w:sz="4" w:space="0" w:color="auto"/>
-              <w:right w:val="single" w:sz="4" w:space="0" w:color="auto"/>
-            </w:tcBorders>
-            <w:vAlign w:val="center"/>
-          </w:tcPr>
-          <w:p>
-            <w:pPr>
-              <w:spacing w:after="0" w:line="240" w:lineRule="auto"/>
-              <w:jc w:val="center"/>
-              <w:rPr>
-                <w:rFonts w:ascii="Arial" w:eastAsia="黑体" w:hAnsi="Arial" w:cs="Arial"/>
-                <w:sz w:val="20"/>
-                <w:szCs w:val="20"/>
-              </w:rPr>
-            </w:pPr>
-          </w:p>
-        </w:tc>
-      </w:tr>
-      <w:tr>
-        <w:trPr>
-          <w:trHeight w:val="424"/>
-          <w:jc w:val="center"/>
-        </w:trPr>
-        <w:tc>
-          <w:tcPr>
-            <w:tcW w:w="1134" w:type="dxa"/>
-            <w:tcBorders>
-              <w:top w:val="single" w:sz="4" w:space="0" w:color="auto"/>
-              <w:left w:val="single" w:sz="4" w:space="0" w:color="auto"/>
-              <w:bottom w:val="single" w:sz="4" w:space="0" w:color="auto"/>
-              <w:right w:val="single" w:sz="4" w:space="0" w:color="auto"/>
-            </w:tcBorders>
-            <w:vAlign w:val="center"/>
-          </w:tcPr>
-          <w:p>
-            <w:pPr>
-              <w:spacing w:after="0" w:line="240" w:lineRule="auto"/>
-              <w:jc w:val="center"/>
-              <w:rPr>
-                <w:rFonts w:ascii="Arial" w:eastAsia="黑体" w:hAnsi="Arial" w:cs="Arial"/>
-                <w:sz w:val="18"/>
-                <w:szCs w:val="18"/>
-              </w:rPr>
-            </w:pPr>
-          </w:p>
-        </w:tc>
-        <w:tc>
-          <w:tcPr>
-            <w:tcW w:w="1418" w:type="dxa"/>
-            <w:tcBorders>
-              <w:top w:val="single" w:sz="4" w:space="0" w:color="auto"/>
-              <w:left w:val="single" w:sz="4" w:space="0" w:color="auto"/>
-              <w:bottom w:val="single" w:sz="4" w:space="0" w:color="auto"/>
-              <w:right w:val="single" w:sz="4" w:space="0" w:color="auto"/>
-            </w:tcBorders>
-            <w:vAlign w:val="center"/>
-          </w:tcPr>
-          <w:p>
-            <w:pPr>
-              <w:spacing w:after="0" w:line="240" w:lineRule="auto"/>
-              <w:jc w:val="center"/>
-              <w:rPr>
-                <w:rFonts w:ascii="Arial" w:eastAsia="黑体" w:hAnsi="Arial" w:cs="Arial"/>
-                <w:sz w:val="20"/>
-                <w:szCs w:val="20"/>
-              </w:rPr>
-            </w:pPr>
-          </w:p>
-        </w:tc>
-        <w:tc>
-          <w:tcPr>
-            <w:tcW w:w="1332" w:type="dxa"/>
-            <w:tcBorders>
-              <w:top w:val="single" w:sz="4" w:space="0" w:color="auto"/>
-              <w:left w:val="single" w:sz="4" w:space="0" w:color="auto"/>
-              <w:bottom w:val="single" w:sz="4" w:space="0" w:color="auto"/>
-              <w:right w:val="single" w:sz="4" w:space="0" w:color="auto"/>
-            </w:tcBorders>
-            <w:vAlign w:val="center"/>
-          </w:tcPr>
-          <w:p>
-            <w:pPr>
-              <w:spacing w:after="0" w:line="240" w:lineRule="auto"/>
-              <w:jc w:val="center"/>
-              <w:rPr>
-                <w:rFonts w:ascii="Arial" w:eastAsia="黑体" w:hAnsi="Arial" w:cs="Arial"/>
-                <w:sz w:val="20"/>
-                <w:szCs w:val="20"/>
-              </w:rPr>
-            </w:pPr>
-          </w:p>
-        </w:tc>
-        <w:tc>
-          <w:tcPr>
-            <w:tcW w:w="1332" w:type="dxa"/>
-            <w:tcBorders>
-              <w:top w:val="single" w:sz="4" w:space="0" w:color="auto"/>
-              <w:left w:val="single" w:sz="4" w:space="0" w:color="auto"/>
-              <w:bottom w:val="single" w:sz="4" w:space="0" w:color="auto"/>
-              <w:right w:val="single" w:sz="4" w:space="0" w:color="auto"/>
-            </w:tcBorders>
-            <w:vAlign w:val="center"/>
-          </w:tcPr>
-          <w:p>
-            <w:pPr>
-              <w:spacing w:after="0" w:line="240" w:lineRule="auto"/>
-              <w:jc w:val="center"/>
-              <w:rPr>
-                <w:rFonts w:ascii="Arial" w:eastAsia="黑体" w:hAnsi="Arial" w:cs="Arial"/>
-                <w:sz w:val="20"/>
-                <w:szCs w:val="20"/>
-              </w:rPr>
-            </w:pPr>
-          </w:p>
-        </w:tc>
-        <w:tc>
-          <w:tcPr>
-            <w:tcW w:w="1333" w:type="dxa"/>
+            <w:tcW w:w="1519" w:type="dxa"/>
             <w:gridSpan w:val="2"/>
             <w:tcBorders>
               <w:top w:val="single" w:sz="4" w:space="0" w:color="auto"/>
@@ -2526,9 +2140,15 @@
             </w:pPr>
           </w:p>
         </w:tc>
-        <w:tc>
-          <w:tcPr>
-            <w:tcW w:w="1332" w:type="dxa"/>
+      </w:tr>
+      <w:tr>
+        <w:trPr>
+          <w:trHeight w:val="404"/>
+          <w:jc w:val="center"/>
+        </w:trPr>
+        <w:tc>
+          <w:tcPr>
+            <w:tcW w:w="1518" w:type="dxa"/>
             <w:tcBorders>
               <w:top w:val="single" w:sz="4" w:space="0" w:color="auto"/>
               <w:left w:val="single" w:sz="4" w:space="0" w:color="auto"/>
@@ -2543,81 +2163,6 @@
               <w:jc w:val="center"/>
               <w:rPr>
                 <w:rFonts w:ascii="Arial" w:eastAsia="黑体" w:hAnsi="Arial" w:cs="Arial"/>
-                <w:sz w:val="20"/>
-                <w:szCs w:val="20"/>
-              </w:rPr>
-            </w:pPr>
-          </w:p>
-        </w:tc>
-        <w:tc>
-          <w:tcPr>
-            <w:tcW w:w="1333" w:type="dxa"/>
-            <w:tcBorders>
-              <w:top w:val="single" w:sz="4" w:space="0" w:color="auto"/>
-              <w:left w:val="single" w:sz="4" w:space="0" w:color="auto"/>
-              <w:bottom w:val="single" w:sz="4" w:space="0" w:color="auto"/>
-              <w:right w:val="single" w:sz="4" w:space="0" w:color="auto"/>
-            </w:tcBorders>
-            <w:vAlign w:val="center"/>
-          </w:tcPr>
-          <w:p>
-            <w:pPr>
-              <w:spacing w:after="0" w:line="240" w:lineRule="auto"/>
-              <w:jc w:val="center"/>
-              <w:rPr>
-                <w:rFonts w:ascii="Arial" w:eastAsia="黑体" w:hAnsi="Arial" w:cs="Arial"/>
-                <w:sz w:val="20"/>
-                <w:szCs w:val="20"/>
-              </w:rPr>
-            </w:pPr>
-          </w:p>
-        </w:tc>
-        <w:tc>
-          <w:tcPr>
-            <w:tcW w:w="1275" w:type="dxa"/>
-            <w:tcBorders>
-              <w:top w:val="single" w:sz="4" w:space="0" w:color="auto"/>
-              <w:left w:val="single" w:sz="4" w:space="0" w:color="auto"/>
-              <w:bottom w:val="single" w:sz="4" w:space="0" w:color="auto"/>
-              <w:right w:val="single" w:sz="4" w:space="0" w:color="auto"/>
-            </w:tcBorders>
-            <w:vAlign w:val="center"/>
-          </w:tcPr>
-          <w:p>
-            <w:pPr>
-              <w:spacing w:after="0" w:line="240" w:lineRule="auto"/>
-              <w:jc w:val="center"/>
-              <w:rPr>
-                <w:rFonts w:ascii="Arial" w:eastAsia="黑体" w:hAnsi="Arial" w:cs="Arial"/>
-                <w:sz w:val="20"/>
-                <w:szCs w:val="20"/>
-              </w:rPr>
-            </w:pPr>
-          </w:p>
-        </w:tc>
-      </w:tr>
-      <w:tr>
-        <w:trPr>
-          <w:trHeight w:val="424"/>
-          <w:jc w:val="center"/>
-        </w:trPr>
-        <w:tc>
-          <w:tcPr>
-            <w:tcW w:w="1134" w:type="dxa"/>
-            <w:tcBorders>
-              <w:top w:val="single" w:sz="4" w:space="0" w:color="auto"/>
-              <w:left w:val="single" w:sz="4" w:space="0" w:color="auto"/>
-              <w:bottom w:val="single" w:sz="4" w:space="0" w:color="auto"/>
-              <w:right w:val="single" w:sz="4" w:space="0" w:color="auto"/>
-            </w:tcBorders>
-            <w:vAlign w:val="center"/>
-          </w:tcPr>
-          <w:p>
-            <w:pPr>
-              <w:spacing w:after="0" w:line="240" w:lineRule="auto"/>
-              <w:jc w:val="center"/>
-              <w:rPr>
-                <w:rFonts w:ascii="Arial" w:eastAsia="黑体" w:hAnsi="Arial" w:cs="Arial"/>
                 <w:sz w:val="18"/>
                 <w:szCs w:val="18"/>
               </w:rPr>
@@ -2626,76 +2171,7 @@
         </w:tc>
         <w:tc>
           <w:tcPr>
-            <w:tcW w:w="1418" w:type="dxa"/>
-            <w:tcBorders>
-              <w:top w:val="single" w:sz="4" w:space="0" w:color="auto"/>
-              <w:left w:val="single" w:sz="4" w:space="0" w:color="auto"/>
-              <w:bottom w:val="single" w:sz="4" w:space="0" w:color="auto"/>
-              <w:right w:val="single" w:sz="4" w:space="0" w:color="auto"/>
-            </w:tcBorders>
-            <w:vAlign w:val="center"/>
-          </w:tcPr>
-          <w:p>
-            <w:pPr>
-              <w:spacing w:after="0" w:line="240" w:lineRule="auto"/>
-              <w:jc w:val="center"/>
-              <w:rPr>
-                <w:rFonts w:ascii="Arial" w:eastAsia="黑体" w:hAnsi="Arial" w:cs="Arial"/>
-                <w:sz w:val="20"/>
-                <w:szCs w:val="20"/>
-              </w:rPr>
-            </w:pPr>
-          </w:p>
-        </w:tc>
-        <w:tc>
-          <w:tcPr>
-            <w:tcW w:w="1332" w:type="dxa"/>
-            <w:tcBorders>
-              <w:top w:val="single" w:sz="4" w:space="0" w:color="auto"/>
-              <w:left w:val="single" w:sz="4" w:space="0" w:color="auto"/>
-              <w:bottom w:val="single" w:sz="4" w:space="0" w:color="auto"/>
-              <w:right w:val="single" w:sz="4" w:space="0" w:color="auto"/>
-            </w:tcBorders>
-            <w:vAlign w:val="center"/>
-          </w:tcPr>
-          <w:p>
-            <w:pPr>
-              <w:spacing w:after="0" w:line="240" w:lineRule="auto"/>
-              <w:jc w:val="center"/>
-              <w:rPr>
-                <w:rFonts w:ascii="Arial" w:eastAsia="黑体" w:hAnsi="Arial" w:cs="Arial"/>
-                <w:sz w:val="20"/>
-                <w:szCs w:val="20"/>
-              </w:rPr>
-            </w:pPr>
-          </w:p>
-        </w:tc>
-        <w:tc>
-          <w:tcPr>
-            <w:tcW w:w="1332" w:type="dxa"/>
-            <w:tcBorders>
-              <w:top w:val="single" w:sz="4" w:space="0" w:color="auto"/>
-              <w:left w:val="single" w:sz="4" w:space="0" w:color="auto"/>
-              <w:bottom w:val="single" w:sz="4" w:space="0" w:color="auto"/>
-              <w:right w:val="single" w:sz="4" w:space="0" w:color="auto"/>
-            </w:tcBorders>
-            <w:vAlign w:val="center"/>
-          </w:tcPr>
-          <w:p>
-            <w:pPr>
-              <w:spacing w:after="0" w:line="240" w:lineRule="auto"/>
-              <w:jc w:val="center"/>
-              <w:rPr>
-                <w:rFonts w:ascii="Arial" w:eastAsia="黑体" w:hAnsi="Arial" w:cs="Arial"/>
-                <w:sz w:val="20"/>
-                <w:szCs w:val="20"/>
-              </w:rPr>
-            </w:pPr>
-          </w:p>
-        </w:tc>
-        <w:tc>
-          <w:tcPr>
-            <w:tcW w:w="1333" w:type="dxa"/>
+            <w:tcW w:w="1518" w:type="dxa"/>
             <w:gridSpan w:val="2"/>
             <w:tcBorders>
               <w:top w:val="single" w:sz="4" w:space="0" w:color="auto"/>
@@ -2719,7 +2195,7 @@
         </w:tc>
         <w:tc>
           <w:tcPr>
-            <w:tcW w:w="1332" w:type="dxa"/>
+            <w:tcW w:w="1519" w:type="dxa"/>
             <w:tcBorders>
               <w:top w:val="single" w:sz="4" w:space="0" w:color="auto"/>
               <w:left w:val="single" w:sz="4" w:space="0" w:color="auto"/>
@@ -2742,151 +2218,7 @@
         </w:tc>
         <w:tc>
           <w:tcPr>
-            <w:tcW w:w="1333" w:type="dxa"/>
-            <w:tcBorders>
-              <w:top w:val="single" w:sz="4" w:space="0" w:color="auto"/>
-              <w:left w:val="single" w:sz="4" w:space="0" w:color="auto"/>
-              <w:bottom w:val="single" w:sz="4" w:space="0" w:color="auto"/>
-              <w:right w:val="single" w:sz="4" w:space="0" w:color="auto"/>
-            </w:tcBorders>
-            <w:vAlign w:val="center"/>
-          </w:tcPr>
-          <w:p>
-            <w:pPr>
-              <w:spacing w:after="0" w:line="240" w:lineRule="auto"/>
-              <w:jc w:val="center"/>
-              <w:rPr>
-                <w:rFonts w:ascii="Arial" w:eastAsia="黑体" w:hAnsi="Arial" w:cs="Arial"/>
-                <w:sz w:val="20"/>
-                <w:szCs w:val="20"/>
-              </w:rPr>
-            </w:pPr>
-          </w:p>
-        </w:tc>
-        <w:tc>
-          <w:tcPr>
-            <w:tcW w:w="1275" w:type="dxa"/>
-            <w:tcBorders>
-              <w:top w:val="single" w:sz="4" w:space="0" w:color="auto"/>
-              <w:left w:val="single" w:sz="4" w:space="0" w:color="auto"/>
-              <w:bottom w:val="single" w:sz="4" w:space="0" w:color="auto"/>
-              <w:right w:val="single" w:sz="4" w:space="0" w:color="auto"/>
-            </w:tcBorders>
-            <w:vAlign w:val="center"/>
-          </w:tcPr>
-          <w:p>
-            <w:pPr>
-              <w:spacing w:after="0" w:line="240" w:lineRule="auto"/>
-              <w:jc w:val="center"/>
-              <w:rPr>
-                <w:rFonts w:ascii="Arial" w:eastAsia="黑体" w:hAnsi="Arial" w:cs="Arial"/>
-                <w:sz w:val="20"/>
-                <w:szCs w:val="20"/>
-              </w:rPr>
-            </w:pPr>
-          </w:p>
-        </w:tc>
-      </w:tr>
-      <w:tr>
-        <w:trPr>
-          <w:trHeight w:val="424"/>
-          <w:jc w:val="center"/>
-        </w:trPr>
-        <w:tc>
-          <w:tcPr>
-            <w:tcW w:w="1134" w:type="dxa"/>
-            <w:tcBorders>
-              <w:top w:val="single" w:sz="4" w:space="0" w:color="auto"/>
-              <w:left w:val="single" w:sz="4" w:space="0" w:color="auto"/>
-              <w:bottom w:val="single" w:sz="4" w:space="0" w:color="auto"/>
-              <w:right w:val="single" w:sz="4" w:space="0" w:color="auto"/>
-            </w:tcBorders>
-            <w:vAlign w:val="center"/>
-          </w:tcPr>
-          <w:p>
-            <w:pPr>
-              <w:spacing w:after="0" w:line="240" w:lineRule="auto"/>
-              <w:jc w:val="center"/>
-              <w:rPr>
-                <w:rFonts w:ascii="Arial" w:eastAsia="黑体" w:hAnsi="Arial" w:cs="Arial"/>
-                <w:sz w:val="18"/>
-                <w:szCs w:val="18"/>
-              </w:rPr>
-            </w:pPr>
-          </w:p>
-        </w:tc>
-        <w:tc>
-          <w:tcPr>
-            <w:tcW w:w="1418" w:type="dxa"/>
-            <w:tcBorders>
-              <w:top w:val="single" w:sz="4" w:space="0" w:color="auto"/>
-              <w:left w:val="single" w:sz="4" w:space="0" w:color="auto"/>
-              <w:bottom w:val="single" w:sz="4" w:space="0" w:color="auto"/>
-              <w:right w:val="single" w:sz="4" w:space="0" w:color="auto"/>
-            </w:tcBorders>
-            <w:vAlign w:val="center"/>
-          </w:tcPr>
-          <w:p>
-            <w:pPr>
-              <w:spacing w:after="0" w:line="240" w:lineRule="auto"/>
-              <w:jc w:val="center"/>
-              <w:rPr>
-                <w:rFonts w:ascii="Arial" w:eastAsia="黑体" w:hAnsi="Arial" w:cs="Arial"/>
-                <w:sz w:val="20"/>
-                <w:szCs w:val="20"/>
-              </w:rPr>
-            </w:pPr>
-          </w:p>
-        </w:tc>
-        <w:tc>
-          <w:tcPr>
-            <w:tcW w:w="1332" w:type="dxa"/>
-            <w:tcBorders>
-              <w:top w:val="single" w:sz="4" w:space="0" w:color="auto"/>
-              <w:left w:val="single" w:sz="4" w:space="0" w:color="auto"/>
-              <w:bottom w:val="single" w:sz="4" w:space="0" w:color="auto"/>
-              <w:right w:val="single" w:sz="4" w:space="0" w:color="auto"/>
-            </w:tcBorders>
-            <w:vAlign w:val="center"/>
-          </w:tcPr>
-          <w:p>
-            <w:pPr>
-              <w:spacing w:after="0" w:line="240" w:lineRule="auto"/>
-              <w:jc w:val="center"/>
-              <w:rPr>
-                <w:rFonts w:ascii="Arial" w:eastAsia="黑体" w:hAnsi="Arial" w:cs="Arial"/>
-                <w:sz w:val="20"/>
-                <w:szCs w:val="20"/>
-              </w:rPr>
-            </w:pPr>
-          </w:p>
-        </w:tc>
-        <w:tc>
-          <w:tcPr>
-            <w:tcW w:w="1332" w:type="dxa"/>
-            <w:tcBorders>
-              <w:top w:val="single" w:sz="4" w:space="0" w:color="auto"/>
-              <w:left w:val="single" w:sz="4" w:space="0" w:color="auto"/>
-              <w:bottom w:val="single" w:sz="4" w:space="0" w:color="auto"/>
-              <w:right w:val="single" w:sz="4" w:space="0" w:color="auto"/>
-            </w:tcBorders>
-            <w:vAlign w:val="center"/>
-          </w:tcPr>
-          <w:p>
-            <w:pPr>
-              <w:spacing w:after="0" w:line="240" w:lineRule="auto"/>
-              <w:jc w:val="center"/>
-              <w:rPr>
-                <w:rFonts w:ascii="Arial" w:eastAsia="黑体" w:hAnsi="Arial" w:cs="Arial"/>
-                <w:sz w:val="20"/>
-                <w:szCs w:val="20"/>
-              </w:rPr>
-            </w:pPr>
-          </w:p>
-        </w:tc>
-        <w:tc>
-          <w:tcPr>
-            <w:tcW w:w="1333" w:type="dxa"/>
+            <w:tcW w:w="1519" w:type="dxa"/>
             <w:gridSpan w:val="2"/>
             <w:tcBorders>
               <w:top w:val="single" w:sz="4" w:space="0" w:color="auto"/>
@@ -2910,7 +2242,7 @@
         </w:tc>
         <w:tc>
           <w:tcPr>
-            <w:tcW w:w="1332" w:type="dxa"/>
+            <w:tcW w:w="1519" w:type="dxa"/>
             <w:tcBorders>
               <w:top w:val="single" w:sz="4" w:space="0" w:color="auto"/>
               <w:left w:val="single" w:sz="4" w:space="0" w:color="auto"/>
@@ -2933,7 +2265,7 @@
         </w:tc>
         <w:tc>
           <w:tcPr>
-            <w:tcW w:w="1333" w:type="dxa"/>
+            <w:tcW w:w="1519" w:type="dxa"/>
             <w:tcBorders>
               <w:top w:val="single" w:sz="4" w:space="0" w:color="auto"/>
               <w:left w:val="single" w:sz="4" w:space="0" w:color="auto"/>
@@ -2956,128 +2288,7 @@
         </w:tc>
         <w:tc>
           <w:tcPr>
-            <w:tcW w:w="1275" w:type="dxa"/>
-            <w:tcBorders>
-              <w:top w:val="single" w:sz="4" w:space="0" w:color="auto"/>
-              <w:left w:val="single" w:sz="4" w:space="0" w:color="auto"/>
-              <w:bottom w:val="single" w:sz="4" w:space="0" w:color="auto"/>
-              <w:right w:val="single" w:sz="4" w:space="0" w:color="auto"/>
-            </w:tcBorders>
-            <w:vAlign w:val="center"/>
-          </w:tcPr>
-          <w:p>
-            <w:pPr>
-              <w:spacing w:after="0" w:line="240" w:lineRule="auto"/>
-              <w:jc w:val="center"/>
-              <w:rPr>
-                <w:rFonts w:ascii="Arial" w:eastAsia="黑体" w:hAnsi="Arial" w:cs="Arial"/>
-                <w:sz w:val="20"/>
-                <w:szCs w:val="20"/>
-              </w:rPr>
-            </w:pPr>
-          </w:p>
-        </w:tc>
-      </w:tr>
-      <w:tr>
-        <w:trPr>
-          <w:trHeight w:val="424"/>
-          <w:jc w:val="center"/>
-        </w:trPr>
-        <w:tc>
-          <w:tcPr>
-            <w:tcW w:w="1134" w:type="dxa"/>
-            <w:tcBorders>
-              <w:top w:val="single" w:sz="4" w:space="0" w:color="auto"/>
-              <w:left w:val="single" w:sz="4" w:space="0" w:color="auto"/>
-              <w:bottom w:val="single" w:sz="4" w:space="0" w:color="auto"/>
-              <w:right w:val="single" w:sz="4" w:space="0" w:color="auto"/>
-            </w:tcBorders>
-            <w:vAlign w:val="center"/>
-          </w:tcPr>
-          <w:p>
-            <w:pPr>
-              <w:spacing w:after="0" w:line="240" w:lineRule="auto"/>
-              <w:jc w:val="center"/>
-              <w:rPr>
-                <w:rFonts w:ascii="Arial" w:eastAsia="黑体" w:hAnsi="Arial" w:cs="Arial"/>
-                <w:sz w:val="18"/>
-                <w:szCs w:val="18"/>
-              </w:rPr>
-            </w:pPr>
-          </w:p>
-        </w:tc>
-        <w:tc>
-          <w:tcPr>
-            <w:tcW w:w="1418" w:type="dxa"/>
-            <w:tcBorders>
-              <w:top w:val="single" w:sz="4" w:space="0" w:color="auto"/>
-              <w:left w:val="single" w:sz="4" w:space="0" w:color="auto"/>
-              <w:bottom w:val="single" w:sz="4" w:space="0" w:color="auto"/>
-              <w:right w:val="single" w:sz="4" w:space="0" w:color="auto"/>
-            </w:tcBorders>
-            <w:vAlign w:val="center"/>
-          </w:tcPr>
-          <w:p>
-            <w:pPr>
-              <w:spacing w:after="0" w:line="240" w:lineRule="auto"/>
-              <w:jc w:val="center"/>
-              <w:rPr>
-                <w:rFonts w:ascii="Arial" w:eastAsia="黑体" w:hAnsi="Arial" w:cs="Arial"/>
-                <w:sz w:val="20"/>
-                <w:szCs w:val="20"/>
-              </w:rPr>
-            </w:pPr>
-          </w:p>
-        </w:tc>
-        <w:tc>
-          <w:tcPr>
-            <w:tcW w:w="1332" w:type="dxa"/>
-            <w:tcBorders>
-              <w:top w:val="single" w:sz="4" w:space="0" w:color="auto"/>
-              <w:left w:val="single" w:sz="4" w:space="0" w:color="auto"/>
-              <w:bottom w:val="single" w:sz="4" w:space="0" w:color="auto"/>
-              <w:right w:val="single" w:sz="4" w:space="0" w:color="auto"/>
-            </w:tcBorders>
-            <w:vAlign w:val="center"/>
-          </w:tcPr>
-          <w:p>
-            <w:pPr>
-              <w:spacing w:after="0" w:line="240" w:lineRule="auto"/>
-              <w:jc w:val="center"/>
-              <w:rPr>
-                <w:rFonts w:ascii="Arial" w:eastAsia="黑体" w:hAnsi="Arial" w:cs="Arial"/>
-                <w:sz w:val="20"/>
-                <w:szCs w:val="20"/>
-              </w:rPr>
-            </w:pPr>
-          </w:p>
-        </w:tc>
-        <w:tc>
-          <w:tcPr>
-            <w:tcW w:w="1332" w:type="dxa"/>
-            <w:tcBorders>
-              <w:top w:val="single" w:sz="4" w:space="0" w:color="auto"/>
-              <w:left w:val="single" w:sz="4" w:space="0" w:color="auto"/>
-              <w:bottom w:val="single" w:sz="4" w:space="0" w:color="auto"/>
-              <w:right w:val="single" w:sz="4" w:space="0" w:color="auto"/>
-            </w:tcBorders>
-            <w:vAlign w:val="center"/>
-          </w:tcPr>
-          <w:p>
-            <w:pPr>
-              <w:spacing w:after="0" w:line="240" w:lineRule="auto"/>
-              <w:jc w:val="center"/>
-              <w:rPr>
-                <w:rFonts w:ascii="Arial" w:eastAsia="黑体" w:hAnsi="Arial" w:cs="Arial"/>
-                <w:sz w:val="20"/>
-                <w:szCs w:val="20"/>
-              </w:rPr>
-            </w:pPr>
-          </w:p>
-        </w:tc>
-        <w:tc>
-          <w:tcPr>
-            <w:tcW w:w="1333" w:type="dxa"/>
+            <w:tcW w:w="1519" w:type="dxa"/>
             <w:gridSpan w:val="2"/>
             <w:tcBorders>
               <w:top w:val="single" w:sz="4" w:space="0" w:color="auto"/>
@@ -3099,9 +2310,15 @@
             </w:pPr>
           </w:p>
         </w:tc>
-        <w:tc>
-          <w:tcPr>
-            <w:tcW w:w="1332" w:type="dxa"/>
+      </w:tr>
+      <w:tr>
+        <w:trPr>
+          <w:trHeight w:val="404"/>
+          <w:jc w:val="center"/>
+        </w:trPr>
+        <w:tc>
+          <w:tcPr>
+            <w:tcW w:w="1518" w:type="dxa"/>
             <w:tcBorders>
               <w:top w:val="single" w:sz="4" w:space="0" w:color="auto"/>
               <w:left w:val="single" w:sz="4" w:space="0" w:color="auto"/>
@@ -3116,81 +2333,6 @@
               <w:jc w:val="center"/>
               <w:rPr>
                 <w:rFonts w:ascii="Arial" w:eastAsia="黑体" w:hAnsi="Arial" w:cs="Arial"/>
-                <w:sz w:val="20"/>
-                <w:szCs w:val="20"/>
-              </w:rPr>
-            </w:pPr>
-          </w:p>
-        </w:tc>
-        <w:tc>
-          <w:tcPr>
-            <w:tcW w:w="1333" w:type="dxa"/>
-            <w:tcBorders>
-              <w:top w:val="single" w:sz="4" w:space="0" w:color="auto"/>
-              <w:left w:val="single" w:sz="4" w:space="0" w:color="auto"/>
-              <w:bottom w:val="single" w:sz="4" w:space="0" w:color="auto"/>
-              <w:right w:val="single" w:sz="4" w:space="0" w:color="auto"/>
-            </w:tcBorders>
-            <w:vAlign w:val="center"/>
-          </w:tcPr>
-          <w:p>
-            <w:pPr>
-              <w:spacing w:after="0" w:line="240" w:lineRule="auto"/>
-              <w:jc w:val="center"/>
-              <w:rPr>
-                <w:rFonts w:ascii="Arial" w:eastAsia="黑体" w:hAnsi="Arial" w:cs="Arial"/>
-                <w:sz w:val="20"/>
-                <w:szCs w:val="20"/>
-              </w:rPr>
-            </w:pPr>
-          </w:p>
-        </w:tc>
-        <w:tc>
-          <w:tcPr>
-            <w:tcW w:w="1275" w:type="dxa"/>
-            <w:tcBorders>
-              <w:top w:val="single" w:sz="4" w:space="0" w:color="auto"/>
-              <w:left w:val="single" w:sz="4" w:space="0" w:color="auto"/>
-              <w:bottom w:val="single" w:sz="4" w:space="0" w:color="auto"/>
-              <w:right w:val="single" w:sz="4" w:space="0" w:color="auto"/>
-            </w:tcBorders>
-            <w:vAlign w:val="center"/>
-          </w:tcPr>
-          <w:p>
-            <w:pPr>
-              <w:spacing w:after="0" w:line="240" w:lineRule="auto"/>
-              <w:jc w:val="center"/>
-              <w:rPr>
-                <w:rFonts w:ascii="Arial" w:eastAsia="黑体" w:hAnsi="Arial" w:cs="Arial"/>
-                <w:sz w:val="20"/>
-                <w:szCs w:val="20"/>
-              </w:rPr>
-            </w:pPr>
-          </w:p>
-        </w:tc>
-      </w:tr>
-      <w:tr>
-        <w:trPr>
-          <w:trHeight w:val="424"/>
-          <w:jc w:val="center"/>
-        </w:trPr>
-        <w:tc>
-          <w:tcPr>
-            <w:tcW w:w="1134" w:type="dxa"/>
-            <w:tcBorders>
-              <w:top w:val="single" w:sz="4" w:space="0" w:color="auto"/>
-              <w:left w:val="single" w:sz="4" w:space="0" w:color="auto"/>
-              <w:bottom w:val="single" w:sz="4" w:space="0" w:color="auto"/>
-              <w:right w:val="single" w:sz="4" w:space="0" w:color="auto"/>
-            </w:tcBorders>
-            <w:vAlign w:val="center"/>
-          </w:tcPr>
-          <w:p>
-            <w:pPr>
-              <w:spacing w:after="0" w:line="240" w:lineRule="auto"/>
-              <w:jc w:val="center"/>
-              <w:rPr>
-                <w:rFonts w:ascii="Arial" w:eastAsia="黑体" w:hAnsi="Arial" w:cs="Arial"/>
                 <w:sz w:val="18"/>
                 <w:szCs w:val="18"/>
               </w:rPr>
@@ -3199,76 +2341,7 @@
         </w:tc>
         <w:tc>
           <w:tcPr>
-            <w:tcW w:w="1418" w:type="dxa"/>
-            <w:tcBorders>
-              <w:top w:val="single" w:sz="4" w:space="0" w:color="auto"/>
-              <w:left w:val="single" w:sz="4" w:space="0" w:color="auto"/>
-              <w:bottom w:val="single" w:sz="4" w:space="0" w:color="auto"/>
-              <w:right w:val="single" w:sz="4" w:space="0" w:color="auto"/>
-            </w:tcBorders>
-            <w:vAlign w:val="center"/>
-          </w:tcPr>
-          <w:p>
-            <w:pPr>
-              <w:spacing w:after="0" w:line="240" w:lineRule="auto"/>
-              <w:jc w:val="center"/>
-              <w:rPr>
-                <w:rFonts w:ascii="Arial" w:eastAsia="黑体" w:hAnsi="Arial" w:cs="Arial"/>
-                <w:sz w:val="20"/>
-                <w:szCs w:val="20"/>
-              </w:rPr>
-            </w:pPr>
-          </w:p>
-        </w:tc>
-        <w:tc>
-          <w:tcPr>
-            <w:tcW w:w="1332" w:type="dxa"/>
-            <w:tcBorders>
-              <w:top w:val="single" w:sz="4" w:space="0" w:color="auto"/>
-              <w:left w:val="single" w:sz="4" w:space="0" w:color="auto"/>
-              <w:bottom w:val="single" w:sz="4" w:space="0" w:color="auto"/>
-              <w:right w:val="single" w:sz="4" w:space="0" w:color="auto"/>
-            </w:tcBorders>
-            <w:vAlign w:val="center"/>
-          </w:tcPr>
-          <w:p>
-            <w:pPr>
-              <w:spacing w:after="0" w:line="240" w:lineRule="auto"/>
-              <w:jc w:val="center"/>
-              <w:rPr>
-                <w:rFonts w:ascii="Arial" w:eastAsia="黑体" w:hAnsi="Arial" w:cs="Arial"/>
-                <w:sz w:val="20"/>
-                <w:szCs w:val="20"/>
-              </w:rPr>
-            </w:pPr>
-          </w:p>
-        </w:tc>
-        <w:tc>
-          <w:tcPr>
-            <w:tcW w:w="1332" w:type="dxa"/>
-            <w:tcBorders>
-              <w:top w:val="single" w:sz="4" w:space="0" w:color="auto"/>
-              <w:left w:val="single" w:sz="4" w:space="0" w:color="auto"/>
-              <w:bottom w:val="single" w:sz="4" w:space="0" w:color="auto"/>
-              <w:right w:val="single" w:sz="4" w:space="0" w:color="auto"/>
-            </w:tcBorders>
-            <w:vAlign w:val="center"/>
-          </w:tcPr>
-          <w:p>
-            <w:pPr>
-              <w:spacing w:after="0" w:line="240" w:lineRule="auto"/>
-              <w:jc w:val="center"/>
-              <w:rPr>
-                <w:rFonts w:ascii="Arial" w:eastAsia="黑体" w:hAnsi="Arial" w:cs="Arial"/>
-                <w:sz w:val="20"/>
-                <w:szCs w:val="20"/>
-              </w:rPr>
-            </w:pPr>
-          </w:p>
-        </w:tc>
-        <w:tc>
-          <w:tcPr>
-            <w:tcW w:w="1333" w:type="dxa"/>
+            <w:tcW w:w="1518" w:type="dxa"/>
             <w:gridSpan w:val="2"/>
             <w:tcBorders>
               <w:top w:val="single" w:sz="4" w:space="0" w:color="auto"/>
@@ -3292,7 +2365,7 @@
         </w:tc>
         <w:tc>
           <w:tcPr>
-            <w:tcW w:w="1332" w:type="dxa"/>
+            <w:tcW w:w="1519" w:type="dxa"/>
             <w:tcBorders>
               <w:top w:val="single" w:sz="4" w:space="0" w:color="auto"/>
               <w:left w:val="single" w:sz="4" w:space="0" w:color="auto"/>
@@ -3315,7 +2388,8 @@
         </w:tc>
         <w:tc>
           <w:tcPr>
-            <w:tcW w:w="1333" w:type="dxa"/>
+            <w:tcW w:w="1519" w:type="dxa"/>
+            <w:gridSpan w:val="2"/>
             <w:tcBorders>
               <w:top w:val="single" w:sz="4" w:space="0" w:color="auto"/>
               <w:left w:val="single" w:sz="4" w:space="0" w:color="auto"/>
@@ -3338,7 +2412,734 @@
         </w:tc>
         <w:tc>
           <w:tcPr>
-            <w:tcW w:w="1275" w:type="dxa"/>
+            <w:tcW w:w="1519" w:type="dxa"/>
+            <w:tcBorders>
+              <w:top w:val="single" w:sz="4" w:space="0" w:color="auto"/>
+              <w:left w:val="single" w:sz="4" w:space="0" w:color="auto"/>
+              <w:bottom w:val="single" w:sz="4" w:space="0" w:color="auto"/>
+              <w:right w:val="single" w:sz="4" w:space="0" w:color="auto"/>
+            </w:tcBorders>
+            <w:vAlign w:val="center"/>
+          </w:tcPr>
+          <w:p>
+            <w:pPr>
+              <w:spacing w:after="0" w:line="240" w:lineRule="auto"/>
+              <w:jc w:val="center"/>
+              <w:rPr>
+                <w:rFonts w:ascii="Arial" w:eastAsia="黑体" w:hAnsi="Arial" w:cs="Arial"/>
+                <w:sz w:val="20"/>
+                <w:szCs w:val="20"/>
+              </w:rPr>
+            </w:pPr>
+          </w:p>
+        </w:tc>
+        <w:tc>
+          <w:tcPr>
+            <w:tcW w:w="1519" w:type="dxa"/>
+            <w:tcBorders>
+              <w:top w:val="single" w:sz="4" w:space="0" w:color="auto"/>
+              <w:left w:val="single" w:sz="4" w:space="0" w:color="auto"/>
+              <w:bottom w:val="single" w:sz="4" w:space="0" w:color="auto"/>
+              <w:right w:val="single" w:sz="4" w:space="0" w:color="auto"/>
+            </w:tcBorders>
+            <w:vAlign w:val="center"/>
+          </w:tcPr>
+          <w:p>
+            <w:pPr>
+              <w:spacing w:after="0" w:line="240" w:lineRule="auto"/>
+              <w:jc w:val="center"/>
+              <w:rPr>
+                <w:rFonts w:ascii="Arial" w:eastAsia="黑体" w:hAnsi="Arial" w:cs="Arial"/>
+                <w:sz w:val="20"/>
+                <w:szCs w:val="20"/>
+              </w:rPr>
+            </w:pPr>
+          </w:p>
+        </w:tc>
+        <w:tc>
+          <w:tcPr>
+            <w:tcW w:w="1519" w:type="dxa"/>
+            <w:gridSpan w:val="2"/>
+            <w:tcBorders>
+              <w:top w:val="single" w:sz="4" w:space="0" w:color="auto"/>
+              <w:left w:val="single" w:sz="4" w:space="0" w:color="auto"/>
+              <w:bottom w:val="single" w:sz="4" w:space="0" w:color="auto"/>
+              <w:right w:val="single" w:sz="4" w:space="0" w:color="auto"/>
+            </w:tcBorders>
+            <w:vAlign w:val="center"/>
+          </w:tcPr>
+          <w:p>
+            <w:pPr>
+              <w:spacing w:after="0" w:line="240" w:lineRule="auto"/>
+              <w:jc w:val="center"/>
+              <w:rPr>
+                <w:rFonts w:ascii="Arial" w:eastAsia="黑体" w:hAnsi="Arial" w:cs="Arial"/>
+                <w:sz w:val="20"/>
+                <w:szCs w:val="20"/>
+              </w:rPr>
+            </w:pPr>
+          </w:p>
+        </w:tc>
+      </w:tr>
+      <w:tr>
+        <w:trPr>
+          <w:trHeight w:val="404"/>
+          <w:jc w:val="center"/>
+        </w:trPr>
+        <w:tc>
+          <w:tcPr>
+            <w:tcW w:w="1518" w:type="dxa"/>
+            <w:tcBorders>
+              <w:top w:val="single" w:sz="4" w:space="0" w:color="auto"/>
+              <w:left w:val="single" w:sz="4" w:space="0" w:color="auto"/>
+              <w:bottom w:val="single" w:sz="4" w:space="0" w:color="auto"/>
+              <w:right w:val="single" w:sz="4" w:space="0" w:color="auto"/>
+            </w:tcBorders>
+            <w:vAlign w:val="center"/>
+          </w:tcPr>
+          <w:p>
+            <w:pPr>
+              <w:spacing w:after="0" w:line="240" w:lineRule="auto"/>
+              <w:jc w:val="center"/>
+              <w:rPr>
+                <w:rFonts w:ascii="Arial" w:eastAsia="黑体" w:hAnsi="Arial" w:cs="Arial"/>
+                <w:sz w:val="18"/>
+                <w:szCs w:val="18"/>
+              </w:rPr>
+            </w:pPr>
+          </w:p>
+        </w:tc>
+        <w:tc>
+          <w:tcPr>
+            <w:tcW w:w="1518" w:type="dxa"/>
+            <w:gridSpan w:val="2"/>
+            <w:tcBorders>
+              <w:top w:val="single" w:sz="4" w:space="0" w:color="auto"/>
+              <w:left w:val="single" w:sz="4" w:space="0" w:color="auto"/>
+              <w:bottom w:val="single" w:sz="4" w:space="0" w:color="auto"/>
+              <w:right w:val="single" w:sz="4" w:space="0" w:color="auto"/>
+            </w:tcBorders>
+            <w:vAlign w:val="center"/>
+          </w:tcPr>
+          <w:p>
+            <w:pPr>
+              <w:spacing w:after="0" w:line="240" w:lineRule="auto"/>
+              <w:jc w:val="center"/>
+              <w:rPr>
+                <w:rFonts w:ascii="Arial" w:eastAsia="黑体" w:hAnsi="Arial" w:cs="Arial"/>
+                <w:sz w:val="20"/>
+                <w:szCs w:val="20"/>
+              </w:rPr>
+            </w:pPr>
+          </w:p>
+        </w:tc>
+        <w:tc>
+          <w:tcPr>
+            <w:tcW w:w="1519" w:type="dxa"/>
+            <w:tcBorders>
+              <w:top w:val="single" w:sz="4" w:space="0" w:color="auto"/>
+              <w:left w:val="single" w:sz="4" w:space="0" w:color="auto"/>
+              <w:bottom w:val="single" w:sz="4" w:space="0" w:color="auto"/>
+              <w:right w:val="single" w:sz="4" w:space="0" w:color="auto"/>
+            </w:tcBorders>
+            <w:vAlign w:val="center"/>
+          </w:tcPr>
+          <w:p>
+            <w:pPr>
+              <w:spacing w:after="0" w:line="240" w:lineRule="auto"/>
+              <w:jc w:val="center"/>
+              <w:rPr>
+                <w:rFonts w:ascii="Arial" w:eastAsia="黑体" w:hAnsi="Arial" w:cs="Arial"/>
+                <w:sz w:val="20"/>
+                <w:szCs w:val="20"/>
+              </w:rPr>
+            </w:pPr>
+          </w:p>
+        </w:tc>
+        <w:tc>
+          <w:tcPr>
+            <w:tcW w:w="1519" w:type="dxa"/>
+            <w:gridSpan w:val="2"/>
+            <w:tcBorders>
+              <w:top w:val="single" w:sz="4" w:space="0" w:color="auto"/>
+              <w:left w:val="single" w:sz="4" w:space="0" w:color="auto"/>
+              <w:bottom w:val="single" w:sz="4" w:space="0" w:color="auto"/>
+              <w:right w:val="single" w:sz="4" w:space="0" w:color="auto"/>
+            </w:tcBorders>
+            <w:vAlign w:val="center"/>
+          </w:tcPr>
+          <w:p>
+            <w:pPr>
+              <w:spacing w:after="0" w:line="240" w:lineRule="auto"/>
+              <w:jc w:val="center"/>
+              <w:rPr>
+                <w:rFonts w:ascii="Arial" w:eastAsia="黑体" w:hAnsi="Arial" w:cs="Arial"/>
+                <w:sz w:val="20"/>
+                <w:szCs w:val="20"/>
+              </w:rPr>
+            </w:pPr>
+          </w:p>
+        </w:tc>
+        <w:tc>
+          <w:tcPr>
+            <w:tcW w:w="1519" w:type="dxa"/>
+            <w:tcBorders>
+              <w:top w:val="single" w:sz="4" w:space="0" w:color="auto"/>
+              <w:left w:val="single" w:sz="4" w:space="0" w:color="auto"/>
+              <w:bottom w:val="single" w:sz="4" w:space="0" w:color="auto"/>
+              <w:right w:val="single" w:sz="4" w:space="0" w:color="auto"/>
+            </w:tcBorders>
+            <w:vAlign w:val="center"/>
+          </w:tcPr>
+          <w:p>
+            <w:pPr>
+              <w:spacing w:after="0" w:line="240" w:lineRule="auto"/>
+              <w:jc w:val="center"/>
+              <w:rPr>
+                <w:rFonts w:ascii="Arial" w:eastAsia="黑体" w:hAnsi="Arial" w:cs="Arial"/>
+                <w:sz w:val="20"/>
+                <w:szCs w:val="20"/>
+              </w:rPr>
+            </w:pPr>
+          </w:p>
+        </w:tc>
+        <w:tc>
+          <w:tcPr>
+            <w:tcW w:w="1519" w:type="dxa"/>
+            <w:tcBorders>
+              <w:top w:val="single" w:sz="4" w:space="0" w:color="auto"/>
+              <w:left w:val="single" w:sz="4" w:space="0" w:color="auto"/>
+              <w:bottom w:val="single" w:sz="4" w:space="0" w:color="auto"/>
+              <w:right w:val="single" w:sz="4" w:space="0" w:color="auto"/>
+            </w:tcBorders>
+            <w:vAlign w:val="center"/>
+          </w:tcPr>
+          <w:p>
+            <w:pPr>
+              <w:spacing w:after="0" w:line="240" w:lineRule="auto"/>
+              <w:jc w:val="center"/>
+              <w:rPr>
+                <w:rFonts w:ascii="Arial" w:eastAsia="黑体" w:hAnsi="Arial" w:cs="Arial"/>
+                <w:sz w:val="20"/>
+                <w:szCs w:val="20"/>
+              </w:rPr>
+            </w:pPr>
+          </w:p>
+        </w:tc>
+        <w:tc>
+          <w:tcPr>
+            <w:tcW w:w="1519" w:type="dxa"/>
+            <w:gridSpan w:val="2"/>
+            <w:tcBorders>
+              <w:top w:val="single" w:sz="4" w:space="0" w:color="auto"/>
+              <w:left w:val="single" w:sz="4" w:space="0" w:color="auto"/>
+              <w:bottom w:val="single" w:sz="4" w:space="0" w:color="auto"/>
+              <w:right w:val="single" w:sz="4" w:space="0" w:color="auto"/>
+            </w:tcBorders>
+            <w:vAlign w:val="center"/>
+          </w:tcPr>
+          <w:p>
+            <w:pPr>
+              <w:spacing w:after="0" w:line="240" w:lineRule="auto"/>
+              <w:jc w:val="center"/>
+              <w:rPr>
+                <w:rFonts w:ascii="Arial" w:eastAsia="黑体" w:hAnsi="Arial" w:cs="Arial"/>
+                <w:sz w:val="20"/>
+                <w:szCs w:val="20"/>
+              </w:rPr>
+            </w:pPr>
+          </w:p>
+        </w:tc>
+      </w:tr>
+      <w:tr>
+        <w:trPr>
+          <w:trHeight w:val="404"/>
+          <w:jc w:val="center"/>
+        </w:trPr>
+        <w:tc>
+          <w:tcPr>
+            <w:tcW w:w="1518" w:type="dxa"/>
+            <w:tcBorders>
+              <w:top w:val="single" w:sz="4" w:space="0" w:color="auto"/>
+              <w:left w:val="single" w:sz="4" w:space="0" w:color="auto"/>
+              <w:bottom w:val="single" w:sz="4" w:space="0" w:color="auto"/>
+              <w:right w:val="single" w:sz="4" w:space="0" w:color="auto"/>
+            </w:tcBorders>
+            <w:vAlign w:val="center"/>
+          </w:tcPr>
+          <w:p>
+            <w:pPr>
+              <w:spacing w:after="0" w:line="240" w:lineRule="auto"/>
+              <w:jc w:val="center"/>
+              <w:rPr>
+                <w:rFonts w:ascii="Arial" w:eastAsia="黑体" w:hAnsi="Arial" w:cs="Arial"/>
+                <w:sz w:val="18"/>
+                <w:szCs w:val="18"/>
+              </w:rPr>
+            </w:pPr>
+          </w:p>
+        </w:tc>
+        <w:tc>
+          <w:tcPr>
+            <w:tcW w:w="1518" w:type="dxa"/>
+            <w:gridSpan w:val="2"/>
+            <w:tcBorders>
+              <w:top w:val="single" w:sz="4" w:space="0" w:color="auto"/>
+              <w:left w:val="single" w:sz="4" w:space="0" w:color="auto"/>
+              <w:bottom w:val="single" w:sz="4" w:space="0" w:color="auto"/>
+              <w:right w:val="single" w:sz="4" w:space="0" w:color="auto"/>
+            </w:tcBorders>
+            <w:vAlign w:val="center"/>
+          </w:tcPr>
+          <w:p>
+            <w:pPr>
+              <w:spacing w:after="0" w:line="240" w:lineRule="auto"/>
+              <w:jc w:val="center"/>
+              <w:rPr>
+                <w:rFonts w:ascii="Arial" w:eastAsia="黑体" w:hAnsi="Arial" w:cs="Arial"/>
+                <w:sz w:val="20"/>
+                <w:szCs w:val="20"/>
+              </w:rPr>
+            </w:pPr>
+          </w:p>
+        </w:tc>
+        <w:tc>
+          <w:tcPr>
+            <w:tcW w:w="1519" w:type="dxa"/>
+            <w:tcBorders>
+              <w:top w:val="single" w:sz="4" w:space="0" w:color="auto"/>
+              <w:left w:val="single" w:sz="4" w:space="0" w:color="auto"/>
+              <w:bottom w:val="single" w:sz="4" w:space="0" w:color="auto"/>
+              <w:right w:val="single" w:sz="4" w:space="0" w:color="auto"/>
+            </w:tcBorders>
+            <w:vAlign w:val="center"/>
+          </w:tcPr>
+          <w:p>
+            <w:pPr>
+              <w:spacing w:after="0" w:line="240" w:lineRule="auto"/>
+              <w:jc w:val="center"/>
+              <w:rPr>
+                <w:rFonts w:ascii="Arial" w:eastAsia="黑体" w:hAnsi="Arial" w:cs="Arial"/>
+                <w:sz w:val="20"/>
+                <w:szCs w:val="20"/>
+              </w:rPr>
+            </w:pPr>
+          </w:p>
+        </w:tc>
+        <w:tc>
+          <w:tcPr>
+            <w:tcW w:w="1519" w:type="dxa"/>
+            <w:gridSpan w:val="2"/>
+            <w:tcBorders>
+              <w:top w:val="single" w:sz="4" w:space="0" w:color="auto"/>
+              <w:left w:val="single" w:sz="4" w:space="0" w:color="auto"/>
+              <w:bottom w:val="single" w:sz="4" w:space="0" w:color="auto"/>
+              <w:right w:val="single" w:sz="4" w:space="0" w:color="auto"/>
+            </w:tcBorders>
+            <w:vAlign w:val="center"/>
+          </w:tcPr>
+          <w:p>
+            <w:pPr>
+              <w:spacing w:after="0" w:line="240" w:lineRule="auto"/>
+              <w:jc w:val="center"/>
+              <w:rPr>
+                <w:rFonts w:ascii="Arial" w:eastAsia="黑体" w:hAnsi="Arial" w:cs="Arial"/>
+                <w:sz w:val="20"/>
+                <w:szCs w:val="20"/>
+              </w:rPr>
+            </w:pPr>
+          </w:p>
+        </w:tc>
+        <w:tc>
+          <w:tcPr>
+            <w:tcW w:w="1519" w:type="dxa"/>
+            <w:tcBorders>
+              <w:top w:val="single" w:sz="4" w:space="0" w:color="auto"/>
+              <w:left w:val="single" w:sz="4" w:space="0" w:color="auto"/>
+              <w:bottom w:val="single" w:sz="4" w:space="0" w:color="auto"/>
+              <w:right w:val="single" w:sz="4" w:space="0" w:color="auto"/>
+            </w:tcBorders>
+            <w:vAlign w:val="center"/>
+          </w:tcPr>
+          <w:p>
+            <w:pPr>
+              <w:spacing w:after="0" w:line="240" w:lineRule="auto"/>
+              <w:jc w:val="center"/>
+              <w:rPr>
+                <w:rFonts w:ascii="Arial" w:eastAsia="黑体" w:hAnsi="Arial" w:cs="Arial"/>
+                <w:sz w:val="20"/>
+                <w:szCs w:val="20"/>
+              </w:rPr>
+            </w:pPr>
+          </w:p>
+        </w:tc>
+        <w:tc>
+          <w:tcPr>
+            <w:tcW w:w="1519" w:type="dxa"/>
+            <w:tcBorders>
+              <w:top w:val="single" w:sz="4" w:space="0" w:color="auto"/>
+              <w:left w:val="single" w:sz="4" w:space="0" w:color="auto"/>
+              <w:bottom w:val="single" w:sz="4" w:space="0" w:color="auto"/>
+              <w:right w:val="single" w:sz="4" w:space="0" w:color="auto"/>
+            </w:tcBorders>
+            <w:vAlign w:val="center"/>
+          </w:tcPr>
+          <w:p>
+            <w:pPr>
+              <w:spacing w:after="0" w:line="240" w:lineRule="auto"/>
+              <w:jc w:val="center"/>
+              <w:rPr>
+                <w:rFonts w:ascii="Arial" w:eastAsia="黑体" w:hAnsi="Arial" w:cs="Arial"/>
+                <w:sz w:val="20"/>
+                <w:szCs w:val="20"/>
+              </w:rPr>
+            </w:pPr>
+          </w:p>
+        </w:tc>
+        <w:tc>
+          <w:tcPr>
+            <w:tcW w:w="1519" w:type="dxa"/>
+            <w:gridSpan w:val="2"/>
+            <w:tcBorders>
+              <w:top w:val="single" w:sz="4" w:space="0" w:color="auto"/>
+              <w:left w:val="single" w:sz="4" w:space="0" w:color="auto"/>
+              <w:bottom w:val="single" w:sz="4" w:space="0" w:color="auto"/>
+              <w:right w:val="single" w:sz="4" w:space="0" w:color="auto"/>
+            </w:tcBorders>
+            <w:vAlign w:val="center"/>
+          </w:tcPr>
+          <w:p>
+            <w:pPr>
+              <w:spacing w:after="0" w:line="240" w:lineRule="auto"/>
+              <w:jc w:val="center"/>
+              <w:rPr>
+                <w:rFonts w:ascii="Arial" w:eastAsia="黑体" w:hAnsi="Arial" w:cs="Arial"/>
+                <w:sz w:val="20"/>
+                <w:szCs w:val="20"/>
+              </w:rPr>
+            </w:pPr>
+          </w:p>
+        </w:tc>
+      </w:tr>
+      <w:tr>
+        <w:trPr>
+          <w:trHeight w:val="404"/>
+          <w:jc w:val="center"/>
+        </w:trPr>
+        <w:tc>
+          <w:tcPr>
+            <w:tcW w:w="1518" w:type="dxa"/>
+            <w:tcBorders>
+              <w:top w:val="single" w:sz="4" w:space="0" w:color="auto"/>
+              <w:left w:val="single" w:sz="4" w:space="0" w:color="auto"/>
+              <w:bottom w:val="single" w:sz="4" w:space="0" w:color="auto"/>
+              <w:right w:val="single" w:sz="4" w:space="0" w:color="auto"/>
+            </w:tcBorders>
+            <w:vAlign w:val="center"/>
+          </w:tcPr>
+          <w:p>
+            <w:pPr>
+              <w:spacing w:after="0" w:line="240" w:lineRule="auto"/>
+              <w:jc w:val="center"/>
+              <w:rPr>
+                <w:rFonts w:ascii="Arial" w:eastAsia="黑体" w:hAnsi="Arial" w:cs="Arial"/>
+                <w:sz w:val="18"/>
+                <w:szCs w:val="18"/>
+              </w:rPr>
+            </w:pPr>
+          </w:p>
+        </w:tc>
+        <w:tc>
+          <w:tcPr>
+            <w:tcW w:w="1518" w:type="dxa"/>
+            <w:gridSpan w:val="2"/>
+            <w:tcBorders>
+              <w:top w:val="single" w:sz="4" w:space="0" w:color="auto"/>
+              <w:left w:val="single" w:sz="4" w:space="0" w:color="auto"/>
+              <w:bottom w:val="single" w:sz="4" w:space="0" w:color="auto"/>
+              <w:right w:val="single" w:sz="4" w:space="0" w:color="auto"/>
+            </w:tcBorders>
+            <w:vAlign w:val="center"/>
+          </w:tcPr>
+          <w:p>
+            <w:pPr>
+              <w:spacing w:after="0" w:line="240" w:lineRule="auto"/>
+              <w:jc w:val="center"/>
+              <w:rPr>
+                <w:rFonts w:ascii="Arial" w:eastAsia="黑体" w:hAnsi="Arial" w:cs="Arial"/>
+                <w:sz w:val="20"/>
+                <w:szCs w:val="20"/>
+              </w:rPr>
+            </w:pPr>
+          </w:p>
+        </w:tc>
+        <w:tc>
+          <w:tcPr>
+            <w:tcW w:w="1519" w:type="dxa"/>
+            <w:tcBorders>
+              <w:top w:val="single" w:sz="4" w:space="0" w:color="auto"/>
+              <w:left w:val="single" w:sz="4" w:space="0" w:color="auto"/>
+              <w:bottom w:val="single" w:sz="4" w:space="0" w:color="auto"/>
+              <w:right w:val="single" w:sz="4" w:space="0" w:color="auto"/>
+            </w:tcBorders>
+            <w:vAlign w:val="center"/>
+          </w:tcPr>
+          <w:p>
+            <w:pPr>
+              <w:spacing w:after="0" w:line="240" w:lineRule="auto"/>
+              <w:jc w:val="center"/>
+              <w:rPr>
+                <w:rFonts w:ascii="Arial" w:eastAsia="黑体" w:hAnsi="Arial" w:cs="Arial"/>
+                <w:sz w:val="20"/>
+                <w:szCs w:val="20"/>
+              </w:rPr>
+            </w:pPr>
+          </w:p>
+        </w:tc>
+        <w:tc>
+          <w:tcPr>
+            <w:tcW w:w="1519" w:type="dxa"/>
+            <w:gridSpan w:val="2"/>
+            <w:tcBorders>
+              <w:top w:val="single" w:sz="4" w:space="0" w:color="auto"/>
+              <w:left w:val="single" w:sz="4" w:space="0" w:color="auto"/>
+              <w:bottom w:val="single" w:sz="4" w:space="0" w:color="auto"/>
+              <w:right w:val="single" w:sz="4" w:space="0" w:color="auto"/>
+            </w:tcBorders>
+            <w:vAlign w:val="center"/>
+          </w:tcPr>
+          <w:p>
+            <w:pPr>
+              <w:spacing w:after="0" w:line="240" w:lineRule="auto"/>
+              <w:jc w:val="center"/>
+              <w:rPr>
+                <w:rFonts w:ascii="Arial" w:eastAsia="黑体" w:hAnsi="Arial" w:cs="Arial"/>
+                <w:sz w:val="20"/>
+                <w:szCs w:val="20"/>
+              </w:rPr>
+            </w:pPr>
+          </w:p>
+        </w:tc>
+        <w:tc>
+          <w:tcPr>
+            <w:tcW w:w="1519" w:type="dxa"/>
+            <w:tcBorders>
+              <w:top w:val="single" w:sz="4" w:space="0" w:color="auto"/>
+              <w:left w:val="single" w:sz="4" w:space="0" w:color="auto"/>
+              <w:bottom w:val="single" w:sz="4" w:space="0" w:color="auto"/>
+              <w:right w:val="single" w:sz="4" w:space="0" w:color="auto"/>
+            </w:tcBorders>
+            <w:vAlign w:val="center"/>
+          </w:tcPr>
+          <w:p>
+            <w:pPr>
+              <w:spacing w:after="0" w:line="240" w:lineRule="auto"/>
+              <w:jc w:val="center"/>
+              <w:rPr>
+                <w:rFonts w:ascii="Arial" w:eastAsia="黑体" w:hAnsi="Arial" w:cs="Arial"/>
+                <w:sz w:val="20"/>
+                <w:szCs w:val="20"/>
+              </w:rPr>
+            </w:pPr>
+          </w:p>
+        </w:tc>
+        <w:tc>
+          <w:tcPr>
+            <w:tcW w:w="1519" w:type="dxa"/>
+            <w:tcBorders>
+              <w:top w:val="single" w:sz="4" w:space="0" w:color="auto"/>
+              <w:left w:val="single" w:sz="4" w:space="0" w:color="auto"/>
+              <w:bottom w:val="single" w:sz="4" w:space="0" w:color="auto"/>
+              <w:right w:val="single" w:sz="4" w:space="0" w:color="auto"/>
+            </w:tcBorders>
+            <w:vAlign w:val="center"/>
+          </w:tcPr>
+          <w:p>
+            <w:pPr>
+              <w:spacing w:after="0" w:line="240" w:lineRule="auto"/>
+              <w:jc w:val="center"/>
+              <w:rPr>
+                <w:rFonts w:ascii="Arial" w:eastAsia="黑体" w:hAnsi="Arial" w:cs="Arial"/>
+                <w:sz w:val="20"/>
+                <w:szCs w:val="20"/>
+              </w:rPr>
+            </w:pPr>
+          </w:p>
+        </w:tc>
+        <w:tc>
+          <w:tcPr>
+            <w:tcW w:w="1519" w:type="dxa"/>
+            <w:gridSpan w:val="2"/>
+            <w:tcBorders>
+              <w:top w:val="single" w:sz="4" w:space="0" w:color="auto"/>
+              <w:left w:val="single" w:sz="4" w:space="0" w:color="auto"/>
+              <w:bottom w:val="single" w:sz="4" w:space="0" w:color="auto"/>
+              <w:right w:val="single" w:sz="4" w:space="0" w:color="auto"/>
+            </w:tcBorders>
+            <w:vAlign w:val="center"/>
+          </w:tcPr>
+          <w:p>
+            <w:pPr>
+              <w:spacing w:after="0" w:line="240" w:lineRule="auto"/>
+              <w:jc w:val="center"/>
+              <w:rPr>
+                <w:rFonts w:ascii="Arial" w:eastAsia="黑体" w:hAnsi="Arial" w:cs="Arial"/>
+                <w:sz w:val="20"/>
+                <w:szCs w:val="20"/>
+              </w:rPr>
+            </w:pPr>
+          </w:p>
+        </w:tc>
+      </w:tr>
+      <w:tr>
+        <w:trPr>
+          <w:trHeight w:val="404"/>
+          <w:jc w:val="center"/>
+        </w:trPr>
+        <w:tc>
+          <w:tcPr>
+            <w:tcW w:w="1518" w:type="dxa"/>
+            <w:tcBorders>
+              <w:top w:val="single" w:sz="4" w:space="0" w:color="auto"/>
+              <w:left w:val="single" w:sz="4" w:space="0" w:color="auto"/>
+              <w:bottom w:val="single" w:sz="4" w:space="0" w:color="auto"/>
+              <w:right w:val="single" w:sz="4" w:space="0" w:color="auto"/>
+            </w:tcBorders>
+            <w:vAlign w:val="center"/>
+          </w:tcPr>
+          <w:p>
+            <w:pPr>
+              <w:spacing w:after="0" w:line="240" w:lineRule="auto"/>
+              <w:jc w:val="center"/>
+              <w:rPr>
+                <w:rFonts w:ascii="Arial" w:eastAsia="黑体" w:hAnsi="Arial" w:cs="Arial"/>
+                <w:sz w:val="18"/>
+                <w:szCs w:val="18"/>
+              </w:rPr>
+            </w:pPr>
+          </w:p>
+        </w:tc>
+        <w:tc>
+          <w:tcPr>
+            <w:tcW w:w="1518" w:type="dxa"/>
+            <w:gridSpan w:val="2"/>
+            <w:tcBorders>
+              <w:top w:val="single" w:sz="4" w:space="0" w:color="auto"/>
+              <w:left w:val="single" w:sz="4" w:space="0" w:color="auto"/>
+              <w:bottom w:val="single" w:sz="4" w:space="0" w:color="auto"/>
+              <w:right w:val="single" w:sz="4" w:space="0" w:color="auto"/>
+            </w:tcBorders>
+            <w:vAlign w:val="center"/>
+          </w:tcPr>
+          <w:p>
+            <w:pPr>
+              <w:spacing w:after="0" w:line="240" w:lineRule="auto"/>
+              <w:jc w:val="center"/>
+              <w:rPr>
+                <w:rFonts w:ascii="Arial" w:eastAsia="黑体" w:hAnsi="Arial" w:cs="Arial"/>
+                <w:sz w:val="20"/>
+                <w:szCs w:val="20"/>
+              </w:rPr>
+            </w:pPr>
+          </w:p>
+        </w:tc>
+        <w:tc>
+          <w:tcPr>
+            <w:tcW w:w="1519" w:type="dxa"/>
+            <w:tcBorders>
+              <w:top w:val="single" w:sz="4" w:space="0" w:color="auto"/>
+              <w:left w:val="single" w:sz="4" w:space="0" w:color="auto"/>
+              <w:bottom w:val="single" w:sz="4" w:space="0" w:color="auto"/>
+              <w:right w:val="single" w:sz="4" w:space="0" w:color="auto"/>
+            </w:tcBorders>
+            <w:vAlign w:val="center"/>
+          </w:tcPr>
+          <w:p>
+            <w:pPr>
+              <w:spacing w:after="0" w:line="240" w:lineRule="auto"/>
+              <w:jc w:val="center"/>
+              <w:rPr>
+                <w:rFonts w:ascii="Arial" w:eastAsia="黑体" w:hAnsi="Arial" w:cs="Arial"/>
+                <w:sz w:val="20"/>
+                <w:szCs w:val="20"/>
+              </w:rPr>
+            </w:pPr>
+          </w:p>
+        </w:tc>
+        <w:tc>
+          <w:tcPr>
+            <w:tcW w:w="1519" w:type="dxa"/>
+            <w:gridSpan w:val="2"/>
+            <w:tcBorders>
+              <w:top w:val="single" w:sz="4" w:space="0" w:color="auto"/>
+              <w:left w:val="single" w:sz="4" w:space="0" w:color="auto"/>
+              <w:bottom w:val="single" w:sz="4" w:space="0" w:color="auto"/>
+              <w:right w:val="single" w:sz="4" w:space="0" w:color="auto"/>
+            </w:tcBorders>
+            <w:vAlign w:val="center"/>
+          </w:tcPr>
+          <w:p>
+            <w:pPr>
+              <w:spacing w:after="0" w:line="240" w:lineRule="auto"/>
+              <w:jc w:val="center"/>
+              <w:rPr>
+                <w:rFonts w:ascii="Arial" w:eastAsia="黑体" w:hAnsi="Arial" w:cs="Arial"/>
+                <w:sz w:val="20"/>
+                <w:szCs w:val="20"/>
+              </w:rPr>
+            </w:pPr>
+          </w:p>
+        </w:tc>
+        <w:tc>
+          <w:tcPr>
+            <w:tcW w:w="1519" w:type="dxa"/>
+            <w:tcBorders>
+              <w:top w:val="single" w:sz="4" w:space="0" w:color="auto"/>
+              <w:left w:val="single" w:sz="4" w:space="0" w:color="auto"/>
+              <w:bottom w:val="single" w:sz="4" w:space="0" w:color="auto"/>
+              <w:right w:val="single" w:sz="4" w:space="0" w:color="auto"/>
+            </w:tcBorders>
+            <w:vAlign w:val="center"/>
+          </w:tcPr>
+          <w:p>
+            <w:pPr>
+              <w:spacing w:after="0" w:line="240" w:lineRule="auto"/>
+              <w:jc w:val="center"/>
+              <w:rPr>
+                <w:rFonts w:ascii="Arial" w:eastAsia="黑体" w:hAnsi="Arial" w:cs="Arial"/>
+                <w:sz w:val="20"/>
+                <w:szCs w:val="20"/>
+              </w:rPr>
+            </w:pPr>
+          </w:p>
+        </w:tc>
+        <w:tc>
+          <w:tcPr>
+            <w:tcW w:w="1519" w:type="dxa"/>
+            <w:tcBorders>
+              <w:top w:val="single" w:sz="4" w:space="0" w:color="auto"/>
+              <w:left w:val="single" w:sz="4" w:space="0" w:color="auto"/>
+              <w:bottom w:val="single" w:sz="4" w:space="0" w:color="auto"/>
+              <w:right w:val="single" w:sz="4" w:space="0" w:color="auto"/>
+            </w:tcBorders>
+            <w:vAlign w:val="center"/>
+          </w:tcPr>
+          <w:p>
+            <w:pPr>
+              <w:spacing w:after="0" w:line="240" w:lineRule="auto"/>
+              <w:jc w:val="center"/>
+              <w:rPr>
+                <w:rFonts w:ascii="Arial" w:eastAsia="黑体" w:hAnsi="Arial" w:cs="Arial"/>
+                <w:sz w:val="20"/>
+                <w:szCs w:val="20"/>
+              </w:rPr>
+            </w:pPr>
+          </w:p>
+        </w:tc>
+        <w:tc>
+          <w:tcPr>
+            <w:tcW w:w="1519" w:type="dxa"/>
+            <w:gridSpan w:val="2"/>
             <w:tcBorders>
               <w:top w:val="single" w:sz="4" w:space="0" w:color="auto"/>
               <w:left w:val="single" w:sz="4" w:space="0" w:color="auto"/>
@@ -3466,6 +3267,290 @@
         </w:rPr>
         <w:t>rence only.</w:t>
       </w:r>
+    </w:p>
+    <w:p>
+      <w:pPr>
+        <w:tabs>
+          <w:tab w:val="left" w:pos="-720"/>
+        </w:tabs>
+        <w:spacing w:after="0" w:line="240" w:lineRule="auto"/>
+        <w:jc w:val="both"/>
+        <w:rPr>
+          <w:rFonts w:ascii="Arial" w:hAnsi="Arial" w:cs="Arial"/>
+          <w:color w:val="000000" w:themeColor="text1"/>
+          <w:sz w:val="20"/>
+          <w:szCs w:val="20"/>
+        </w:rPr>
+      </w:pPr>
+    </w:p>
+    <w:tbl>
+      <w:tblPr>
+        <w:tblStyle w:val="a9"/>
+        <w:tblW w:w="0" w:type="auto"/>
+        <w:tblLook w:val="04A0" w:firstRow="1" w:lastRow="0" w:firstColumn="1" w:lastColumn="0" w:noHBand="0" w:noVBand="1"/>
+      </w:tblPr>
+      <w:tblGrid>
+        <w:gridCol w:w="1413"/>
+        <w:gridCol w:w="2769"/>
+        <w:gridCol w:w="2091"/>
+        <w:gridCol w:w="2091"/>
+        <w:gridCol w:w="2092"/>
+      </w:tblGrid>
+      <w:tr>
+        <w:tc>
+          <w:tcPr>
+            <w:tcW w:w="1413" w:type="dxa"/>
+          </w:tcPr>
+          <w:p>
+            <w:pPr>
+              <w:tabs>
+                <w:tab w:val="left" w:pos="-720"/>
+              </w:tabs>
+              <w:spacing w:after="0" w:line="240" w:lineRule="auto"/>
+              <w:jc w:val="center"/>
+              <w:rPr>
+                <w:rFonts w:ascii="Arial" w:hAnsi="Arial" w:cs="Arial"/>
+                <w:color w:val="000000" w:themeColor="text1"/>
+                <w:sz w:val="20"/>
+                <w:szCs w:val="20"/>
+              </w:rPr>
+            </w:pPr>
+            <w:r>
+              <w:rPr>
+                <w:rFonts w:ascii="Arial" w:hAnsi="Arial" w:cs="Arial" w:hint="eastAsia"/>
+                <w:color w:val="000000" w:themeColor="text1"/>
+                <w:sz w:val="20"/>
+                <w:szCs w:val="20"/>
+              </w:rPr>
+              <w:t>No.</w:t>
+            </w:r>
+          </w:p>
+        </w:tc>
+        <w:tc>
+          <w:tcPr>
+            <w:tcW w:w="2769" w:type="dxa"/>
+          </w:tcPr>
+          <w:p>
+            <w:pPr>
+              <w:tabs>
+                <w:tab w:val="left" w:pos="-720"/>
+              </w:tabs>
+              <w:spacing w:after="0" w:line="240" w:lineRule="auto"/>
+              <w:jc w:val="center"/>
+              <w:rPr>
+                <w:rFonts w:ascii="Arial" w:hAnsi="Arial" w:cs="Arial"/>
+                <w:color w:val="000000" w:themeColor="text1"/>
+                <w:sz w:val="20"/>
+                <w:szCs w:val="20"/>
+              </w:rPr>
+            </w:pPr>
+            <w:r>
+              <w:rPr>
+                <w:rFonts w:ascii="Arial" w:hAnsi="Arial" w:cs="Arial"/>
+                <w:color w:val="000000" w:themeColor="text1"/>
+                <w:sz w:val="20"/>
+                <w:szCs w:val="20"/>
+              </w:rPr>
+              <w:t>Report Number</w:t>
+            </w:r>
+          </w:p>
+        </w:tc>
+        <w:tc>
+          <w:tcPr>
+            <w:tcW w:w="2091" w:type="dxa"/>
+          </w:tcPr>
+          <w:p>
+            <w:pPr>
+              <w:tabs>
+                <w:tab w:val="left" w:pos="-720"/>
+              </w:tabs>
+              <w:spacing w:after="0" w:line="240" w:lineRule="auto"/>
+              <w:jc w:val="center"/>
+              <w:rPr>
+                <w:rFonts w:ascii="Arial" w:hAnsi="Arial" w:cs="Arial"/>
+                <w:color w:val="000000" w:themeColor="text1"/>
+                <w:sz w:val="20"/>
+                <w:szCs w:val="20"/>
+              </w:rPr>
+            </w:pPr>
+            <w:r>
+              <w:rPr>
+                <w:rFonts w:ascii="Arial" w:hAnsi="Arial" w:cs="Arial" w:hint="eastAsia"/>
+                <w:color w:val="000000" w:themeColor="text1"/>
+                <w:sz w:val="20"/>
+                <w:szCs w:val="20"/>
+              </w:rPr>
+              <w:t>Sample</w:t>
+            </w:r>
+          </w:p>
+        </w:tc>
+        <w:tc>
+          <w:tcPr>
+            <w:tcW w:w="2091" w:type="dxa"/>
+          </w:tcPr>
+          <w:p>
+            <w:pPr>
+              <w:tabs>
+                <w:tab w:val="left" w:pos="-720"/>
+              </w:tabs>
+              <w:spacing w:after="0" w:line="240" w:lineRule="auto"/>
+              <w:jc w:val="center"/>
+              <w:rPr>
+                <w:rFonts w:ascii="Arial" w:hAnsi="Arial" w:cs="Arial" w:hint="eastAsia"/>
+                <w:color w:val="000000" w:themeColor="text1"/>
+                <w:sz w:val="20"/>
+                <w:szCs w:val="20"/>
+              </w:rPr>
+            </w:pPr>
+            <w:r>
+              <w:rPr>
+                <w:rFonts w:ascii="Arial" w:hAnsi="Arial" w:cs="Arial"/>
+                <w:color w:val="000000" w:themeColor="text1"/>
+                <w:sz w:val="20"/>
+                <w:szCs w:val="20"/>
+              </w:rPr>
+              <w:t>Weight (g)</w:t>
+            </w:r>
+          </w:p>
+        </w:tc>
+        <w:tc>
+          <w:tcPr>
+            <w:tcW w:w="2092" w:type="dxa"/>
+          </w:tcPr>
+          <w:p>
+            <w:pPr>
+              <w:tabs>
+                <w:tab w:val="left" w:pos="-720"/>
+              </w:tabs>
+              <w:spacing w:after="0" w:line="240" w:lineRule="auto"/>
+              <w:jc w:val="center"/>
+              <w:rPr>
+                <w:rFonts w:ascii="Arial" w:hAnsi="Arial" w:cs="Arial"/>
+                <w:color w:val="000000" w:themeColor="text1"/>
+                <w:sz w:val="20"/>
+                <w:szCs w:val="20"/>
+              </w:rPr>
+            </w:pPr>
+          </w:p>
+        </w:tc>
+      </w:tr>
+      <w:tr>
+        <w:tc>
+          <w:tcPr>
+            <w:tcW w:w="1413" w:type="dxa"/>
+          </w:tcPr>
+          <w:p>
+            <w:pPr>
+              <w:tabs>
+                <w:tab w:val="left" w:pos="-720"/>
+              </w:tabs>
+              <w:spacing w:after="0" w:line="240" w:lineRule="auto"/>
+              <w:jc w:val="center"/>
+              <w:rPr>
+                <w:rFonts w:ascii="Arial" w:hAnsi="Arial" w:cs="Arial"/>
+                <w:color w:val="000000" w:themeColor="text1"/>
+                <w:sz w:val="20"/>
+                <w:szCs w:val="20"/>
+              </w:rPr>
+            </w:pPr>
+          </w:p>
+        </w:tc>
+        <w:tc>
+          <w:tcPr>
+            <w:tcW w:w="2769" w:type="dxa"/>
+          </w:tcPr>
+          <w:p>
+            <w:pPr>
+              <w:tabs>
+                <w:tab w:val="left" w:pos="-720"/>
+              </w:tabs>
+              <w:spacing w:after="0" w:line="240" w:lineRule="auto"/>
+              <w:jc w:val="center"/>
+              <w:rPr>
+                <w:rFonts w:ascii="Arial" w:hAnsi="Arial" w:cs="Arial"/>
+                <w:color w:val="000000" w:themeColor="text1"/>
+                <w:sz w:val="20"/>
+                <w:szCs w:val="20"/>
+              </w:rPr>
+            </w:pPr>
+          </w:p>
+        </w:tc>
+        <w:tc>
+          <w:tcPr>
+            <w:tcW w:w="2091" w:type="dxa"/>
+          </w:tcPr>
+          <w:p>
+            <w:pPr>
+              <w:tabs>
+                <w:tab w:val="left" w:pos="-720"/>
+              </w:tabs>
+              <w:spacing w:after="0" w:line="240" w:lineRule="auto"/>
+              <w:jc w:val="center"/>
+              <w:rPr>
+                <w:rFonts w:ascii="Arial" w:hAnsi="Arial" w:cs="Arial"/>
+                <w:color w:val="000000" w:themeColor="text1"/>
+                <w:sz w:val="20"/>
+                <w:szCs w:val="20"/>
+              </w:rPr>
+            </w:pPr>
+          </w:p>
+        </w:tc>
+        <w:tc>
+          <w:tcPr>
+            <w:tcW w:w="2091" w:type="dxa"/>
+          </w:tcPr>
+          <w:p>
+            <w:pPr>
+              <w:tabs>
+                <w:tab w:val="left" w:pos="-720"/>
+              </w:tabs>
+              <w:spacing w:after="0" w:line="240" w:lineRule="auto"/>
+              <w:jc w:val="center"/>
+              <w:rPr>
+                <w:rFonts w:ascii="Arial" w:hAnsi="Arial" w:cs="Arial"/>
+                <w:color w:val="000000" w:themeColor="text1"/>
+                <w:sz w:val="20"/>
+                <w:szCs w:val="20"/>
+              </w:rPr>
+            </w:pPr>
+          </w:p>
+        </w:tc>
+        <w:tc>
+          <w:tcPr>
+            <w:tcW w:w="2092" w:type="dxa"/>
+          </w:tcPr>
+          <w:p>
+            <w:pPr>
+              <w:tabs>
+                <w:tab w:val="left" w:pos="-720"/>
+              </w:tabs>
+              <w:spacing w:after="0" w:line="240" w:lineRule="auto"/>
+              <w:jc w:val="center"/>
+              <w:rPr>
+                <w:rFonts w:ascii="Arial" w:hAnsi="Arial" w:cs="Arial"/>
+                <w:color w:val="000000" w:themeColor="text1"/>
+                <w:sz w:val="20"/>
+                <w:szCs w:val="20"/>
+              </w:rPr>
+            </w:pPr>
+          </w:p>
+        </w:tc>
+      </w:tr>
+    </w:tbl>
+    <w:p>
+      <w:pPr>
+        <w:tabs>
+          <w:tab w:val="left" w:pos="-720"/>
+        </w:tabs>
+        <w:spacing w:after="0" w:line="240" w:lineRule="auto"/>
+        <w:jc w:val="both"/>
+        <w:rPr>
+          <w:rFonts w:ascii="Arial" w:hAnsi="Arial" w:cs="Arial"/>
+          <w:color w:val="000000" w:themeColor="text1"/>
+          <w:sz w:val="20"/>
+          <w:szCs w:val="20"/>
+        </w:rPr>
+      </w:pPr>
     </w:p>
     <w:sectPr>
       <w:footerReference w:type="default" r:id="rId13"/>
@@ -4551,27 +4636,7 @@
               <w:sz w:val="16"/>
               <w:szCs w:val="16"/>
             </w:rPr>
-            <w:t xml:space="preserve">By taking measurement uncertainties into </w:t>
-          </w:r>
-          <w:proofErr w:type="gramStart"/>
-          <w:r>
-            <w:rPr>
-              <w:rFonts w:ascii="Arial Narrow" w:hAnsi="Arial Narrow"/>
-              <w:b/>
-              <w:sz w:val="16"/>
-              <w:szCs w:val="16"/>
-            </w:rPr>
-            <w:t>account</w:t>
-          </w:r>
-          <w:proofErr w:type="gramEnd"/>
-          <w:r>
-            <w:rPr>
-              <w:rFonts w:ascii="Arial Narrow" w:hAnsi="Arial Narrow"/>
-              <w:b/>
-              <w:sz w:val="16"/>
-              <w:szCs w:val="16"/>
-            </w:rPr>
-            <w:t xml:space="preserve"> it might happen that measured values can neither be assessed as Pass nor as Fail.</w:t>
+            <w:t>By taking measurement uncertainties into account it might happen that measured values can neither be assessed as Pass nor as Fail.</w:t>
           </w:r>
         </w:p>
       </w:tc>
@@ -4723,9 +4788,8 @@
               <w:sz w:val="16"/>
               <w:szCs w:val="16"/>
             </w:rPr>
-            <w:t xml:space="preserve">Testing Center   </w:t>
-          </w:r>
-          <w:proofErr w:type="spellStart"/>
+            <w:t>Testing Center   S</w:t>
+          </w:r>
           <w:r>
             <w:rPr>
               <w:rFonts w:ascii="Arial Narrow" w:hAnsi="Arial Narrow"/>
@@ -4733,7 +4797,7 @@
               <w:sz w:val="16"/>
               <w:szCs w:val="16"/>
             </w:rPr>
-            <w:t>S</w:t>
+            <w:t>of</w:t>
           </w:r>
           <w:r>
             <w:rPr>
@@ -4742,26 +4806,7 @@
               <w:sz w:val="16"/>
               <w:szCs w:val="16"/>
             </w:rPr>
-            <w:t>of</w:t>
-          </w:r>
-          <w:r>
-            <w:rPr>
-              <w:rFonts w:ascii="Arial Narrow" w:hAnsi="Arial Narrow"/>
-              <w:b/>
-              <w:sz w:val="16"/>
-              <w:szCs w:val="16"/>
-            </w:rPr>
-            <w:t>tlines</w:t>
-          </w:r>
-          <w:proofErr w:type="spellEnd"/>
-          <w:r>
-            <w:rPr>
-              <w:rFonts w:ascii="Arial Narrow" w:hAnsi="Arial Narrow"/>
-              <w:b/>
-              <w:sz w:val="16"/>
-              <w:szCs w:val="16"/>
-            </w:rPr>
-            <w:t xml:space="preserve"> Laboratory</w:t>
+            <w:t>tlines Laboratory</w:t>
           </w:r>
         </w:p>
         <w:p>
@@ -5560,7 +5605,6 @@
               <w:szCs w:val="14"/>
             </w:rPr>
           </w:pPr>
-          <w:proofErr w:type="spellStart"/>
           <w:r>
             <w:rPr>
               <w:rFonts w:ascii="Arial" w:hAnsi="Arial" w:cs="Arial"/>
@@ -5569,18 +5613,7 @@
               <w:sz w:val="14"/>
               <w:szCs w:val="14"/>
             </w:rPr>
-            <w:t>Softlines</w:t>
-          </w:r>
-          <w:proofErr w:type="spellEnd"/>
-          <w:r>
-            <w:rPr>
-              <w:rFonts w:ascii="Arial" w:hAnsi="Arial" w:cs="Arial"/>
-              <w:b/>
-              <w:bCs/>
-              <w:sz w:val="14"/>
-              <w:szCs w:val="14"/>
-            </w:rPr>
-            <w:t xml:space="preserve"> Laboratory</w:t>
+            <w:t>Softlines Laboratory</w:t>
           </w:r>
         </w:p>
         <w:p>
@@ -6183,14 +6216,7 @@
               <w:rFonts w:asciiTheme="minorEastAsia" w:eastAsiaTheme="minorEastAsia" w:hAnsiTheme="minorEastAsia" w:cs="Arial" w:hint="eastAsia"/>
               <w:bCs/>
             </w:rPr>
-            <w:t>Form Code</w:t>
-          </w:r>
-          <w:r>
-            <w:rPr>
-              <w:rFonts w:asciiTheme="minorEastAsia" w:eastAsiaTheme="minorEastAsia" w:hAnsiTheme="minorEastAsia" w:cs="Arial" w:hint="eastAsia"/>
-              <w:bCs/>
-            </w:rPr>
-            <w:t>表格编号: NGB_SFL_F_7.8_</w:t>
+            <w:t>Form Code表格编号: NGB_SFL_F_7.8_</w:t>
           </w:r>
           <w:r>
             <w:rPr>
@@ -10320,7 +10346,6 @@
   <w:style w:type="character" w:default="1" w:styleId="a0">
     <w:name w:val="Default Paragraph Font"/>
     <w:uiPriority w:val="1"/>
-    <w:semiHidden/>
     <w:unhideWhenUsed/>
   </w:style>
   <w:style w:type="table" w:default="1" w:styleId="a1">

--- a/wwwroot/DocxModel/Common_PHY/PHY_Weight.docx
+++ b/wwwroot/DocxModel/Common_PHY/PHY_Weight.docx
@@ -437,6 +437,7 @@
               </w:rPr>
               <w:t>oz/yd</w:t>
             </w:r>
+            <w:proofErr w:type="gramStart"/>
             <w:r>
               <w:rPr>
                 <w:rFonts w:eastAsia="黑体" w:cs="Calibri" w:hint="eastAsia"/>
@@ -455,6 +456,7 @@
               </w:rPr>
               <w:t>)</w:t>
             </w:r>
+            <w:proofErr w:type="gramEnd"/>
           </w:p>
         </w:tc>
         <w:tc>
@@ -571,6 +573,7 @@
                 <w:szCs w:val="13"/>
               </w:rPr>
             </w:pPr>
+            <w:proofErr w:type="spellStart"/>
             <w:r>
               <w:rPr>
                 <w:rFonts w:ascii="Arial" w:eastAsia="黑体" w:hAnsi="Arial" w:cs="Arial" w:hint="eastAsia"/>
@@ -587,7 +590,17 @@
                 <w:sz w:val="20"/>
                 <w:szCs w:val="20"/>
               </w:rPr>
-              <w:t>b/dozen</w:t>
+              <w:t>b</w:t>
+            </w:r>
+            <w:proofErr w:type="spellEnd"/>
+            <w:r>
+              <w:rPr>
+                <w:rFonts w:ascii="Arial" w:eastAsia="黑体" w:hAnsi="Arial" w:cs="Arial" w:hint="eastAsia"/>
+                <w:color w:val="538135" w:themeColor="accent6" w:themeShade="BF"/>
+                <w:sz w:val="20"/>
+                <w:szCs w:val="20"/>
+              </w:rPr>
+              <w:t>/dozen</w:t>
             </w:r>
           </w:p>
         </w:tc>
@@ -3283,6 +3296,39 @@
         </w:rPr>
       </w:pPr>
     </w:p>
+    <w:p>
+      <w:pPr>
+        <w:tabs>
+          <w:tab w:val="left" w:pos="-720"/>
+        </w:tabs>
+        <w:spacing w:after="0" w:line="240" w:lineRule="auto"/>
+        <w:jc w:val="both"/>
+        <w:rPr>
+          <w:rFonts w:ascii="Arial" w:hAnsi="Arial" w:cs="Arial"/>
+          <w:color w:val="000000" w:themeColor="text1"/>
+          <w:sz w:val="20"/>
+          <w:szCs w:val="20"/>
+        </w:rPr>
+      </w:pPr>
+      <w:r>
+        <w:rPr>
+          <w:rFonts w:ascii="Arial" w:hAnsi="Arial" w:cs="Arial"/>
+          <w:color w:val="000000" w:themeColor="text1"/>
+          <w:sz w:val="20"/>
+          <w:szCs w:val="20"/>
+        </w:rPr>
+        <w:t>Test steps</w:t>
+      </w:r>
+      <w:r>
+        <w:rPr>
+          <w:rFonts w:ascii="Arial" w:hAnsi="Arial" w:cs="Arial" w:hint="eastAsia"/>
+          <w:color w:val="000000" w:themeColor="text1"/>
+          <w:sz w:val="20"/>
+          <w:szCs w:val="20"/>
+        </w:rPr>
+        <w:t>：</w:t>
+      </w:r>
+    </w:p>
     <w:tbl>
       <w:tblPr>
         <w:tblStyle w:val="a9"/>
@@ -3396,7 +3442,7 @@
               <w:spacing w:after="0" w:line="240" w:lineRule="auto"/>
               <w:jc w:val="center"/>
               <w:rPr>
-                <w:rFonts w:ascii="Arial" w:hAnsi="Arial" w:cs="Arial" w:hint="eastAsia"/>
+                <w:rFonts w:ascii="Arial" w:hAnsi="Arial" w:cs="Arial"/>
                 <w:color w:val="000000" w:themeColor="text1"/>
                 <w:sz w:val="20"/>
                 <w:szCs w:val="20"/>
@@ -4636,7 +4682,27 @@
               <w:sz w:val="16"/>
               <w:szCs w:val="16"/>
             </w:rPr>
-            <w:t>By taking measurement uncertainties into account it might happen that measured values can neither be assessed as Pass nor as Fail.</w:t>
+            <w:t xml:space="preserve">By taking measurement uncertainties into </w:t>
+          </w:r>
+          <w:proofErr w:type="gramStart"/>
+          <w:r>
+            <w:rPr>
+              <w:rFonts w:ascii="Arial Narrow" w:hAnsi="Arial Narrow"/>
+              <w:b/>
+              <w:sz w:val="16"/>
+              <w:szCs w:val="16"/>
+            </w:rPr>
+            <w:t>account</w:t>
+          </w:r>
+          <w:proofErr w:type="gramEnd"/>
+          <w:r>
+            <w:rPr>
+              <w:rFonts w:ascii="Arial Narrow" w:hAnsi="Arial Narrow"/>
+              <w:b/>
+              <w:sz w:val="16"/>
+              <w:szCs w:val="16"/>
+            </w:rPr>
+            <w:t xml:space="preserve"> it might happen that measured values can neither be assessed as Pass nor as Fail.</w:t>
           </w:r>
         </w:p>
       </w:tc>
@@ -4788,8 +4854,9 @@
               <w:sz w:val="16"/>
               <w:szCs w:val="16"/>
             </w:rPr>
-            <w:t>Testing Center   S</w:t>
-          </w:r>
+            <w:t xml:space="preserve">Testing Center   </w:t>
+          </w:r>
+          <w:proofErr w:type="spellStart"/>
           <w:r>
             <w:rPr>
               <w:rFonts w:ascii="Arial Narrow" w:hAnsi="Arial Narrow"/>
@@ -4797,7 +4864,7 @@
               <w:sz w:val="16"/>
               <w:szCs w:val="16"/>
             </w:rPr>
-            <w:t>of</w:t>
+            <w:t>S</w:t>
           </w:r>
           <w:r>
             <w:rPr>
@@ -4806,7 +4873,26 @@
               <w:sz w:val="16"/>
               <w:szCs w:val="16"/>
             </w:rPr>
-            <w:t>tlines Laboratory</w:t>
+            <w:t>of</w:t>
+          </w:r>
+          <w:r>
+            <w:rPr>
+              <w:rFonts w:ascii="Arial Narrow" w:hAnsi="Arial Narrow"/>
+              <w:b/>
+              <w:sz w:val="16"/>
+              <w:szCs w:val="16"/>
+            </w:rPr>
+            <w:t>tlines</w:t>
+          </w:r>
+          <w:proofErr w:type="spellEnd"/>
+          <w:r>
+            <w:rPr>
+              <w:rFonts w:ascii="Arial Narrow" w:hAnsi="Arial Narrow"/>
+              <w:b/>
+              <w:sz w:val="16"/>
+              <w:szCs w:val="16"/>
+            </w:rPr>
+            <w:t xml:space="preserve"> Laboratory</w:t>
           </w:r>
         </w:p>
         <w:p>
@@ -5605,6 +5691,7 @@
               <w:szCs w:val="14"/>
             </w:rPr>
           </w:pPr>
+          <w:proofErr w:type="spellStart"/>
           <w:r>
             <w:rPr>
               <w:rFonts w:ascii="Arial" w:hAnsi="Arial" w:cs="Arial"/>
@@ -5613,7 +5700,18 @@
               <w:sz w:val="14"/>
               <w:szCs w:val="14"/>
             </w:rPr>
-            <w:t>Softlines Laboratory</w:t>
+            <w:t>Softlines</w:t>
+          </w:r>
+          <w:proofErr w:type="spellEnd"/>
+          <w:r>
+            <w:rPr>
+              <w:rFonts w:ascii="Arial" w:hAnsi="Arial" w:cs="Arial"/>
+              <w:b/>
+              <w:bCs/>
+              <w:sz w:val="14"/>
+              <w:szCs w:val="14"/>
+            </w:rPr>
+            <w:t xml:space="preserve"> Laboratory</w:t>
           </w:r>
         </w:p>
         <w:p>
@@ -6216,7 +6314,14 @@
               <w:rFonts w:asciiTheme="minorEastAsia" w:eastAsiaTheme="minorEastAsia" w:hAnsiTheme="minorEastAsia" w:cs="Arial" w:hint="eastAsia"/>
               <w:bCs/>
             </w:rPr>
-            <w:t>Form Code表格编号: NGB_SFL_F_7.8_</w:t>
+            <w:t>Form Code</w:t>
+          </w:r>
+          <w:r>
+            <w:rPr>
+              <w:rFonts w:asciiTheme="minorEastAsia" w:eastAsiaTheme="minorEastAsia" w:hAnsiTheme="minorEastAsia" w:cs="Arial" w:hint="eastAsia"/>
+              <w:bCs/>
+            </w:rPr>
+            <w:t>表格编号: NGB_SFL_F_7.8_</w:t>
           </w:r>
           <w:r>
             <w:rPr>
@@ -10346,6 +10451,7 @@
   <w:style w:type="character" w:default="1" w:styleId="a0">
     <w:name w:val="Default Paragraph Font"/>
     <w:uiPriority w:val="1"/>
+    <w:semiHidden/>
     <w:unhideWhenUsed/>
   </w:style>
   <w:style w:type="table" w:default="1" w:styleId="a1">

--- a/wwwroot/DocxModel/Common_PHY/PHY_Weight.docx
+++ b/wwwroot/DocxModel/Common_PHY/PHY_Weight.docx
@@ -3332,20 +3332,21 @@
     <w:tbl>
       <w:tblPr>
         <w:tblStyle w:val="a9"/>
-        <w:tblW w:w="0" w:type="auto"/>
+        <w:tblW w:w="10486" w:type="dxa"/>
         <w:tblLook w:val="04A0" w:firstRow="1" w:lastRow="0" w:firstColumn="1" w:lastColumn="0" w:noHBand="0" w:noVBand="1"/>
       </w:tblPr>
       <w:tblGrid>
-        <w:gridCol w:w="1413"/>
-        <w:gridCol w:w="2769"/>
-        <w:gridCol w:w="2091"/>
-        <w:gridCol w:w="2091"/>
-        <w:gridCol w:w="2092"/>
+        <w:gridCol w:w="3495"/>
+        <w:gridCol w:w="3495"/>
+        <w:gridCol w:w="3496"/>
       </w:tblGrid>
       <w:tr>
-        <w:tc>
-          <w:tcPr>
-            <w:tcW w:w="1413" w:type="dxa"/>
+        <w:trPr>
+          <w:trHeight w:val="265"/>
+        </w:trPr>
+        <w:tc>
+          <w:tcPr>
+            <w:tcW w:w="3495" w:type="dxa"/>
           </w:tcPr>
           <w:p>
             <w:pPr>
@@ -3368,13 +3369,13 @@
                 <w:sz w:val="20"/>
                 <w:szCs w:val="20"/>
               </w:rPr>
-              <w:t>No.</w:t>
+              <w:t>Sample</w:t>
             </w:r>
           </w:p>
         </w:tc>
         <w:tc>
           <w:tcPr>
-            <w:tcW w:w="2769" w:type="dxa"/>
+            <w:tcW w:w="3495" w:type="dxa"/>
           </w:tcPr>
           <w:p>
             <w:pPr>
@@ -3397,13 +3398,13 @@
                 <w:sz w:val="20"/>
                 <w:szCs w:val="20"/>
               </w:rPr>
-              <w:t>Report Number</w:t>
+              <w:t>Weight (g)</w:t>
             </w:r>
           </w:p>
         </w:tc>
         <w:tc>
           <w:tcPr>
-            <w:tcW w:w="2091" w:type="dxa"/>
+            <w:tcW w:w="3496" w:type="dxa"/>
           </w:tcPr>
           <w:p>
             <w:pPr>
@@ -3419,20 +3420,16 @@
                 <w:szCs w:val="20"/>
               </w:rPr>
             </w:pPr>
-            <w:r>
-              <w:rPr>
-                <w:rFonts w:ascii="Arial" w:hAnsi="Arial" w:cs="Arial" w:hint="eastAsia"/>
-                <w:color w:val="000000" w:themeColor="text1"/>
-                <w:sz w:val="20"/>
-                <w:szCs w:val="20"/>
-              </w:rPr>
-              <w:t>Sample</w:t>
-            </w:r>
-          </w:p>
-        </w:tc>
-        <w:tc>
-          <w:tcPr>
-            <w:tcW w:w="2091" w:type="dxa"/>
+          </w:p>
+        </w:tc>
+      </w:tr>
+      <w:tr>
+        <w:trPr>
+          <w:trHeight w:val="270"/>
+        </w:trPr>
+        <w:tc>
+          <w:tcPr>
+            <w:tcW w:w="3495" w:type="dxa"/>
           </w:tcPr>
           <w:p>
             <w:pPr>
@@ -3448,20 +3445,11 @@
                 <w:szCs w:val="20"/>
               </w:rPr>
             </w:pPr>
-            <w:r>
-              <w:rPr>
-                <w:rFonts w:ascii="Arial" w:hAnsi="Arial" w:cs="Arial"/>
-                <w:color w:val="000000" w:themeColor="text1"/>
-                <w:sz w:val="20"/>
-                <w:szCs w:val="20"/>
-              </w:rPr>
-              <w:t>Weight (g)</w:t>
-            </w:r>
-          </w:p>
-        </w:tc>
-        <w:tc>
-          <w:tcPr>
-            <w:tcW w:w="2092" w:type="dxa"/>
+          </w:p>
+        </w:tc>
+        <w:tc>
+          <w:tcPr>
+            <w:tcW w:w="3495" w:type="dxa"/>
           </w:tcPr>
           <w:p>
             <w:pPr>
@@ -3479,91 +3467,9 @@
             </w:pPr>
           </w:p>
         </w:tc>
-      </w:tr>
-      <w:tr>
-        <w:tc>
-          <w:tcPr>
-            <w:tcW w:w="1413" w:type="dxa"/>
-          </w:tcPr>
-          <w:p>
-            <w:pPr>
-              <w:tabs>
-                <w:tab w:val="left" w:pos="-720"/>
-              </w:tabs>
-              <w:spacing w:after="0" w:line="240" w:lineRule="auto"/>
-              <w:jc w:val="center"/>
-              <w:rPr>
-                <w:rFonts w:ascii="Arial" w:hAnsi="Arial" w:cs="Arial"/>
-                <w:color w:val="000000" w:themeColor="text1"/>
-                <w:sz w:val="20"/>
-                <w:szCs w:val="20"/>
-              </w:rPr>
-            </w:pPr>
-          </w:p>
-        </w:tc>
-        <w:tc>
-          <w:tcPr>
-            <w:tcW w:w="2769" w:type="dxa"/>
-          </w:tcPr>
-          <w:p>
-            <w:pPr>
-              <w:tabs>
-                <w:tab w:val="left" w:pos="-720"/>
-              </w:tabs>
-              <w:spacing w:after="0" w:line="240" w:lineRule="auto"/>
-              <w:jc w:val="center"/>
-              <w:rPr>
-                <w:rFonts w:ascii="Arial" w:hAnsi="Arial" w:cs="Arial"/>
-                <w:color w:val="000000" w:themeColor="text1"/>
-                <w:sz w:val="20"/>
-                <w:szCs w:val="20"/>
-              </w:rPr>
-            </w:pPr>
-          </w:p>
-        </w:tc>
-        <w:tc>
-          <w:tcPr>
-            <w:tcW w:w="2091" w:type="dxa"/>
-          </w:tcPr>
-          <w:p>
-            <w:pPr>
-              <w:tabs>
-                <w:tab w:val="left" w:pos="-720"/>
-              </w:tabs>
-              <w:spacing w:after="0" w:line="240" w:lineRule="auto"/>
-              <w:jc w:val="center"/>
-              <w:rPr>
-                <w:rFonts w:ascii="Arial" w:hAnsi="Arial" w:cs="Arial"/>
-                <w:color w:val="000000" w:themeColor="text1"/>
-                <w:sz w:val="20"/>
-                <w:szCs w:val="20"/>
-              </w:rPr>
-            </w:pPr>
-          </w:p>
-        </w:tc>
-        <w:tc>
-          <w:tcPr>
-            <w:tcW w:w="2091" w:type="dxa"/>
-          </w:tcPr>
-          <w:p>
-            <w:pPr>
-              <w:tabs>
-                <w:tab w:val="left" w:pos="-720"/>
-              </w:tabs>
-              <w:spacing w:after="0" w:line="240" w:lineRule="auto"/>
-              <w:jc w:val="center"/>
-              <w:rPr>
-                <w:rFonts w:ascii="Arial" w:hAnsi="Arial" w:cs="Arial"/>
-                <w:color w:val="000000" w:themeColor="text1"/>
-                <w:sz w:val="20"/>
-                <w:szCs w:val="20"/>
-              </w:rPr>
-            </w:pPr>
-          </w:p>
-        </w:tc>
-        <w:tc>
-          <w:tcPr>
-            <w:tcW w:w="2092" w:type="dxa"/>
+        <w:tc>
+          <w:tcPr>
+            <w:tcW w:w="3496" w:type="dxa"/>
           </w:tcPr>
           <w:p>
             <w:pPr>

--- a/wwwroot/DocxModel/Common_PHY/PHY_Weight.docx
+++ b/wwwroot/DocxModel/Common_PHY/PHY_Weight.docx
@@ -13,9 +13,10 @@
         <w:sectPr>
           <w:headerReference w:type="even" r:id="rId8"/>
           <w:headerReference w:type="default" r:id="rId9"/>
-          <w:footerReference w:type="default" r:id="rId10"/>
-          <w:headerReference w:type="first" r:id="rId11"/>
-          <w:footerReference w:type="first" r:id="rId12"/>
+          <w:footerReference w:type="even" r:id="rId10"/>
+          <w:footerReference w:type="default" r:id="rId11"/>
+          <w:headerReference w:type="first" r:id="rId12"/>
+          <w:footerReference w:type="first" r:id="rId13"/>
           <w:pgSz w:w="11906" w:h="16838"/>
           <w:pgMar w:top="720" w:right="720" w:bottom="720" w:left="720" w:header="60" w:footer="708" w:gutter="0"/>
           <w:cols w:space="708"/>
@@ -352,6 +353,8 @@
               <w:jc w:val="center"/>
               <w:rPr>
                 <w:rFonts w:ascii="Arial" w:eastAsia="黑体" w:hAnsi="Arial" w:cs="Arial"/>
+                <w:b/>
+                <w:bCs/>
                 <w:color w:val="538135" w:themeColor="accent6" w:themeShade="BF"/>
                 <w:sz w:val="20"/>
                 <w:szCs w:val="20"/>
@@ -360,6 +363,8 @@
             <w:r>
               <w:rPr>
                 <w:rFonts w:ascii="Arial" w:eastAsia="黑体" w:hAnsi="Arial" w:cs="Arial" w:hint="eastAsia"/>
+                <w:b/>
+                <w:bCs/>
                 <w:color w:val="538135" w:themeColor="accent6" w:themeShade="BF"/>
                 <w:sz w:val="20"/>
                 <w:szCs w:val="20"/>
@@ -378,6 +383,8 @@
               <w:jc w:val="center"/>
               <w:rPr>
                 <w:rFonts w:ascii="Arial" w:eastAsia="黑体" w:hAnsi="Arial" w:cs="Arial"/>
+                <w:b/>
+                <w:bCs/>
                 <w:color w:val="538135" w:themeColor="accent6" w:themeShade="BF"/>
                 <w:sz w:val="20"/>
                 <w:szCs w:val="20"/>
@@ -386,6 +393,8 @@
             <w:r>
               <w:rPr>
                 <w:rFonts w:ascii="Arial" w:eastAsia="黑体" w:hAnsi="Arial" w:cs="Arial"/>
+                <w:b/>
+                <w:bCs/>
                 <w:color w:val="538135" w:themeColor="accent6" w:themeShade="BF"/>
                 <w:sz w:val="20"/>
                 <w:szCs w:val="20"/>
@@ -395,6 +404,8 @@
             <w:r>
               <w:rPr>
                 <w:rFonts w:eastAsia="黑体" w:cs="Calibri" w:hint="eastAsia"/>
+                <w:b/>
+                <w:bCs/>
                 <w:color w:val="538135" w:themeColor="accent6" w:themeShade="BF"/>
                 <w:sz w:val="20"/>
                 <w:szCs w:val="20"/>
@@ -404,6 +415,8 @@
             <w:r>
               <w:rPr>
                 <w:rFonts w:ascii="Arial" w:eastAsia="黑体" w:hAnsi="Arial" w:cs="Arial"/>
+                <w:b/>
+                <w:bCs/>
                 <w:color w:val="538135" w:themeColor="accent6" w:themeShade="BF"/>
                 <w:sz w:val="20"/>
                 <w:szCs w:val="20"/>
@@ -423,6 +436,8 @@
               <w:jc w:val="center"/>
               <w:rPr>
                 <w:rFonts w:ascii="Arial" w:eastAsia="黑体" w:hAnsi="Arial" w:cs="Arial"/>
+                <w:b/>
+                <w:bCs/>
                 <w:color w:val="538135" w:themeColor="accent6" w:themeShade="BF"/>
                 <w:sz w:val="20"/>
                 <w:szCs w:val="20"/>
@@ -431,6 +446,8 @@
             <w:r>
               <w:rPr>
                 <w:rFonts w:ascii="Arial" w:eastAsia="黑体" w:hAnsi="Arial" w:cs="Arial"/>
+                <w:b/>
+                <w:bCs/>
                 <w:color w:val="538135" w:themeColor="accent6" w:themeShade="BF"/>
                 <w:sz w:val="20"/>
                 <w:szCs w:val="20"/>
@@ -441,6 +458,8 @@
             <w:r>
               <w:rPr>
                 <w:rFonts w:eastAsia="黑体" w:cs="Calibri" w:hint="eastAsia"/>
+                <w:b/>
+                <w:bCs/>
                 <w:color w:val="538135" w:themeColor="accent6" w:themeShade="BF"/>
                 <w:sz w:val="20"/>
                 <w:szCs w:val="20"/>
@@ -450,6 +469,8 @@
             <w:r>
               <w:rPr>
                 <w:rFonts w:ascii="Arial" w:eastAsia="黑体" w:hAnsi="Arial" w:cs="Arial"/>
+                <w:b/>
+                <w:bCs/>
                 <w:color w:val="538135" w:themeColor="accent6" w:themeShade="BF"/>
                 <w:sz w:val="20"/>
                 <w:szCs w:val="20"/>
@@ -469,6 +490,8 @@
               <w:jc w:val="center"/>
               <w:rPr>
                 <w:rFonts w:ascii="Arial" w:eastAsia="黑体" w:hAnsi="Arial" w:cs="Arial"/>
+                <w:b/>
+                <w:bCs/>
                 <w:sz w:val="13"/>
                 <w:szCs w:val="13"/>
               </w:rPr>
@@ -476,6 +499,8 @@
             <w:r>
               <w:rPr>
                 <w:rFonts w:ascii="Arial" w:eastAsia="黑体" w:hAnsi="Arial" w:cs="Arial"/>
+                <w:b/>
+                <w:bCs/>
                 <w:color w:val="538135" w:themeColor="accent6" w:themeShade="BF"/>
                 <w:sz w:val="20"/>
                 <w:szCs w:val="20"/>
@@ -494,6 +519,8 @@
               <w:jc w:val="center"/>
               <w:rPr>
                 <w:rFonts w:ascii="Arial" w:eastAsia="黑体" w:hAnsi="Arial" w:cs="Arial"/>
+                <w:b/>
+                <w:bCs/>
                 <w:sz w:val="13"/>
                 <w:szCs w:val="13"/>
               </w:rPr>
@@ -501,6 +528,8 @@
             <w:r>
               <w:rPr>
                 <w:rFonts w:ascii="Arial" w:eastAsia="黑体" w:hAnsi="Arial" w:cs="Arial"/>
+                <w:b/>
+                <w:bCs/>
                 <w:color w:val="538135" w:themeColor="accent6" w:themeShade="BF"/>
                 <w:sz w:val="20"/>
                 <w:szCs w:val="20"/>
@@ -519,6 +548,8 @@
               <w:jc w:val="center"/>
               <w:rPr>
                 <w:rFonts w:ascii="Arial" w:eastAsia="黑体" w:hAnsi="Arial" w:cs="Arial"/>
+                <w:b/>
+                <w:bCs/>
                 <w:sz w:val="13"/>
                 <w:szCs w:val="13"/>
               </w:rPr>
@@ -526,6 +557,8 @@
             <w:r>
               <w:rPr>
                 <w:rFonts w:ascii="Arial" w:eastAsia="黑体" w:hAnsi="Arial" w:cs="Arial"/>
+                <w:b/>
+                <w:bCs/>
                 <w:color w:val="538135" w:themeColor="accent6" w:themeShade="BF"/>
                 <w:sz w:val="20"/>
                 <w:szCs w:val="20"/>
@@ -544,6 +577,8 @@
               <w:jc w:val="center"/>
               <w:rPr>
                 <w:rFonts w:ascii="Arial" w:eastAsia="黑体" w:hAnsi="Arial" w:cs="Arial"/>
+                <w:b/>
+                <w:bCs/>
                 <w:sz w:val="13"/>
                 <w:szCs w:val="13"/>
               </w:rPr>
@@ -551,6 +586,8 @@
             <w:r>
               <w:rPr>
                 <w:rFonts w:ascii="Arial" w:eastAsia="黑体" w:hAnsi="Arial" w:cs="Arial" w:hint="eastAsia"/>
+                <w:b/>
+                <w:bCs/>
                 <w:color w:val="538135" w:themeColor="accent6" w:themeShade="BF"/>
                 <w:sz w:val="20"/>
                 <w:szCs w:val="20"/>
@@ -569,6 +606,8 @@
               <w:jc w:val="center"/>
               <w:rPr>
                 <w:rFonts w:ascii="Arial" w:eastAsia="黑体" w:hAnsi="Arial" w:cs="Arial"/>
+                <w:b/>
+                <w:bCs/>
                 <w:sz w:val="13"/>
                 <w:szCs w:val="13"/>
               </w:rPr>
@@ -577,6 +616,8 @@
             <w:r>
               <w:rPr>
                 <w:rFonts w:ascii="Arial" w:eastAsia="黑体" w:hAnsi="Arial" w:cs="Arial" w:hint="eastAsia"/>
+                <w:b/>
+                <w:bCs/>
                 <w:color w:val="538135" w:themeColor="accent6" w:themeShade="BF"/>
                 <w:sz w:val="20"/>
                 <w:szCs w:val="20"/>
@@ -586,6 +627,8 @@
             <w:r>
               <w:rPr>
                 <w:rFonts w:ascii="Arial" w:eastAsia="黑体" w:hAnsi="Arial" w:cs="Arial" w:hint="eastAsia"/>
+                <w:b/>
+                <w:bCs/>
                 <w:color w:val="538135" w:themeColor="accent6" w:themeShade="BF"/>
                 <w:sz w:val="20"/>
                 <w:szCs w:val="20"/>
@@ -596,6 +639,8 @@
             <w:r>
               <w:rPr>
                 <w:rFonts w:ascii="Arial" w:eastAsia="黑体" w:hAnsi="Arial" w:cs="Arial" w:hint="eastAsia"/>
+                <w:b/>
+                <w:bCs/>
                 <w:color w:val="538135" w:themeColor="accent6" w:themeShade="BF"/>
                 <w:sz w:val="20"/>
                 <w:szCs w:val="20"/>
@@ -614,6 +659,8 @@
               <w:jc w:val="center"/>
               <w:rPr>
                 <w:rFonts w:ascii="Arial" w:eastAsia="黑体" w:hAnsi="Arial" w:cs="Arial"/>
+                <w:b/>
+                <w:bCs/>
                 <w:color w:val="538135" w:themeColor="accent6" w:themeShade="BF"/>
                 <w:sz w:val="20"/>
                 <w:szCs w:val="20"/>
@@ -622,6 +669,8 @@
             <w:r>
               <w:rPr>
                 <w:rFonts w:ascii="Arial" w:eastAsia="黑体" w:hAnsi="Arial" w:cs="Arial" w:hint="eastAsia"/>
+                <w:b/>
+                <w:bCs/>
                 <w:color w:val="538135" w:themeColor="accent6" w:themeShade="BF"/>
                 <w:sz w:val="20"/>
                 <w:szCs w:val="20"/>
@@ -3505,7 +3554,7 @@
       </w:pPr>
     </w:p>
     <w:sectPr>
-      <w:footerReference w:type="default" r:id="rId13"/>
+      <w:footerReference w:type="default" r:id="rId14"/>
       <w:type w:val="continuous"/>
       <w:pgSz w:w="11906" w:h="16838"/>
       <w:pgMar w:top="720" w:right="720" w:bottom="720" w:left="720" w:header="60" w:footer="708" w:gutter="0"/>
@@ -3542,6 +3591,16 @@
 </file>
 
 <file path=word/footer1.xml><?xml version="1.0" encoding="utf-8"?>
+<w:ftr xmlns:wpc="http://schemas.microsoft.com/office/word/2010/wordprocessingCanvas" xmlns:cx="http://schemas.microsoft.com/office/drawing/2014/chartex" xmlns:cx1="http://schemas.microsoft.com/office/drawing/2015/9/8/chartex" xmlns:cx2="http://schemas.microsoft.com/office/drawing/2015/10/21/chartex" xmlns:cx3="http://schemas.microsoft.com/office/drawing/2016/5/9/chartex" xmlns:cx4="http://schemas.microsoft.com/office/drawing/2016/5/10/chartex" xmlns:cx5="http://schemas.microsoft.com/office/drawing/2016/5/11/chartex" xmlns:cx6="http://schemas.microsoft.com/office/drawing/2016/5/12/chartex" xmlns:cx7="http://schemas.microsoft.com/office/drawing/2016/5/13/chartex" xmlns:cx8="http://schemas.microsoft.com/office/drawing/2016/5/14/chartex" xmlns:mc="http://schemas.openxmlformats.org/markup-compatibility/2006" xmlns:aink="http://schemas.microsoft.com/office/drawing/2016/ink" xmlns:am3d="http://schemas.microsoft.com/office/drawing/2017/model3d" xmlns:o="urn:schemas-microsoft-com:office:office" xmlns:oel="http://schemas.microsoft.com/office/2019/extlst" xmlns:r="http://schemas.openxmlformats.org/officeDocument/2006/relationships" xmlns:m="http://schemas.openxmlformats.org/officeDocument/2006/math" xmlns:v="urn:schemas-microsoft-com:vml" xmlns:wp14="http://schemas.microsoft.com/office/word/2010/wordprocessingDrawing" xmlns:wp="http://schemas.openxmlformats.org/drawingml/2006/wordprocessingDrawing" xmlns:w10="urn:schemas-microsoft-com:office:word" xmlns:w="http://schemas.openxmlformats.org/wordprocessingml/2006/main" xmlns:w14="http://schemas.microsoft.com/office/word/2010/wordml" xmlns:w15="http://schemas.microsoft.com/office/word/2012/wordml" xmlns:w16cex="http://schemas.microsoft.com/office/word/2018/wordml/cex" xmlns:w16cid="http://schemas.microsoft.com/office/word/2016/wordml/cid" xmlns:w16="http://schemas.microsoft.com/office/word/2018/wordml" xmlns:w16du="http://schemas.microsoft.com/office/word/2023/wordml/word16du" xmlns:w16sdtdh="http://schemas.microsoft.com/office/word/2020/wordml/sdtdatahash" xmlns:w16sdtfl="http://schemas.microsoft.com/office/word/2024/wordml/sdtformatlock" xmlns:w16se="http://schemas.microsoft.com/office/word/2015/wordml/symex" xmlns:wpg="http://schemas.microsoft.com/office/word/2010/wordprocessingGroup" xmlns:wpi="http://schemas.microsoft.com/office/word/2010/wordprocessingInk" xmlns:wne="http://schemas.microsoft.com/office/word/2006/wordml" xmlns:wps="http://schemas.microsoft.com/office/word/2010/wordprocessingShape" mc:Ignorable="w14 w15 w16se w16cid w16 w16cex w16sdtdh w16sdtfl w16du wp14">
+  <w:p>
+    <w:pPr>
+      <w:pStyle w:val="a5"/>
+    </w:pPr>
+  </w:p>
+</w:ftr>
+</file>
+
+<file path=word/footer2.xml><?xml version="1.0" encoding="utf-8"?>
 <w:ftr xmlns:wpc="http://schemas.microsoft.com/office/word/2010/wordprocessingCanvas" xmlns:cx="http://schemas.microsoft.com/office/drawing/2014/chartex" xmlns:cx1="http://schemas.microsoft.com/office/drawing/2015/9/8/chartex" xmlns:cx2="http://schemas.microsoft.com/office/drawing/2015/10/21/chartex" xmlns:cx3="http://schemas.microsoft.com/office/drawing/2016/5/9/chartex" xmlns:cx4="http://schemas.microsoft.com/office/drawing/2016/5/10/chartex" xmlns:cx5="http://schemas.microsoft.com/office/drawing/2016/5/11/chartex" xmlns:cx6="http://schemas.microsoft.com/office/drawing/2016/5/12/chartex" xmlns:cx7="http://schemas.microsoft.com/office/drawing/2016/5/13/chartex" xmlns:cx8="http://schemas.microsoft.com/office/drawing/2016/5/14/chartex" xmlns:mc="http://schemas.openxmlformats.org/markup-compatibility/2006" xmlns:aink="http://schemas.microsoft.com/office/drawing/2016/ink" xmlns:am3d="http://schemas.microsoft.com/office/drawing/2017/model3d" xmlns:o="urn:schemas-microsoft-com:office:office" xmlns:oel="http://schemas.microsoft.com/office/2019/extlst" xmlns:r="http://schemas.openxmlformats.org/officeDocument/2006/relationships" xmlns:m="http://schemas.openxmlformats.org/officeDocument/2006/math" xmlns:v="urn:schemas-microsoft-com:vml" xmlns:wp14="http://schemas.microsoft.com/office/word/2010/wordprocessingDrawing" xmlns:wp="http://schemas.openxmlformats.org/drawingml/2006/wordprocessingDrawing" xmlns:w10="urn:schemas-microsoft-com:office:word" xmlns:w="http://schemas.openxmlformats.org/wordprocessingml/2006/main" xmlns:w14="http://schemas.microsoft.com/office/word/2010/wordml" xmlns:w15="http://schemas.microsoft.com/office/word/2012/wordml" xmlns:w16cex="http://schemas.microsoft.com/office/word/2018/wordml/cex" xmlns:w16cid="http://schemas.microsoft.com/office/word/2016/wordml/cid" xmlns:w16="http://schemas.microsoft.com/office/word/2018/wordml" xmlns:w16du="http://schemas.microsoft.com/office/word/2023/wordml/word16du" xmlns:w16sdtdh="http://schemas.microsoft.com/office/word/2020/wordml/sdtdatahash" xmlns:w16sdtfl="http://schemas.microsoft.com/office/word/2024/wordml/sdtformatlock" xmlns:w16se="http://schemas.microsoft.com/office/word/2015/wordml/symex" xmlns:wpg="http://schemas.microsoft.com/office/word/2010/wordprocessingGroup" xmlns:wpi="http://schemas.microsoft.com/office/word/2010/wordprocessingInk" xmlns:wne="http://schemas.microsoft.com/office/word/2006/wordml" xmlns:wps="http://schemas.microsoft.com/office/word/2010/wordprocessingShape" mc:Ignorable="w14 w15 w16se w16cid w16 w16cex w16sdtdh w16sdtfl w16du wp14">
   <w:tbl>
     <w:tblPr>
@@ -3951,7 +4010,7 @@
 </w:ftr>
 </file>
 
-<file path=word/footer2.xml><?xml version="1.0" encoding="utf-8"?>
+<file path=word/footer3.xml><?xml version="1.0" encoding="utf-8"?>
 <w:ftr xmlns:wpc="http://schemas.microsoft.com/office/word/2010/wordprocessingCanvas" xmlns:cx="http://schemas.microsoft.com/office/drawing/2014/chartex" xmlns:cx1="http://schemas.microsoft.com/office/drawing/2015/9/8/chartex" xmlns:cx2="http://schemas.microsoft.com/office/drawing/2015/10/21/chartex" xmlns:cx3="http://schemas.microsoft.com/office/drawing/2016/5/9/chartex" xmlns:cx4="http://schemas.microsoft.com/office/drawing/2016/5/10/chartex" xmlns:cx5="http://schemas.microsoft.com/office/drawing/2016/5/11/chartex" xmlns:cx6="http://schemas.microsoft.com/office/drawing/2016/5/12/chartex" xmlns:cx7="http://schemas.microsoft.com/office/drawing/2016/5/13/chartex" xmlns:cx8="http://schemas.microsoft.com/office/drawing/2016/5/14/chartex" xmlns:mc="http://schemas.openxmlformats.org/markup-compatibility/2006" xmlns:aink="http://schemas.microsoft.com/office/drawing/2016/ink" xmlns:am3d="http://schemas.microsoft.com/office/drawing/2017/model3d" xmlns:o="urn:schemas-microsoft-com:office:office" xmlns:oel="http://schemas.microsoft.com/office/2019/extlst" xmlns:r="http://schemas.openxmlformats.org/officeDocument/2006/relationships" xmlns:m="http://schemas.openxmlformats.org/officeDocument/2006/math" xmlns:v="urn:schemas-microsoft-com:vml" xmlns:wp14="http://schemas.microsoft.com/office/word/2010/wordprocessingDrawing" xmlns:wp="http://schemas.openxmlformats.org/drawingml/2006/wordprocessingDrawing" xmlns:w10="urn:schemas-microsoft-com:office:word" xmlns:w="http://schemas.openxmlformats.org/wordprocessingml/2006/main" xmlns:w14="http://schemas.microsoft.com/office/word/2010/wordml" xmlns:w15="http://schemas.microsoft.com/office/word/2012/wordml" xmlns:w16cex="http://schemas.microsoft.com/office/word/2018/wordml/cex" xmlns:w16cid="http://schemas.microsoft.com/office/word/2016/wordml/cid" xmlns:w16="http://schemas.microsoft.com/office/word/2018/wordml" xmlns:w16du="http://schemas.microsoft.com/office/word/2023/wordml/word16du" xmlns:w16sdtdh="http://schemas.microsoft.com/office/word/2020/wordml/sdtdatahash" xmlns:w16sdtfl="http://schemas.microsoft.com/office/word/2024/wordml/sdtformatlock" xmlns:w16se="http://schemas.microsoft.com/office/word/2015/wordml/symex" xmlns:wpg="http://schemas.microsoft.com/office/word/2010/wordprocessingGroup" xmlns:wpi="http://schemas.microsoft.com/office/word/2010/wordprocessingInk" xmlns:wne="http://schemas.microsoft.com/office/word/2006/wordml" xmlns:wps="http://schemas.microsoft.com/office/word/2010/wordprocessingShape" mc:Ignorable="w14 w15 w16se w16cid w16 w16cex w16sdtdh w16sdtfl w16du wp14">
   <w:tbl>
     <w:tblPr>
@@ -5477,7 +5536,7 @@
 </w:ftr>
 </file>
 
-<file path=word/footer3.xml><?xml version="1.0" encoding="utf-8"?>
+<file path=word/footer4.xml><?xml version="1.0" encoding="utf-8"?>
 <w:ftr xmlns:wpc="http://schemas.microsoft.com/office/word/2010/wordprocessingCanvas" xmlns:cx="http://schemas.microsoft.com/office/drawing/2014/chartex" xmlns:cx1="http://schemas.microsoft.com/office/drawing/2015/9/8/chartex" xmlns:cx2="http://schemas.microsoft.com/office/drawing/2015/10/21/chartex" xmlns:cx3="http://schemas.microsoft.com/office/drawing/2016/5/9/chartex" xmlns:cx4="http://schemas.microsoft.com/office/drawing/2016/5/10/chartex" xmlns:cx5="http://schemas.microsoft.com/office/drawing/2016/5/11/chartex" xmlns:cx6="http://schemas.microsoft.com/office/drawing/2016/5/12/chartex" xmlns:cx7="http://schemas.microsoft.com/office/drawing/2016/5/13/chartex" xmlns:cx8="http://schemas.microsoft.com/office/drawing/2016/5/14/chartex" xmlns:mc="http://schemas.openxmlformats.org/markup-compatibility/2006" xmlns:aink="http://schemas.microsoft.com/office/drawing/2016/ink" xmlns:am3d="http://schemas.microsoft.com/office/drawing/2017/model3d" xmlns:o="urn:schemas-microsoft-com:office:office" xmlns:oel="http://schemas.microsoft.com/office/2019/extlst" xmlns:r="http://schemas.openxmlformats.org/officeDocument/2006/relationships" xmlns:m="http://schemas.openxmlformats.org/officeDocument/2006/math" xmlns:v="urn:schemas-microsoft-com:vml" xmlns:wp14="http://schemas.microsoft.com/office/word/2010/wordprocessingDrawing" xmlns:wp="http://schemas.openxmlformats.org/drawingml/2006/wordprocessingDrawing" xmlns:w10="urn:schemas-microsoft-com:office:word" xmlns:w="http://schemas.openxmlformats.org/wordprocessingml/2006/main" xmlns:w14="http://schemas.microsoft.com/office/word/2010/wordml" xmlns:w15="http://schemas.microsoft.com/office/word/2012/wordml" xmlns:w16cex="http://schemas.microsoft.com/office/word/2018/wordml/cex" xmlns:w16cid="http://schemas.microsoft.com/office/word/2016/wordml/cid" xmlns:w16="http://schemas.microsoft.com/office/word/2018/wordml" xmlns:w16du="http://schemas.microsoft.com/office/word/2023/wordml/word16du" xmlns:w16sdtdh="http://schemas.microsoft.com/office/word/2020/wordml/sdtdatahash" xmlns:w16sdtfl="http://schemas.microsoft.com/office/word/2024/wordml/sdtformatlock" xmlns:w16se="http://schemas.microsoft.com/office/word/2015/wordml/symex" xmlns:wpg="http://schemas.microsoft.com/office/word/2010/wordprocessingGroup" xmlns:wpi="http://schemas.microsoft.com/office/word/2010/wordprocessingInk" xmlns:wne="http://schemas.microsoft.com/office/word/2006/wordml" xmlns:wps="http://schemas.microsoft.com/office/word/2010/wordprocessingShape" mc:Ignorable="w14 w15 w16se w16cid w16 w16cex w16sdtdh w16sdtfl w16du wp14">
   <w:tbl>
     <w:tblPr>
@@ -6248,7 +6307,21 @@
               <w:rFonts w:asciiTheme="minorEastAsia" w:eastAsiaTheme="minorEastAsia" w:hAnsiTheme="minorEastAsia" w:cs="Arial" w:hint="eastAsia"/>
               <w:bCs/>
             </w:rPr>
-            <w:t>-CON_</w:t>
+            <w:t>-</w:t>
+          </w:r>
+          <w:r>
+            <w:rPr>
+              <w:rFonts w:asciiTheme="minorEastAsia" w:eastAsiaTheme="minorEastAsia" w:hAnsiTheme="minorEastAsia" w:cs="Arial" w:hint="eastAsia"/>
+              <w:bCs/>
+            </w:rPr>
+            <w:t>Weight</w:t>
+          </w:r>
+          <w:r>
+            <w:rPr>
+              <w:rFonts w:asciiTheme="minorEastAsia" w:eastAsiaTheme="minorEastAsia" w:hAnsiTheme="minorEastAsia" w:cs="Arial" w:hint="eastAsia"/>
+              <w:bCs/>
+            </w:rPr>
+            <w:t>_</w:t>
           </w:r>
           <w:r>
             <w:rPr>
